--- a/Translation-Handbook.docx
+++ b/Translation-Handbook.docx
@@ -781,7 +781,7 @@
         <w:rPr>
           <w:rFonts w:ascii="Calibri" w:cs="Calibri" w:eastAsia="Calibri" w:hAnsi="Calibri"/>
         </w:rPr>
-        <w:t xml:space="preserve">After Part 9 you will find practice texts in three levels with an answer key, practical checklists, plans for future editions, a glossary of all key terms and the list of references.</w:t>
+        <w:t xml:space="preserve">At the end of the book you will find practice texts with answers, checklists, a glossary of all key terms, and the references.</w:t>
       </w:r>
     </w:p>
     <w:p>
@@ -2473,7 +2473,7 @@
         <w:rPr>
           <w:rFonts w:ascii="Calibri" w:cs="Calibri" w:eastAsia="Calibri" w:hAnsi="Calibri"/>
         </w:rPr>
-        <w:t xml:space="preserve">More than a thousand years ago, the Arab writer al-Jāḥiẓ made the same point: the translator should know the language he translates from and the language he translates into equally well (al-Jāḥiẓ, 1965):</w:t>
+        <w:t xml:space="preserve">More than a thousand years ago, the Arab writer al-Jāḥiẓ said the same: a translator must know both languages equally well (al-Jāḥiẓ, 1965):</w:t>
       </w:r>
     </w:p>
     <w:p>
@@ -5516,21 +5516,21 @@
         <w:rPr>
           <w:rFonts w:ascii="Calibri" w:cs="Calibri" w:eastAsia="Calibri" w:hAnsi="Calibri"/>
         </w:rPr>
-        <w:t xml:space="preserve">, including when to be formal and when to use dialect, and the difference between </w:t>
-      </w:r>
-      <w:r>
-        <w:rPr>
-          <w:rFonts w:ascii="Calibri" w:cs="Calibri" w:eastAsia="Calibri" w:hAnsi="Calibri"/>
-          <w:b/>
-          <w:bCs/>
-        </w:rPr>
-        <w:t xml:space="preserve">general and technical texts</w:t>
-      </w:r>
-      <w:r>
-        <w:rPr>
-          <w:rFonts w:ascii="Calibri" w:cs="Calibri" w:eastAsia="Calibri" w:hAnsi="Calibri"/>
-        </w:rPr>
-        <w:t xml:space="preserve">.</w:t>
+        <w:t xml:space="preserve">, and </w:t>
+      </w:r>
+      <w:r>
+        <w:rPr>
+          <w:rFonts w:ascii="Calibri" w:cs="Calibri" w:eastAsia="Calibri" w:hAnsi="Calibri"/>
+          <w:b/>
+          <w:bCs/>
+        </w:rPr>
+        <w:t xml:space="preserve">general or technical texts</w:t>
+      </w:r>
+      <w:r>
+        <w:rPr>
+          <w:rFonts w:ascii="Calibri" w:cs="Calibri" w:eastAsia="Calibri" w:hAnsi="Calibri"/>
+        </w:rPr>
+        <w:t xml:space="preserve">. Style includes knowing when to be formal and when to use dialect.</w:t>
       </w:r>
     </w:p>
     <w:p>
@@ -6000,7 +6000,7 @@
         <w:rPr>
           <w:rFonts w:ascii="Calibri" w:cs="Calibri" w:eastAsia="Calibri" w:hAnsi="Calibri"/>
         </w:rPr>
-        <w:t xml:space="preserve">Nida and Taber (1969) make the same point: anything that can be said in one language can be said in another, unless the form itself is an essential part of the message.</w:t>
+        <w:t xml:space="preserve">Nida and Taber (1969) make the same point: anything said in one language can be said in another. The only exception is when the form itself is part of the message, as in a poem’s rhyme.</w:t>
       </w:r>
     </w:p>
     <w:p>
@@ -6019,7 +6019,7 @@
         <w:rPr>
           <w:rFonts w:ascii="Calibri" w:cs="Calibri" w:eastAsia="Calibri" w:hAnsi="Calibri"/>
         </w:rPr>
-        <w:t xml:space="preserve">Because meaning is expressed through form, and forms differ from language to language, it is acceptable to change the form: an adjective can become a verb, a noun can become a verb, and so on.</w:t>
+        <w:t xml:space="preserve">Forms differ from language to language, so it is acceptable to change the form. An adjective can become a verb, a noun can become a verb, and so on.</w:t>
       </w:r>
     </w:p>
     <w:p>
@@ -7610,7 +7610,7 @@
         <w:rPr>
           <w:rFonts w:ascii="Calibri" w:cs="Calibri" w:eastAsia="Calibri" w:hAnsi="Calibri"/>
         </w:rPr>
-        <w:t xml:space="preserve"> is outside the text: who the author is (for example Ahmad Shawqi, Nizar Qabbani or Mahmoud Darwish), who the audience is, when and where the text was written, and its economic, social and historical circumstances.</w:t>
+        <w:t xml:space="preserve"> is outside the text: the author (for example Nizar Qabbani or Mahmoud Darwish), the audience, the time and place of writing, and the social and historical background.</w:t>
       </w:r>
     </w:p>
     <w:p>
@@ -7626,7 +7626,7 @@
         <w:rPr>
           <w:rFonts w:ascii="Calibri" w:cs="Calibri" w:eastAsia="Calibri" w:hAnsi="Calibri"/>
         </w:rPr>
-        <w:t xml:space="preserve">You can picture this as a triangle: the </w:t>
+        <w:t xml:space="preserve">Picture a triangle. The </w:t>
       </w:r>
       <w:r>
         <w:rPr>
@@ -7654,7 +7654,7 @@
         <w:rPr>
           <w:rFonts w:ascii="Calibri" w:cs="Calibri" w:eastAsia="Calibri" w:hAnsi="Calibri"/>
         </w:rPr>
-        <w:t xml:space="preserve"> are at the two ends, the </w:t>
+        <w:t xml:space="preserve"> are at two corners, and the </w:t>
       </w:r>
       <w:r>
         <w:rPr>
@@ -7668,7 +7668,7 @@
         <w:rPr>
           <w:rFonts w:ascii="Calibri" w:cs="Calibri" w:eastAsia="Calibri" w:hAnsi="Calibri"/>
         </w:rPr>
-        <w:t xml:space="preserve"> passes between them, and the </w:t>
+        <w:t xml:space="preserve"> passes between them. The </w:t>
       </w:r>
       <w:r>
         <w:rPr>
@@ -7682,7 +7682,7 @@
         <w:rPr>
           <w:rFonts w:ascii="Calibri" w:cs="Calibri" w:eastAsia="Calibri" w:hAnsi="Calibri"/>
         </w:rPr>
-        <w:t xml:space="preserve"> stands in the middle, needing to know both sides.</w:t>
+        <w:t xml:space="preserve"> stands in the middle and must know both sides.</w:t>
       </w:r>
     </w:p>
     <w:p>
@@ -9553,7 +9553,7 @@
         <w:rPr>
           <w:rFonts w:ascii="Calibri" w:cs="Calibri" w:eastAsia="Calibri" w:hAnsi="Calibri"/>
         </w:rPr>
-        <w:t xml:space="preserve"> is an expression of more than one word with a total meaning that is not the sum of its words: </w:t>
+        <w:t xml:space="preserve"> is a fixed group of words with a meaning of its own: </w:t>
       </w:r>
       <w:r>
         <w:rPr>
@@ -11055,7 +11055,7 @@
         <w:rPr>
           <w:rFonts w:ascii="Calibri" w:cs="Calibri" w:eastAsia="Calibri" w:hAnsi="Calibri"/>
         </w:rPr>
-        <w:t xml:space="preserve">Try formal equivalence first. If it does not work, look for a functional equivalent. If there is none, give the idea. Nida and Taber describe the goal as “the closest natural equivalent of the source-language message, first in terms of meaning and secondly in terms of style” (Nida &amp; Taber, 1969, p. 12).</w:t>
+        <w:t xml:space="preserve">Try formal equivalence first. If it does not work, look for a functional equivalent. If there is none, give the idea. Nida and Taber sum up the goal: “the closest natural equivalent of the source-language message, first in terms of meaning and secondly in terms of style” (Nida &amp; Taber, 1969, p. 12).</w:t>
       </w:r>
     </w:p>
     <w:p>
@@ -11275,7 +11275,7 @@
         <w:rPr>
           <w:rFonts w:ascii="Calibri" w:cs="Calibri" w:eastAsia="Calibri" w:hAnsi="Calibri"/>
         </w:rPr>
-        <w:t xml:space="preserve">Equivalence showed you three levels of closeness. This chapter looks at two general methods at the two ends of that line: literal translation, which stays close to the words, and free translation, which stays close to the message.</w:t>
+        <w:t xml:space="preserve">Chapter 9 showed three levels of closeness. This chapter looks at the two ends of that line. Literal translation stays close to the words; free translation stays close to the message.</w:t>
       </w:r>
     </w:p>
     <w:p>
@@ -11873,7 +11873,7 @@
         <w:rPr>
           <w:rFonts w:ascii="Calibri" w:cs="Calibri" w:eastAsia="Calibri" w:hAnsi="Calibri"/>
         </w:rPr>
-        <w:t xml:space="preserve">Translators have asked “words or meaning?” for centuries. St Jerome, who translated the Bible into Latin, wrote that he translated “not word for word but sense for sense” (Jerome, 395/2012). In the fourteenth century, al-Ṣafadī described two methods used by the translators of the Abbasid era: some, such as Yūḥannā ibn al-Biṭrīq, translated word by word, while others, such as Ḥunayn ibn Isḥāq, translated the meaning of the whole sentence. Al-Ṣafadī judged the second method to be better (Baker &amp; Hanna, 2009).</w:t>
+        <w:t xml:space="preserve">Translators have asked “words or meaning?” for centuries. St Jerome, who translated the Bible into Latin, wrote that he translated “not word for word but sense for sense” (Jerome, 395/2012). In the fourteenth century, al-Ṣafadī described two methods of the Abbasid translators. Some, such as Yūḥannā ibn al-Biṭrīq, translated word by word. Others, such as Ḥunayn ibn Isḥāq, translated the meaning of the whole sentence. Al-Ṣafadī judged the second method better (Baker &amp; Hanna, 2009).</w:t>
       </w:r>
     </w:p>
     <w:p>
@@ -15377,35 +15377,21 @@
         <w:rPr>
           <w:rFonts w:ascii="Calibri" w:cs="Calibri" w:eastAsia="Calibri" w:hAnsi="Calibri"/>
         </w:rPr>
-        <w:t xml:space="preserve">For the text as a whole, you can make it feel local to the target reader, which Venuti (1995) calls </w:t>
-      </w:r>
-      <w:r>
-        <w:rPr>
-          <w:rFonts w:ascii="Calibri" w:cs="Calibri" w:eastAsia="Calibri" w:hAnsi="Calibri"/>
-          <w:b/>
-          <w:bCs/>
-        </w:rPr>
-        <w:t xml:space="preserve">domestication</w:t>
-      </w:r>
-      <w:r>
-        <w:rPr>
-          <w:rFonts w:ascii="Calibri" w:cs="Calibri" w:eastAsia="Calibri" w:hAnsi="Calibri"/>
-        </w:rPr>
-        <w:t xml:space="preserve">, or keep its foreign flavour, which he calls </w:t>
-      </w:r>
-      <w:r>
-        <w:rPr>
-          <w:rFonts w:ascii="Calibri" w:cs="Calibri" w:eastAsia="Calibri" w:hAnsi="Calibri"/>
-          <w:b/>
-          <w:bCs/>
-        </w:rPr>
-        <w:t xml:space="preserve">foreignisation</w:t>
-      </w:r>
-      <w:r>
-        <w:rPr>
-          <w:rFonts w:ascii="Calibri" w:cs="Calibri" w:eastAsia="Calibri" w:hAnsi="Calibri"/>
-        </w:rPr>
-        <w:t xml:space="preserve">. For example, </w:t>
+        <w:t xml:space="preserve">For the text as a whole, you have two choices (Venuti, 1995). </w:t>
+      </w:r>
+      <w:r>
+        <w:rPr>
+          <w:rFonts w:ascii="Calibri" w:cs="Calibri" w:eastAsia="Calibri" w:hAnsi="Calibri"/>
+          <w:b/>
+          <w:bCs/>
+        </w:rPr>
+        <w:t xml:space="preserve">Domestication</w:t>
+      </w:r>
+      <w:r>
+        <w:rPr>
+          <w:rFonts w:ascii="Calibri" w:cs="Calibri" w:eastAsia="Calibri" w:hAnsi="Calibri"/>
+        </w:rPr>
+        <w:t xml:space="preserve"> makes it feel local to the reader: </w:t>
       </w:r>
       <w:r>
         <w:rPr>
@@ -15413,13 +15399,27 @@
           <w:i/>
           <w:iCs/>
         </w:rPr>
-        <w:t xml:space="preserve">the diwaniya</w:t>
-      </w:r>
-      <w:r>
-        <w:rPr>
-          <w:rFonts w:ascii="Calibri" w:cs="Calibri" w:eastAsia="Calibri" w:hAnsi="Calibri"/>
-        </w:rPr>
-        <w:t xml:space="preserve"> keeps a foreign flavour for English readers, while </w:t>
+        <w:t xml:space="preserve">a men’s evening gathering</w:t>
+      </w:r>
+      <w:r>
+        <w:rPr>
+          <w:rFonts w:ascii="Calibri" w:cs="Calibri" w:eastAsia="Calibri" w:hAnsi="Calibri"/>
+        </w:rPr>
+        <w:t xml:space="preserve">. </w:t>
+      </w:r>
+      <w:r>
+        <w:rPr>
+          <w:rFonts w:ascii="Calibri" w:cs="Calibri" w:eastAsia="Calibri" w:hAnsi="Calibri"/>
+          <w:b/>
+          <w:bCs/>
+        </w:rPr>
+        <w:t xml:space="preserve">Foreignisation</w:t>
+      </w:r>
+      <w:r>
+        <w:rPr>
+          <w:rFonts w:ascii="Calibri" w:cs="Calibri" w:eastAsia="Calibri" w:hAnsi="Calibri"/>
+        </w:rPr>
+        <w:t xml:space="preserve"> keeps its foreign flavour: </w:t>
       </w:r>
       <w:r>
         <w:rPr>
@@ -15427,13 +15427,13 @@
           <w:i/>
           <w:iCs/>
         </w:rPr>
-        <w:t xml:space="preserve">a men’s evening gathering</w:t>
-      </w:r>
-      <w:r>
-        <w:rPr>
-          <w:rFonts w:ascii="Calibri" w:cs="Calibri" w:eastAsia="Calibri" w:hAnsi="Calibri"/>
-        </w:rPr>
-        <w:t xml:space="preserve"> makes the idea familiar. The distinction goes back to Schleiermacher (1813/2012), who wrote that the translator either moves the reader towards the author or moves the author towards the reader. Let the brief decide (Chapter 2).</w:t>
+        <w:t xml:space="preserve">the diwaniya</w:t>
+      </w:r>
+      <w:r>
+        <w:rPr>
+          <w:rFonts w:ascii="Calibri" w:cs="Calibri" w:eastAsia="Calibri" w:hAnsi="Calibri"/>
+        </w:rPr>
+        <w:t xml:space="preserve">. Schleiermacher (1813/2012) described the same choice: move the reader towards the author, or the author towards the reader. Let the brief decide (Chapter 2).</w:t>
       </w:r>
     </w:p>
     <w:p>
@@ -18472,7 +18472,7 @@
         <w:rPr>
           <w:rFonts w:ascii="Calibri" w:cs="Calibri" w:eastAsia="Calibri" w:hAnsi="Calibri"/>
         </w:rPr>
-        <w:t xml:space="preserve">Before you coin a word, search for an accepted term. The Arabic language academies, UNTERM (United Nations, n.d.) and Arabterm (ALECSO &amp; GIZ, n.d.) record many new terms: </w:t>
+        <w:t xml:space="preserve">Before you coin a word, search for an accepted term. The Arabic language academies, UNTERM (United Nations, n.d.) and Arabterm (ALECSO &amp; GIZ, n.d.) record many new terms. For example: </w:t>
       </w:r>
       <w:r>
         <w:rPr>
@@ -19382,7 +19382,91 @@
         <w:rPr>
           <w:rFonts w:ascii="Calibri" w:cs="Calibri" w:eastAsia="Calibri" w:hAnsi="Calibri"/>
         </w:rPr>
-        <w:t xml:space="preserve">A short news report published by KUNA about relations with Australia might be analysed like this: the field is political; the tone is straightforward; the publisher is KUNA; the audience is readers interested in Kuwait and the Middle East; formal language is needed and short forms should be avoided; and literal translation is the main strategy, because the text contains no metaphors.</w:t>
+        <w:t xml:space="preserve">Here is an analysis of a short KUNA news report about relations with Australia. </w:t>
+      </w:r>
+      <w:r>
+        <w:rPr>
+          <w:rFonts w:ascii="Calibri" w:cs="Calibri" w:eastAsia="Calibri" w:hAnsi="Calibri"/>
+          <w:b/>
+          <w:bCs/>
+        </w:rPr>
+        <w:t xml:space="preserve">Field</w:t>
+      </w:r>
+      <w:r>
+        <w:rPr>
+          <w:rFonts w:ascii="Calibri" w:cs="Calibri" w:eastAsia="Calibri" w:hAnsi="Calibri"/>
+        </w:rPr>
+        <w:t xml:space="preserve">: politics. </w:t>
+      </w:r>
+      <w:r>
+        <w:rPr>
+          <w:rFonts w:ascii="Calibri" w:cs="Calibri" w:eastAsia="Calibri" w:hAnsi="Calibri"/>
+          <w:b/>
+          <w:bCs/>
+        </w:rPr>
+        <w:t xml:space="preserve">Tone</w:t>
+      </w:r>
+      <w:r>
+        <w:rPr>
+          <w:rFonts w:ascii="Calibri" w:cs="Calibri" w:eastAsia="Calibri" w:hAnsi="Calibri"/>
+        </w:rPr>
+        <w:t xml:space="preserve">: straightforward. </w:t>
+      </w:r>
+      <w:r>
+        <w:rPr>
+          <w:rFonts w:ascii="Calibri" w:cs="Calibri" w:eastAsia="Calibri" w:hAnsi="Calibri"/>
+          <w:b/>
+          <w:bCs/>
+        </w:rPr>
+        <w:t xml:space="preserve">Publisher</w:t>
+      </w:r>
+      <w:r>
+        <w:rPr>
+          <w:rFonts w:ascii="Calibri" w:cs="Calibri" w:eastAsia="Calibri" w:hAnsi="Calibri"/>
+        </w:rPr>
+        <w:t xml:space="preserve">: KUNA. </w:t>
+      </w:r>
+      <w:r>
+        <w:rPr>
+          <w:rFonts w:ascii="Calibri" w:cs="Calibri" w:eastAsia="Calibri" w:hAnsi="Calibri"/>
+          <w:b/>
+          <w:bCs/>
+        </w:rPr>
+        <w:t xml:space="preserve">Audience</w:t>
+      </w:r>
+      <w:r>
+        <w:rPr>
+          <w:rFonts w:ascii="Calibri" w:cs="Calibri" w:eastAsia="Calibri" w:hAnsi="Calibri"/>
+        </w:rPr>
+        <w:t xml:space="preserve">: readers interested in Kuwait and the Middle East. </w:t>
+      </w:r>
+      <w:r>
+        <w:rPr>
+          <w:rFonts w:ascii="Calibri" w:cs="Calibri" w:eastAsia="Calibri" w:hAnsi="Calibri"/>
+          <w:b/>
+          <w:bCs/>
+        </w:rPr>
+        <w:t xml:space="preserve">Style</w:t>
+      </w:r>
+      <w:r>
+        <w:rPr>
+          <w:rFonts w:ascii="Calibri" w:cs="Calibri" w:eastAsia="Calibri" w:hAnsi="Calibri"/>
+        </w:rPr>
+        <w:t xml:space="preserve">: formal, with no short forms. </w:t>
+      </w:r>
+      <w:r>
+        <w:rPr>
+          <w:rFonts w:ascii="Calibri" w:cs="Calibri" w:eastAsia="Calibri" w:hAnsi="Calibri"/>
+          <w:b/>
+          <w:bCs/>
+        </w:rPr>
+        <w:t xml:space="preserve">Strategy</w:t>
+      </w:r>
+      <w:r>
+        <w:rPr>
+          <w:rFonts w:ascii="Calibri" w:cs="Calibri" w:eastAsia="Calibri" w:hAnsi="Calibri"/>
+        </w:rPr>
+        <w:t xml:space="preserve">: mostly literal, because the text has no metaphors.</w:t>
       </w:r>
     </w:p>
     <w:p>
@@ -19806,49 +19890,49 @@
         <w:rPr>
           <w:rFonts w:ascii="Calibri" w:cs="Calibri" w:eastAsia="Calibri" w:hAnsi="Calibri"/>
         </w:rPr>
-        <w:t xml:space="preserve">Katharina Reiss groups texts by their main function: </w:t>
-      </w:r>
-      <w:r>
-        <w:rPr>
-          <w:rFonts w:ascii="Calibri" w:cs="Calibri" w:eastAsia="Calibri" w:hAnsi="Calibri"/>
-          <w:b/>
-          <w:bCs/>
-        </w:rPr>
-        <w:t xml:space="preserve">informative</w:t>
-      </w:r>
-      <w:r>
-        <w:rPr>
-          <w:rFonts w:ascii="Calibri" w:cs="Calibri" w:eastAsia="Calibri" w:hAnsi="Calibri"/>
-        </w:rPr>
-        <w:t xml:space="preserve"> texts give facts, </w:t>
-      </w:r>
-      <w:r>
-        <w:rPr>
-          <w:rFonts w:ascii="Calibri" w:cs="Calibri" w:eastAsia="Calibri" w:hAnsi="Calibri"/>
-          <w:b/>
-          <w:bCs/>
-        </w:rPr>
-        <w:t xml:space="preserve">expressive</w:t>
-      </w:r>
-      <w:r>
-        <w:rPr>
-          <w:rFonts w:ascii="Calibri" w:cs="Calibri" w:eastAsia="Calibri" w:hAnsi="Calibri"/>
-        </w:rPr>
-        <w:t xml:space="preserve"> texts express feelings and creativity, and </w:t>
-      </w:r>
-      <w:r>
-        <w:rPr>
-          <w:rFonts w:ascii="Calibri" w:cs="Calibri" w:eastAsia="Calibri" w:hAnsi="Calibri"/>
-          <w:b/>
-          <w:bCs/>
-        </w:rPr>
-        <w:t xml:space="preserve">operative</w:t>
-      </w:r>
-      <w:r>
-        <w:rPr>
-          <w:rFonts w:ascii="Calibri" w:cs="Calibri" w:eastAsia="Calibri" w:hAnsi="Calibri"/>
-        </w:rPr>
-        <w:t xml:space="preserve"> texts try to persuade the reader to act (Reiss, 2000). Each genre has its own rules, and your translation must follow the rules of the same genre in the target language.</w:t>
+        <w:t xml:space="preserve">Katharina Reiss groups texts by their main function (Reiss, 2000). </w:t>
+      </w:r>
+      <w:r>
+        <w:rPr>
+          <w:rFonts w:ascii="Calibri" w:cs="Calibri" w:eastAsia="Calibri" w:hAnsi="Calibri"/>
+          <w:b/>
+          <w:bCs/>
+        </w:rPr>
+        <w:t xml:space="preserve">Informative</w:t>
+      </w:r>
+      <w:r>
+        <w:rPr>
+          <w:rFonts w:ascii="Calibri" w:cs="Calibri" w:eastAsia="Calibri" w:hAnsi="Calibri"/>
+        </w:rPr>
+        <w:t xml:space="preserve"> texts give facts. </w:t>
+      </w:r>
+      <w:r>
+        <w:rPr>
+          <w:rFonts w:ascii="Calibri" w:cs="Calibri" w:eastAsia="Calibri" w:hAnsi="Calibri"/>
+          <w:b/>
+          <w:bCs/>
+        </w:rPr>
+        <w:t xml:space="preserve">Expressive</w:t>
+      </w:r>
+      <w:r>
+        <w:rPr>
+          <w:rFonts w:ascii="Calibri" w:cs="Calibri" w:eastAsia="Calibri" w:hAnsi="Calibri"/>
+        </w:rPr>
+        <w:t xml:space="preserve"> texts express feelings and creativity. </w:t>
+      </w:r>
+      <w:r>
+        <w:rPr>
+          <w:rFonts w:ascii="Calibri" w:cs="Calibri" w:eastAsia="Calibri" w:hAnsi="Calibri"/>
+          <w:b/>
+          <w:bCs/>
+        </w:rPr>
+        <w:t xml:space="preserve">Operative</w:t>
+      </w:r>
+      <w:r>
+        <w:rPr>
+          <w:rFonts w:ascii="Calibri" w:cs="Calibri" w:eastAsia="Calibri" w:hAnsi="Calibri"/>
+        </w:rPr>
+        <w:t xml:space="preserve"> texts try to persuade the reader. Each genre has its own rules, and your translation must follow the rules of the same genre in the target language.</w:t>
       </w:r>
     </w:p>
     <w:p>
@@ -21370,7 +21454,7 @@
         <w:rPr>
           <w:rFonts w:ascii="Calibri" w:cs="Calibri" w:eastAsia="Calibri" w:hAnsi="Calibri"/>
         </w:rPr>
-        <w:t xml:space="preserve">Samuel Johnson, the author of one of the first great English dictionaries, wrote in a letter of 1784 that “dictionaries are like watches; the worst is better than none, and the best cannot be expected to go quite true” (Johnson, 1784/1897). Never take the first meaning a dictionary gives. Use the three-check rule:</w:t>
+        <w:t xml:space="preserve">Samuel Johnson wrote one of the first great English dictionaries. In a letter of 1784 he said: “Dictionaries are like watches; the worst is better than none, and the best cannot be expected to go quite true” (Johnson, 1784/1897). Never take the first meaning a dictionary gives. Use the three-check rule:</w:t>
       </w:r>
     </w:p>
     <w:p>
@@ -21938,7 +22022,7 @@
         <w:rPr>
           <w:rFonts w:ascii="Calibri" w:cs="Calibri" w:eastAsia="Calibri" w:hAnsi="Calibri"/>
         </w:rPr>
-        <w:t xml:space="preserve">Chapter 20 showed how to find the meaning of a word. Specialised texts need more: exact terms, used the same way every time. This chapter explains what terminology is, how terms are made and checked, and how translators manage them. It is based on the Translation Team’s terminology chapter and on Cabré (1999).</w:t>
+        <w:t xml:space="preserve">Chapter 20 showed you how to find the meaning of a word. Specialised texts need more: exact terms, used the same way every time. This chapter explains what terminology is and how to manage terms. It is based on the Translation Team’s terminology chapter and on Cabré (1999).</w:t>
       </w:r>
     </w:p>
     <w:p>
@@ -22049,7 +22133,7 @@
         <w:rPr>
           <w:rFonts w:ascii="Calibri" w:cs="Calibri" w:eastAsia="Calibri" w:hAnsi="Calibri"/>
         </w:rPr>
-        <w:t xml:space="preserve">The systematic study, collection and management of specialised terms, based on an analysis of concepts.</w:t>
+        <w:t xml:space="preserve">The study, collection and management of specialised terms.</w:t>
       </w:r>
     </w:p>
     <w:p>
@@ -22095,7 +22179,7 @@
         <w:rPr>
           <w:rFonts w:ascii="Calibri" w:cs="Calibri" w:eastAsia="Calibri" w:hAnsi="Calibri"/>
         </w:rPr>
-        <w:t xml:space="preserve">A specialist who studies, creates and standardises terms, usually within one language.</w:t>
+        <w:t xml:space="preserve">A specialist who creates and standardises terms, usually in one language.</w:t>
       </w:r>
     </w:p>
     <w:p>
@@ -22160,7 +22244,7 @@
           <w:b/>
           <w:bCs/>
         </w:rPr>
-        <w:t xml:space="preserve">Terminology guide</w:t>
+        <w:t xml:space="preserve">Termbase</w:t>
       </w:r>
       <w:r>
         <w:rPr>
@@ -22175,7 +22259,7 @@
           <w:szCs w:val="24"/>
           <w:rtl/>
         </w:rPr>
-        <w:t xml:space="preserve">دليل المصطلحات</w:t>
+        <w:t xml:space="preserve">قاعدة بيانات المصطلحات</w:t>
       </w:r>
       <w:r>
         <w:rPr>
@@ -22187,7 +22271,7 @@
         <w:rPr>
           <w:rFonts w:ascii="Calibri" w:cs="Calibri" w:eastAsia="Calibri" w:hAnsi="Calibri"/>
         </w:rPr>
-        <w:t xml:space="preserve">A document that sets out the approved terms and the rules for using them, often for one client.</w:t>
+        <w:t xml:space="preserve">A database of terms and information about them.</w:t>
       </w:r>
     </w:p>
     <w:p>
@@ -22206,7 +22290,7 @@
           <w:b/>
           <w:bCs/>
         </w:rPr>
-        <w:t xml:space="preserve">Termbase</w:t>
+        <w:t xml:space="preserve">Terminology guide</w:t>
       </w:r>
       <w:r>
         <w:rPr>
@@ -22221,7 +22305,7 @@
           <w:szCs w:val="24"/>
           <w:rtl/>
         </w:rPr>
-        <w:t xml:space="preserve">قاعدة بيانات المصطلحات</w:t>
+        <w:t xml:space="preserve">دليل المصطلحات</w:t>
       </w:r>
       <w:r>
         <w:rPr>
@@ -22233,53 +22317,7 @@
         <w:rPr>
           <w:rFonts w:ascii="Calibri" w:cs="Calibri" w:eastAsia="Calibri" w:hAnsi="Calibri"/>
         </w:rPr>
-        <w:t xml:space="preserve">A database of terms and information about them, usually in several languages.</w:t>
-      </w:r>
-    </w:p>
-    <w:p>
-      <w:pPr>
-        <w:pStyle w:val="ListParagraph"/>
-        <w:numPr>
-          <w:ilvl w:val="0"/>
-          <w:numId w:val="2"/>
-        </w:numPr>
-        <w:shd w:fill="ECE9F7" w:color="auto" w:val="clear"/>
-        <w:spacing w:after="0" w:line="290"/>
-      </w:pPr>
-      <w:r>
-        <w:rPr>
-          <w:rFonts w:ascii="Calibri" w:cs="Calibri" w:eastAsia="Calibri" w:hAnsi="Calibri"/>
-          <w:b/>
-          <w:bCs/>
-        </w:rPr>
-        <w:t xml:space="preserve">Standardisation</w:t>
-      </w:r>
-      <w:r>
-        <w:rPr>
-          <w:rFonts w:ascii="Calibri" w:cs="Calibri" w:eastAsia="Calibri" w:hAnsi="Calibri"/>
-        </w:rPr>
-        <w:t xml:space="preserve"> (</w:t>
-      </w:r>
-      <w:r>
-        <w:rPr>
-          <w:rFonts w:ascii="Arial" w:cs="Arial" w:hAnsi="Arial"/>
-          <w:sz w:val="23"/>
-          <w:szCs w:val="24"/>
-          <w:rtl/>
-        </w:rPr>
-        <w:t xml:space="preserve">التوحيد القياسي</w:t>
-      </w:r>
-      <w:r>
-        <w:rPr>
-          <w:rFonts w:ascii="Calibri" w:cs="Calibri" w:eastAsia="Calibri" w:hAnsi="Calibri"/>
-        </w:rPr>
-        <w:t xml:space="preserve">): </w:t>
-      </w:r>
-      <w:r>
-        <w:rPr>
-          <w:rFonts w:ascii="Calibri" w:cs="Calibri" w:eastAsia="Calibri" w:hAnsi="Calibri"/>
-        </w:rPr>
-        <w:t xml:space="preserve">Agreement on one approved term for each concept.</w:t>
+        <w:t xml:space="preserve">A document that tells translators which terms to use for a client.</w:t>
       </w:r>
     </w:p>
     <w:p>
@@ -22303,6 +22341,31 @@
       <w:r>
         <w:rPr>
           <w:rFonts w:ascii="Calibri" w:cs="Calibri" w:eastAsia="Calibri" w:hAnsi="Calibri"/>
+        </w:rPr>
+        <w:t xml:space="preserve">Every field, such as law, medicine or engineering, has its own </w:t>
+      </w:r>
+      <w:r>
+        <w:rPr>
+          <w:rFonts w:ascii="Calibri" w:cs="Calibri" w:eastAsia="Calibri" w:hAnsi="Calibri"/>
+          <w:b/>
+          <w:bCs/>
+        </w:rPr>
+        <w:t xml:space="preserve">terms</w:t>
+      </w:r>
+      <w:r>
+        <w:rPr>
+          <w:rFonts w:ascii="Calibri" w:cs="Calibri" w:eastAsia="Calibri" w:hAnsi="Calibri"/>
+        </w:rPr>
+        <w:t xml:space="preserve">. A term names one exact concept. One wrong term can change the meaning of a contract or a medical instruction.</w:t>
+      </w:r>
+    </w:p>
+    <w:p>
+      <w:pPr>
+        <w:spacing w:after="120" w:line="290"/>
+      </w:pPr>
+      <w:r>
+        <w:rPr>
+          <w:rFonts w:ascii="Calibri" w:cs="Calibri" w:eastAsia="Calibri" w:hAnsi="Calibri"/>
           <w:b/>
           <w:bCs/>
         </w:rPr>
@@ -22312,7 +22375,104 @@
         <w:rPr>
           <w:rFonts w:ascii="Calibri" w:cs="Calibri" w:eastAsia="Calibri" w:hAnsi="Calibri"/>
         </w:rPr>
-        <w:t xml:space="preserve"> is the systematic discipline that studies, collects and manages specialised terms by analysing concepts and giving them clear names. Terms convey complex meanings (concepts), every field has its own terms, and terms are what mark a text as technical. One wrong term can change the meaning of a contract or a medical instruction.</w:t>
+        <w:t xml:space="preserve"> is the study of these terms: how they are collected, named and managed. It became a modern field in the 1930s. Its founder is regarded as Eugen Wüster, whose doctoral thesis of 1931 began what is now called the Vienna School (Cabré, 1999).</w:t>
+      </w:r>
+    </w:p>
+    <w:p>
+      <w:pPr>
+        <w:pStyle w:val="Heading3"/>
+      </w:pPr>
+      <w:r>
+        <w:t xml:space="preserve">The translator and the terminologist</w:t>
+      </w:r>
+    </w:p>
+    <w:p>
+      <w:pPr>
+        <w:pStyle w:val="ListParagraph"/>
+        <w:numPr>
+          <w:ilvl w:val="0"/>
+          <w:numId w:val="2"/>
+        </w:numPr>
+        <w:spacing w:after="70" w:line="290"/>
+      </w:pPr>
+      <w:r>
+        <w:rPr>
+          <w:rFonts w:ascii="Calibri" w:cs="Calibri" w:eastAsia="Calibri" w:hAnsi="Calibri"/>
+        </w:rPr>
+        <w:t xml:space="preserve">A </w:t>
+      </w:r>
+      <w:r>
+        <w:rPr>
+          <w:rFonts w:ascii="Calibri" w:cs="Calibri" w:eastAsia="Calibri" w:hAnsi="Calibri"/>
+          <w:b/>
+          <w:bCs/>
+        </w:rPr>
+        <w:t xml:space="preserve">translator</w:t>
+      </w:r>
+      <w:r>
+        <w:rPr>
+          <w:rFonts w:ascii="Calibri" w:cs="Calibri" w:eastAsia="Calibri" w:hAnsi="Calibri"/>
+        </w:rPr>
+        <w:t xml:space="preserve"> works across two languages and uses terms: from glossaries, specialised dictionaries and term databases.</w:t>
+      </w:r>
+    </w:p>
+    <w:p>
+      <w:pPr>
+        <w:pStyle w:val="ListParagraph"/>
+        <w:numPr>
+          <w:ilvl w:val="0"/>
+          <w:numId w:val="2"/>
+        </w:numPr>
+        <w:spacing w:after="70" w:line="290"/>
+      </w:pPr>
+      <w:r>
+        <w:rPr>
+          <w:rFonts w:ascii="Calibri" w:cs="Calibri" w:eastAsia="Calibri" w:hAnsi="Calibri"/>
+        </w:rPr>
+        <w:t xml:space="preserve">A </w:t>
+      </w:r>
+      <w:r>
+        <w:rPr>
+          <w:rFonts w:ascii="Calibri" w:cs="Calibri" w:eastAsia="Calibri" w:hAnsi="Calibri"/>
+          <w:b/>
+          <w:bCs/>
+        </w:rPr>
+        <w:t xml:space="preserve">terminologist</w:t>
+      </w:r>
+      <w:r>
+        <w:rPr>
+          <w:rFonts w:ascii="Calibri" w:cs="Calibri" w:eastAsia="Calibri" w:hAnsi="Calibri"/>
+        </w:rPr>
+        <w:t xml:space="preserve"> usually works within one language and creates and standardises terms.</w:t>
+      </w:r>
+    </w:p>
+    <w:p>
+      <w:pPr>
+        <w:pStyle w:val="ListParagraph"/>
+        <w:numPr>
+          <w:ilvl w:val="0"/>
+          <w:numId w:val="2"/>
+        </w:numPr>
+        <w:spacing w:after="70" w:line="290"/>
+      </w:pPr>
+      <w:r>
+        <w:rPr>
+          <w:rFonts w:ascii="Calibri" w:cs="Calibri" w:eastAsia="Calibri" w:hAnsi="Calibri"/>
+        </w:rPr>
+        <w:t xml:space="preserve">When no dictionary gives you the term you need, you must think like a terminologist and create an accurate term yourself (Chapter 16).</w:t>
+      </w:r>
+    </w:p>
+    <w:p>
+      <w:pPr>
+        <w:spacing w:after="40"/>
+      </w:pPr>
+    </w:p>
+    <w:p>
+      <w:pPr>
+        <w:pStyle w:val="Heading3"/>
+      </w:pPr>
+      <w:r>
+        <w:t xml:space="preserve">Why manage terms?</w:t>
       </w:r>
     </w:p>
     <w:p>
@@ -22323,7 +22483,7 @@
         <w:rPr>
           <w:rFonts w:ascii="Calibri" w:cs="Calibri" w:eastAsia="Calibri" w:hAnsi="Calibri"/>
         </w:rPr>
-        <w:t xml:space="preserve">Naming practices go back to the scientists of the eighteenth and nineteenth centuries in chemistry, botany and zoology. Terminology became a modern field in the 1930s. Its founder is regarded as Eugen Wüster, whose 1931 doctoral thesis on the international standardisation of technical language began the Vienna School. Cabré (1999) describes four periods in its history: origins (1930–1960), structuring (1960–1975), boom (1975–1985) and expansion (1985 to the present), and three classical schools: Vienna (Wüster), Moscow (Lotte) and Prague.</w:t>
+        <w:t xml:space="preserve">If terms are not managed, the same concept gets different names. The reader is confused, earlier translations cannot be reused, and the work becomes slower and more expensive. Once a term is widely accepted, do not change it without a good reason.</w:t>
       </w:r>
     </w:p>
     <w:p>
@@ -22331,7 +22491,7 @@
         <w:pStyle w:val="Heading3"/>
       </w:pPr>
       <w:r>
-        <w:t xml:space="preserve">Terminology and the translator</w:t>
+        <w:t xml:space="preserve">Types of terms</w:t>
       </w:r>
     </w:p>
     <w:p>
@@ -22341,41 +22501,10 @@
       <w:r>
         <w:rPr>
           <w:rFonts w:ascii="Calibri" w:cs="Calibri" w:eastAsia="Calibri" w:hAnsi="Calibri"/>
-        </w:rPr>
-        <w:t xml:space="preserve">Translators are users of terminology. They rely on glossaries, specialised dictionaries and term databases to translate technical texts accurately and to keep both the content and the form of the source text. When no dictionary or database gives the equivalent you need, you must think like a </w:t>
-      </w:r>
-      <w:r>
-        <w:rPr>
-          <w:rFonts w:ascii="Calibri" w:cs="Calibri" w:eastAsia="Calibri" w:hAnsi="Calibri"/>
-          <w:b/>
-          <w:bCs/>
-        </w:rPr>
-        <w:t xml:space="preserve">terminologist</w:t>
-      </w:r>
-      <w:r>
-        <w:rPr>
-          <w:rFonts w:ascii="Calibri" w:cs="Calibri" w:eastAsia="Calibri" w:hAnsi="Calibri"/>
-        </w:rPr>
-        <w:t xml:space="preserve"> and create an accurate term yourself (Chapter 16).</w:t>
-      </w:r>
-    </w:p>
-    <w:p>
-      <w:pPr>
-        <w:spacing w:after="120" w:line="290"/>
-      </w:pPr>
-      <w:r>
-        <w:rPr>
-          <w:rFonts w:ascii="Calibri" w:cs="Calibri" w:eastAsia="Calibri" w:hAnsi="Calibri"/>
-        </w:rPr>
-        <w:t xml:space="preserve">The difference between the two roles is simple: a translator works across two languages, while a terminologist usually works within one language, creating and standardising its terms.</w:t>
-      </w:r>
-    </w:p>
-    <w:p>
-      <w:pPr>
-        <w:pStyle w:val="Heading3"/>
-      </w:pPr>
-      <w:r>
-        <w:t xml:space="preserve">Why manage terminology?</w:t>
+          <w:b/>
+          <w:bCs/>
+        </w:rPr>
+        <w:t xml:space="preserve">Short forms</w:t>
       </w:r>
     </w:p>
     <w:p>
@@ -22390,96 +22519,16 @@
       <w:r>
         <w:rPr>
           <w:rFonts w:ascii="Calibri" w:cs="Calibri" w:eastAsia="Calibri" w:hAnsi="Calibri"/>
-        </w:rPr>
-        <w:t xml:space="preserve">If terminology is not managed, it becomes inconsistent: the same concept gets different names, the reader is confused, and earlier translations cannot be reused.</w:t>
-      </w:r>
-    </w:p>
-    <w:p>
-      <w:pPr>
-        <w:pStyle w:val="ListParagraph"/>
-        <w:numPr>
-          <w:ilvl w:val="0"/>
-          <w:numId w:val="2"/>
-        </w:numPr>
-        <w:spacing w:after="70" w:line="290"/>
-      </w:pPr>
-      <w:r>
-        <w:rPr>
-          <w:rFonts w:ascii="Calibri" w:cs="Calibri" w:eastAsia="Calibri" w:hAnsi="Calibri"/>
-        </w:rPr>
-        <w:t xml:space="preserve">Inconsistent terms make the work slower and more expensive.</w:t>
-      </w:r>
-    </w:p>
-    <w:p>
-      <w:pPr>
-        <w:pStyle w:val="ListParagraph"/>
-        <w:numPr>
-          <w:ilvl w:val="0"/>
-          <w:numId w:val="2"/>
-        </w:numPr>
-        <w:spacing w:after="70" w:line="290"/>
-      </w:pPr>
-      <w:r>
-        <w:rPr>
-          <w:rFonts w:ascii="Calibri" w:cs="Calibri" w:eastAsia="Calibri" w:hAnsi="Calibri"/>
-        </w:rPr>
-        <w:t xml:space="preserve">Once a term is widely accepted, it should not be changed without a good reason.</w:t>
-      </w:r>
-    </w:p>
-    <w:p>
-      <w:pPr>
-        <w:spacing w:after="40"/>
-      </w:pPr>
-    </w:p>
-    <w:p>
-      <w:pPr>
-        <w:pStyle w:val="Heading3"/>
-      </w:pPr>
-      <w:r>
-        <w:t xml:space="preserve">Types of terms</w:t>
-      </w:r>
-    </w:p>
-    <w:p>
-      <w:pPr>
-        <w:spacing w:after="120" w:line="290"/>
-      </w:pPr>
-      <w:r>
-        <w:rPr>
-          <w:rFonts w:ascii="Calibri" w:cs="Calibri" w:eastAsia="Calibri" w:hAnsi="Calibri"/>
-          <w:b/>
-          <w:bCs/>
-        </w:rPr>
-        <w:t xml:space="preserve">By form.</w:t>
-      </w:r>
-      <w:r>
-        <w:rPr>
-          <w:rFonts w:ascii="Calibri" w:cs="Calibri" w:eastAsia="Calibri" w:hAnsi="Calibri"/>
-        </w:rPr>
-        <w:t xml:space="preserve"> Some terms are shortened forms:</w:t>
-      </w:r>
-    </w:p>
-    <w:p>
-      <w:pPr>
-        <w:pStyle w:val="ListParagraph"/>
-        <w:numPr>
-          <w:ilvl w:val="0"/>
-          <w:numId w:val="2"/>
-        </w:numPr>
-        <w:spacing w:after="70" w:line="290"/>
-      </w:pPr>
-      <w:r>
-        <w:rPr>
-          <w:rFonts w:ascii="Calibri" w:cs="Calibri" w:eastAsia="Calibri" w:hAnsi="Calibri"/>
-          <w:b/>
-          <w:bCs/>
-        </w:rPr>
-        <w:t xml:space="preserve">Initialisms</w:t>
-      </w:r>
-      <w:r>
-        <w:rPr>
-          <w:rFonts w:ascii="Calibri" w:cs="Calibri" w:eastAsia="Calibri" w:hAnsi="Calibri"/>
-        </w:rPr>
-        <w:t xml:space="preserve">: the first letters of a name, read letter by letter: </w:t>
+          <w:b/>
+          <w:bCs/>
+        </w:rPr>
+        <w:t xml:space="preserve">Initialism</w:t>
+      </w:r>
+      <w:r>
+        <w:rPr>
+          <w:rFonts w:ascii="Calibri" w:cs="Calibri" w:eastAsia="Calibri" w:hAnsi="Calibri"/>
+        </w:rPr>
+        <w:t xml:space="preserve">: letters read one by one: </w:t>
       </w:r>
       <w:r>
         <w:rPr>
@@ -22487,13 +22536,13 @@
           <w:i/>
           <w:iCs/>
         </w:rPr>
-        <w:t xml:space="preserve">CBC</w:t>
-      </w:r>
-      <w:r>
-        <w:rPr>
-          <w:rFonts w:ascii="Calibri" w:cs="Calibri" w:eastAsia="Calibri" w:hAnsi="Calibri"/>
-        </w:rPr>
-        <w:t xml:space="preserve"> (complete blood count), </w:t>
+        <w:t xml:space="preserve">CIA</w:t>
+      </w:r>
+      <w:r>
+        <w:rPr>
+          <w:rFonts w:ascii="Calibri" w:cs="Calibri" w:eastAsia="Calibri" w:hAnsi="Calibri"/>
+        </w:rPr>
+        <w:t xml:space="preserve">, </w:t>
       </w:r>
       <w:r>
         <w:rPr>
@@ -22501,13 +22550,13 @@
           <w:i/>
           <w:iCs/>
         </w:rPr>
-        <w:t xml:space="preserve">CIA</w:t>
-      </w:r>
-      <w:r>
-        <w:rPr>
-          <w:rFonts w:ascii="Calibri" w:cs="Calibri" w:eastAsia="Calibri" w:hAnsi="Calibri"/>
-        </w:rPr>
-        <w:t xml:space="preserve">.</w:t>
+        <w:t xml:space="preserve">CBC</w:t>
+      </w:r>
+      <w:r>
+        <w:rPr>
+          <w:rFonts w:ascii="Calibri" w:cs="Calibri" w:eastAsia="Calibri" w:hAnsi="Calibri"/>
+        </w:rPr>
+        <w:t xml:space="preserve"> (complete blood count).</w:t>
       </w:r>
     </w:p>
     <w:p>
@@ -22525,13 +22574,13 @@
           <w:b/>
           <w:bCs/>
         </w:rPr>
-        <w:t xml:space="preserve">Acronyms</w:t>
-      </w:r>
-      <w:r>
-        <w:rPr>
-          <w:rFonts w:ascii="Calibri" w:cs="Calibri" w:eastAsia="Calibri" w:hAnsi="Calibri"/>
-        </w:rPr>
-        <w:t xml:space="preserve">: initial letters read as a word: </w:t>
+        <w:t xml:space="preserve">Acronym</w:t>
+      </w:r>
+      <w:r>
+        <w:rPr>
+          <w:rFonts w:ascii="Calibri" w:cs="Calibri" w:eastAsia="Calibri" w:hAnsi="Calibri"/>
+        </w:rPr>
+        <w:t xml:space="preserve">: letters read as a word: </w:t>
       </w:r>
       <w:r>
         <w:rPr>
@@ -22545,7 +22594,7 @@
         <w:rPr>
           <w:rFonts w:ascii="Calibri" w:cs="Calibri" w:eastAsia="Calibri" w:hAnsi="Calibri"/>
         </w:rPr>
-        <w:t xml:space="preserve"> (light amplification by stimulated emission of radiation).</w:t>
+        <w:t xml:space="preserve">.</w:t>
       </w:r>
     </w:p>
     <w:p>
@@ -22563,13 +22612,13 @@
           <w:b/>
           <w:bCs/>
         </w:rPr>
-        <w:t xml:space="preserve">Abbreviations</w:t>
-      </w:r>
-      <w:r>
-        <w:rPr>
-          <w:rFonts w:ascii="Calibri" w:cs="Calibri" w:eastAsia="Calibri" w:hAnsi="Calibri"/>
-        </w:rPr>
-        <w:t xml:space="preserve">: part of a word used as its symbol: </w:t>
+        <w:t xml:space="preserve">Abbreviation</w:t>
+      </w:r>
+      <w:r>
+        <w:rPr>
+          <w:rFonts w:ascii="Calibri" w:cs="Calibri" w:eastAsia="Calibri" w:hAnsi="Calibri"/>
+        </w:rPr>
+        <w:t xml:space="preserve">: part of a word: </w:t>
       </w:r>
       <w:r>
         <w:rPr>
@@ -22583,7 +22632,31 @@
         <w:rPr>
           <w:rFonts w:ascii="Calibri" w:cs="Calibri" w:eastAsia="Calibri" w:hAnsi="Calibri"/>
         </w:rPr>
-        <w:t xml:space="preserve"> (volume), </w:t>
+        <w:t xml:space="preserve"> (volume).</w:t>
+      </w:r>
+    </w:p>
+    <w:p>
+      <w:pPr>
+        <w:pStyle w:val="ListParagraph"/>
+        <w:numPr>
+          <w:ilvl w:val="0"/>
+          <w:numId w:val="2"/>
+        </w:numPr>
+        <w:spacing w:after="70" w:line="290"/>
+      </w:pPr>
+      <w:r>
+        <w:rPr>
+          <w:rFonts w:ascii="Calibri" w:cs="Calibri" w:eastAsia="Calibri" w:hAnsi="Calibri"/>
+          <w:b/>
+          <w:bCs/>
+        </w:rPr>
+        <w:t xml:space="preserve">Clipping</w:t>
+      </w:r>
+      <w:r>
+        <w:rPr>
+          <w:rFonts w:ascii="Calibri" w:cs="Calibri" w:eastAsia="Calibri" w:hAnsi="Calibri"/>
+        </w:rPr>
+        <w:t xml:space="preserve">: the first part of a word: </w:t>
       </w:r>
       <w:r>
         <w:rPr>
@@ -22591,13 +22664,31 @@
           <w:i/>
           <w:iCs/>
         </w:rPr>
-        <w:t xml:space="preserve">3rd</w:t>
-      </w:r>
-      <w:r>
-        <w:rPr>
-          <w:rFonts w:ascii="Calibri" w:cs="Calibri" w:eastAsia="Calibri" w:hAnsi="Calibri"/>
-        </w:rPr>
-        <w:t xml:space="preserve"> (third).</w:t>
+        <w:t xml:space="preserve">super</w:t>
+      </w:r>
+      <w:r>
+        <w:rPr>
+          <w:rFonts w:ascii="Calibri" w:cs="Calibri" w:eastAsia="Calibri" w:hAnsi="Calibri"/>
+        </w:rPr>
+        <w:t xml:space="preserve"> (superintendent).</w:t>
+      </w:r>
+    </w:p>
+    <w:p>
+      <w:pPr>
+        <w:spacing w:after="40"/>
+      </w:pPr>
+    </w:p>
+    <w:p>
+      <w:pPr>
+        <w:spacing w:after="120" w:line="290"/>
+      </w:pPr>
+      <w:r>
+        <w:rPr>
+          <w:rFonts w:ascii="Calibri" w:cs="Calibri" w:eastAsia="Calibri" w:hAnsi="Calibri"/>
+          <w:b/>
+          <w:bCs/>
+        </w:rPr>
+        <w:t xml:space="preserve">Borrowed terms</w:t>
       </w:r>
     </w:p>
     <w:p>
@@ -22612,16 +22703,8 @@
       <w:r>
         <w:rPr>
           <w:rFonts w:ascii="Calibri" w:cs="Calibri" w:eastAsia="Calibri" w:hAnsi="Calibri"/>
-          <w:b/>
-          <w:bCs/>
-        </w:rPr>
-        <w:t xml:space="preserve">Clippings</w:t>
-      </w:r>
-      <w:r>
-        <w:rPr>
-          <w:rFonts w:ascii="Calibri" w:cs="Calibri" w:eastAsia="Calibri" w:hAnsi="Calibri"/>
-        </w:rPr>
-        <w:t xml:space="preserve">: the first part of a word: </w:t>
+        </w:rPr>
+        <w:t xml:space="preserve">From Greek or Latin: </w:t>
       </w:r>
       <w:r>
         <w:rPr>
@@ -22629,13 +22712,29 @@
           <w:i/>
           <w:iCs/>
         </w:rPr>
-        <w:t xml:space="preserve">super</w:t>
-      </w:r>
-      <w:r>
-        <w:rPr>
-          <w:rFonts w:ascii="Calibri" w:cs="Calibri" w:eastAsia="Calibri" w:hAnsi="Calibri"/>
-        </w:rPr>
-        <w:t xml:space="preserve"> (superintendent), </w:t>
+        <w:t xml:space="preserve">cranium</w:t>
+      </w:r>
+      <w:r>
+        <w:rPr>
+          <w:rFonts w:ascii="Calibri" w:cs="Calibri" w:eastAsia="Calibri" w:hAnsi="Calibri"/>
+        </w:rPr>
+        <w:t xml:space="preserve">.</w:t>
+      </w:r>
+    </w:p>
+    <w:p>
+      <w:pPr>
+        <w:pStyle w:val="ListParagraph"/>
+        <w:numPr>
+          <w:ilvl w:val="0"/>
+          <w:numId w:val="2"/>
+        </w:numPr>
+        <w:spacing w:after="70" w:line="290"/>
+      </w:pPr>
+      <w:r>
+        <w:rPr>
+          <w:rFonts w:ascii="Calibri" w:cs="Calibri" w:eastAsia="Calibri" w:hAnsi="Calibri"/>
+        </w:rPr>
+        <w:t xml:space="preserve">From a modern language: </w:t>
       </w:r>
       <w:r>
         <w:rPr>
@@ -22643,37 +22742,13 @@
           <w:i/>
           <w:iCs/>
         </w:rPr>
-        <w:t xml:space="preserve">hyper</w:t>
-      </w:r>
-      <w:r>
-        <w:rPr>
-          <w:rFonts w:ascii="Calibri" w:cs="Calibri" w:eastAsia="Calibri" w:hAnsi="Calibri"/>
-        </w:rPr>
-        <w:t xml:space="preserve"> (hyperactive).</w:t>
-      </w:r>
-    </w:p>
-    <w:p>
-      <w:pPr>
-        <w:spacing w:after="40"/>
-      </w:pPr>
-    </w:p>
-    <w:p>
-      <w:pPr>
-        <w:spacing w:after="120" w:line="290"/>
-      </w:pPr>
-      <w:r>
-        <w:rPr>
-          <w:rFonts w:ascii="Calibri" w:cs="Calibri" w:eastAsia="Calibri" w:hAnsi="Calibri"/>
-          <w:b/>
-          <w:bCs/>
-        </w:rPr>
-        <w:t xml:space="preserve">By meaning.</w:t>
-      </w:r>
-      <w:r>
-        <w:rPr>
-          <w:rFonts w:ascii="Calibri" w:cs="Calibri" w:eastAsia="Calibri" w:hAnsi="Calibri"/>
-        </w:rPr>
-        <w:t xml:space="preserve"> Terms name four kinds of concept: objects (</w:t>
+        <w:t xml:space="preserve">internet</w:t>
+      </w:r>
+      <w:r>
+        <w:rPr>
+          <w:rFonts w:ascii="Calibri" w:cs="Calibri" w:eastAsia="Calibri" w:hAnsi="Calibri"/>
+        </w:rPr>
+        <w:t xml:space="preserve">. (English </w:t>
       </w:r>
       <w:r>
         <w:rPr>
@@ -22681,13 +22756,44 @@
           <w:i/>
           <w:iCs/>
         </w:rPr>
-        <w:t xml:space="preserve">computer monitor</w:t>
-      </w:r>
-      <w:r>
-        <w:rPr>
-          <w:rFonts w:ascii="Calibri" w:cs="Calibri" w:eastAsia="Calibri" w:hAnsi="Calibri"/>
-        </w:rPr>
-        <w:t xml:space="preserve">), processes (</w:t>
+        <w:t xml:space="preserve">algebra</w:t>
+      </w:r>
+      <w:r>
+        <w:rPr>
+          <w:rFonts w:ascii="Calibri" w:cs="Calibri" w:eastAsia="Calibri" w:hAnsi="Calibri"/>
+        </w:rPr>
+        <w:t xml:space="preserve"> comes from Arabic </w:t>
+      </w:r>
+      <w:r>
+        <w:rPr>
+          <w:rFonts w:ascii="Arial" w:cs="Arial" w:hAnsi="Arial"/>
+          <w:sz w:val="23"/>
+          <w:szCs w:val="24"/>
+          <w:rtl/>
+        </w:rPr>
+        <w:t xml:space="preserve">الجبر</w:t>
+      </w:r>
+      <w:r>
+        <w:rPr>
+          <w:rFonts w:ascii="Calibri" w:cs="Calibri" w:eastAsia="Calibri" w:hAnsi="Calibri"/>
+        </w:rPr>
+        <w:t xml:space="preserve">.)</w:t>
+      </w:r>
+    </w:p>
+    <w:p>
+      <w:pPr>
+        <w:pStyle w:val="ListParagraph"/>
+        <w:numPr>
+          <w:ilvl w:val="0"/>
+          <w:numId w:val="2"/>
+        </w:numPr>
+        <w:spacing w:after="70" w:line="290"/>
+      </w:pPr>
+      <w:r>
+        <w:rPr>
+          <w:rFonts w:ascii="Calibri" w:cs="Calibri" w:eastAsia="Calibri" w:hAnsi="Calibri"/>
+        </w:rPr>
+        <w:t xml:space="preserve">From another field: </w:t>
       </w:r>
       <w:r>
         <w:rPr>
@@ -22695,41 +22801,26 @@
           <w:i/>
           <w:iCs/>
         </w:rPr>
-        <w:t xml:space="preserve">placement test</w:t>
-      </w:r>
-      <w:r>
-        <w:rPr>
-          <w:rFonts w:ascii="Calibri" w:cs="Calibri" w:eastAsia="Calibri" w:hAnsi="Calibri"/>
-        </w:rPr>
-        <w:t xml:space="preserve">), features (</w:t>
-      </w:r>
-      <w:r>
-        <w:rPr>
-          <w:rFonts w:ascii="Calibri" w:cs="Calibri" w:eastAsia="Calibri" w:hAnsi="Calibri"/>
-          <w:i/>
-          <w:iCs/>
-        </w:rPr>
-        <w:t xml:space="preserve">dead language</w:t>
-      </w:r>
-      <w:r>
-        <w:rPr>
-          <w:rFonts w:ascii="Calibri" w:cs="Calibri" w:eastAsia="Calibri" w:hAnsi="Calibri"/>
-        </w:rPr>
-        <w:t xml:space="preserve">) and relationships (</w:t>
-      </w:r>
-      <w:r>
-        <w:rPr>
-          <w:rFonts w:ascii="Calibri" w:cs="Calibri" w:eastAsia="Calibri" w:hAnsi="Calibri"/>
-          <w:i/>
-          <w:iCs/>
-        </w:rPr>
-        <w:t xml:space="preserve">collocation</w:t>
-      </w:r>
-      <w:r>
-        <w:rPr>
-          <w:rFonts w:ascii="Calibri" w:cs="Calibri" w:eastAsia="Calibri" w:hAnsi="Calibri"/>
-        </w:rPr>
-        <w:t xml:space="preserve">).</w:t>
+        <w:t xml:space="preserve">application</w:t>
+      </w:r>
+      <w:r>
+        <w:rPr>
+          <w:rFonts w:ascii="Calibri" w:cs="Calibri" w:eastAsia="Calibri" w:hAnsi="Calibri"/>
+        </w:rPr>
+        <w:t xml:space="preserve">, a legal word now used in computing.</w:t>
+      </w:r>
+    </w:p>
+    <w:p>
+      <w:pPr>
+        <w:spacing w:after="40"/>
+      </w:pPr>
+    </w:p>
+    <w:p>
+      <w:pPr>
+        <w:pStyle w:val="Heading3"/>
+      </w:pPr>
+      <w:r>
+        <w:t xml:space="preserve">What makes a good term?</w:t>
       </w:r>
     </w:p>
     <w:p>
@@ -22739,95 +22830,101 @@
       <w:r>
         <w:rPr>
           <w:rFonts w:ascii="Calibri" w:cs="Calibri" w:eastAsia="Calibri" w:hAnsi="Calibri"/>
-          <w:b/>
-          <w:bCs/>
-        </w:rPr>
-        <w:t xml:space="preserve">By origin.</w:t>
-      </w:r>
-      <w:r>
-        <w:rPr>
-          <w:rFonts w:ascii="Calibri" w:cs="Calibri" w:eastAsia="Calibri" w:hAnsi="Calibri"/>
-        </w:rPr>
-        <w:t xml:space="preserve"> Terms can be borrowed from a classical language such as Greek or Latin (</w:t>
-      </w:r>
-      <w:r>
-        <w:rPr>
-          <w:rFonts w:ascii="Calibri" w:cs="Calibri" w:eastAsia="Calibri" w:hAnsi="Calibri"/>
-          <w:i/>
-          <w:iCs/>
-        </w:rPr>
-        <w:t xml:space="preserve">cranium</w:t>
-      </w:r>
-      <w:r>
-        <w:rPr>
-          <w:rFonts w:ascii="Calibri" w:cs="Calibri" w:eastAsia="Calibri" w:hAnsi="Calibri"/>
-        </w:rPr>
-        <w:t xml:space="preserve">), from a modern language (</w:t>
-      </w:r>
-      <w:r>
-        <w:rPr>
-          <w:rFonts w:ascii="Calibri" w:cs="Calibri" w:eastAsia="Calibri" w:hAnsi="Calibri"/>
-          <w:i/>
-          <w:iCs/>
-        </w:rPr>
-        <w:t xml:space="preserve">internet</w:t>
-      </w:r>
-      <w:r>
-        <w:rPr>
-          <w:rFonts w:ascii="Calibri" w:cs="Calibri" w:eastAsia="Calibri" w:hAnsi="Calibri"/>
-        </w:rPr>
-        <w:t xml:space="preserve">; English </w:t>
-      </w:r>
-      <w:r>
-        <w:rPr>
-          <w:rFonts w:ascii="Calibri" w:cs="Calibri" w:eastAsia="Calibri" w:hAnsi="Calibri"/>
-          <w:i/>
-          <w:iCs/>
-        </w:rPr>
-        <w:t xml:space="preserve">algebra</w:t>
-      </w:r>
-      <w:r>
-        <w:rPr>
-          <w:rFonts w:ascii="Calibri" w:cs="Calibri" w:eastAsia="Calibri" w:hAnsi="Calibri"/>
-        </w:rPr>
-        <w:t xml:space="preserve"> comes from Arabic </w:t>
-      </w:r>
-      <w:r>
-        <w:rPr>
-          <w:rFonts w:ascii="Arial" w:cs="Arial" w:hAnsi="Arial"/>
-          <w:sz w:val="23"/>
-          <w:szCs w:val="24"/>
-          <w:rtl/>
-        </w:rPr>
-        <w:t xml:space="preserve">الجبر</w:t>
-      </w:r>
-      <w:r>
-        <w:rPr>
-          <w:rFonts w:ascii="Calibri" w:cs="Calibri" w:eastAsia="Calibri" w:hAnsi="Calibri"/>
-        </w:rPr>
-        <w:t xml:space="preserve">), or from another field of the same language (</w:t>
-      </w:r>
-      <w:r>
-        <w:rPr>
-          <w:rFonts w:ascii="Calibri" w:cs="Calibri" w:eastAsia="Calibri" w:hAnsi="Calibri"/>
-          <w:i/>
-          <w:iCs/>
-        </w:rPr>
-        <w:t xml:space="preserve">application</w:t>
-      </w:r>
-      <w:r>
-        <w:rPr>
-          <w:rFonts w:ascii="Calibri" w:cs="Calibri" w:eastAsia="Calibri" w:hAnsi="Calibri"/>
-        </w:rPr>
-        <w:t xml:space="preserve">, a legal word now used in computing).</w:t>
-      </w:r>
+        </w:rPr>
+        <w:t xml:space="preserve">A good term follows a few simple rules, which reflect the international principles for terminology work (International Organization for Standardization [ISO], 2022):</w:t>
+      </w:r>
+    </w:p>
+    <w:p>
+      <w:pPr>
+        <w:pStyle w:val="ListParagraph"/>
+        <w:numPr>
+          <w:ilvl w:val="0"/>
+          <w:numId w:val="57"/>
+        </w:numPr>
+        <w:spacing w:after="70" w:line="290"/>
+      </w:pPr>
+      <w:r>
+        <w:rPr>
+          <w:rFonts w:ascii="Calibri" w:cs="Calibri" w:eastAsia="Calibri" w:hAnsi="Calibri"/>
+        </w:rPr>
+        <w:t xml:space="preserve">It expresses the concept clearly.</w:t>
+      </w:r>
+    </w:p>
+    <w:p>
+      <w:pPr>
+        <w:pStyle w:val="ListParagraph"/>
+        <w:numPr>
+          <w:ilvl w:val="0"/>
+          <w:numId w:val="57"/>
+        </w:numPr>
+        <w:spacing w:after="70" w:line="290"/>
+      </w:pPr>
+      <w:r>
+        <w:rPr>
+          <w:rFonts w:ascii="Calibri" w:cs="Calibri" w:eastAsia="Calibri" w:hAnsi="Calibri"/>
+        </w:rPr>
+        <w:t xml:space="preserve">It follows the normal rules for making words.</w:t>
+      </w:r>
+    </w:p>
+    <w:p>
+      <w:pPr>
+        <w:pStyle w:val="ListParagraph"/>
+        <w:numPr>
+          <w:ilvl w:val="0"/>
+          <w:numId w:val="57"/>
+        </w:numPr>
+        <w:spacing w:after="70" w:line="290"/>
+      </w:pPr>
+      <w:r>
+        <w:rPr>
+          <w:rFonts w:ascii="Calibri" w:cs="Calibri" w:eastAsia="Calibri" w:hAnsi="Calibri"/>
+        </w:rPr>
+        <w:t xml:space="preserve">It is short, with no unnecessary or repeated parts.</w:t>
+      </w:r>
+    </w:p>
+    <w:p>
+      <w:pPr>
+        <w:pStyle w:val="ListParagraph"/>
+        <w:numPr>
+          <w:ilvl w:val="0"/>
+          <w:numId w:val="57"/>
+        </w:numPr>
+        <w:spacing w:after="70" w:line="290"/>
+      </w:pPr>
+      <w:r>
+        <w:rPr>
+          <w:rFonts w:ascii="Calibri" w:cs="Calibri" w:eastAsia="Calibri" w:hAnsi="Calibri"/>
+        </w:rPr>
+        <w:t xml:space="preserve">It has only one spelling and only one meaning.</w:t>
+      </w:r>
+    </w:p>
+    <w:p>
+      <w:pPr>
+        <w:pStyle w:val="ListParagraph"/>
+        <w:numPr>
+          <w:ilvl w:val="0"/>
+          <w:numId w:val="57"/>
+        </w:numPr>
+        <w:spacing w:after="70" w:line="290"/>
+      </w:pPr>
+      <w:r>
+        <w:rPr>
+          <w:rFonts w:ascii="Calibri" w:cs="Calibri" w:eastAsia="Calibri" w:hAnsi="Calibri"/>
+        </w:rPr>
+        <w:t xml:space="preserve">It is clear without context.</w:t>
+      </w:r>
+    </w:p>
+    <w:p>
+      <w:pPr>
+        <w:spacing w:after="40"/>
+      </w:pPr>
     </w:p>
     <w:p>
       <w:pPr>
         <w:pStyle w:val="Heading3"/>
       </w:pPr>
       <w:r>
-        <w:t xml:space="preserve">What makes a good term?</w:t>
+        <w:t xml:space="preserve">The Arabic language academies</w:t>
       </w:r>
     </w:p>
     <w:p>
@@ -22838,87 +22935,94 @@
         <w:rPr>
           <w:rFonts w:ascii="Calibri" w:cs="Calibri" w:eastAsia="Calibri" w:hAnsi="Calibri"/>
         </w:rPr>
-        <w:t xml:space="preserve">A good term follows these rules, which reflect the international principles for terminology work (International Organization for Standardization [ISO], 2022):</w:t>
-      </w:r>
-    </w:p>
-    <w:p>
-      <w:pPr>
-        <w:pStyle w:val="ListParagraph"/>
-        <w:numPr>
-          <w:ilvl w:val="0"/>
-          <w:numId w:val="57"/>
-        </w:numPr>
-        <w:spacing w:after="70" w:line="290"/>
-      </w:pPr>
-      <w:r>
-        <w:rPr>
-          <w:rFonts w:ascii="Calibri" w:cs="Calibri" w:eastAsia="Calibri" w:hAnsi="Calibri"/>
-        </w:rPr>
-        <w:t xml:space="preserve">It relates directly to the concept and expresses it clearly.</w:t>
-      </w:r>
-    </w:p>
-    <w:p>
-      <w:pPr>
-        <w:pStyle w:val="ListParagraph"/>
-        <w:numPr>
-          <w:ilvl w:val="0"/>
-          <w:numId w:val="57"/>
-        </w:numPr>
-        <w:spacing w:after="70" w:line="290"/>
-      </w:pPr>
-      <w:r>
-        <w:rPr>
-          <w:rFonts w:ascii="Calibri" w:cs="Calibri" w:eastAsia="Calibri" w:hAnsi="Calibri"/>
-        </w:rPr>
-        <w:t xml:space="preserve">It is systematic and meaningful, and follows the normal rules of word formation.</w:t>
-      </w:r>
-    </w:p>
-    <w:p>
-      <w:pPr>
-        <w:pStyle w:val="ListParagraph"/>
-        <w:numPr>
-          <w:ilvl w:val="0"/>
-          <w:numId w:val="57"/>
-        </w:numPr>
-        <w:spacing w:after="70" w:line="290"/>
-      </w:pPr>
-      <w:r>
-        <w:rPr>
-          <w:rFonts w:ascii="Calibri" w:cs="Calibri" w:eastAsia="Calibri" w:hAnsi="Calibri"/>
-        </w:rPr>
-        <w:t xml:space="preserve">It is not redundant (it does not join a foreign word and a native word with the same meaning) and contains no unnecessary information.</w:t>
-      </w:r>
-    </w:p>
-    <w:p>
-      <w:pPr>
-        <w:pStyle w:val="ListParagraph"/>
-        <w:numPr>
-          <w:ilvl w:val="0"/>
-          <w:numId w:val="57"/>
-        </w:numPr>
-        <w:spacing w:after="70" w:line="290"/>
-      </w:pPr>
-      <w:r>
-        <w:rPr>
-          <w:rFonts w:ascii="Calibri" w:cs="Calibri" w:eastAsia="Calibri" w:hAnsi="Calibri"/>
-        </w:rPr>
-        <w:t xml:space="preserve">It has no spelling variants (such as different US and UK forms) and no homonyms.</w:t>
-      </w:r>
-    </w:p>
-    <w:p>
-      <w:pPr>
-        <w:pStyle w:val="ListParagraph"/>
-        <w:numPr>
-          <w:ilvl w:val="0"/>
-          <w:numId w:val="57"/>
-        </w:numPr>
-        <w:spacing w:after="70" w:line="290"/>
-      </w:pPr>
-      <w:r>
-        <w:rPr>
-          <w:rFonts w:ascii="Calibri" w:cs="Calibri" w:eastAsia="Calibri" w:hAnsi="Calibri"/>
-        </w:rPr>
-        <w:t xml:space="preserve">It is not ambiguous, and it does not depend on context.</w:t>
+        <w:t xml:space="preserve">The Arabic language academies (</w:t>
+      </w:r>
+      <w:r>
+        <w:rPr>
+          <w:rFonts w:ascii="Arial" w:cs="Arial" w:hAnsi="Arial"/>
+          <w:sz w:val="23"/>
+          <w:szCs w:val="24"/>
+          <w:rtl/>
+        </w:rPr>
+        <w:t xml:space="preserve">مجامع اللغة العربية</w:t>
+      </w:r>
+      <w:r>
+        <w:rPr>
+          <w:rFonts w:ascii="Calibri" w:cs="Calibri" w:eastAsia="Calibri" w:hAnsi="Calibri"/>
+        </w:rPr>
+        <w:t xml:space="preserve">) create and approve Arabic terms. According to the team’s terminology chapter (Translation Team, n.d.):</w:t>
+      </w:r>
+    </w:p>
+    <w:p>
+      <w:pPr>
+        <w:pStyle w:val="ListParagraph"/>
+        <w:numPr>
+          <w:ilvl w:val="0"/>
+          <w:numId w:val="2"/>
+        </w:numPr>
+        <w:spacing w:after="70" w:line="290"/>
+      </w:pPr>
+      <w:r>
+        <w:rPr>
+          <w:rFonts w:ascii="Calibri" w:cs="Calibri" w:eastAsia="Calibri" w:hAnsi="Calibri"/>
+          <w:b/>
+          <w:bCs/>
+        </w:rPr>
+        <w:t xml:space="preserve">Cairo</w:t>
+      </w:r>
+      <w:r>
+        <w:rPr>
+          <w:rFonts w:ascii="Calibri" w:cs="Calibri" w:eastAsia="Calibri" w:hAnsi="Calibri"/>
+        </w:rPr>
+        <w:t xml:space="preserve">: committees study each proposed term, write an Arabic equivalent and a definition, and publish it. Scholars then have one year to object before the term is accepted.</w:t>
+      </w:r>
+    </w:p>
+    <w:p>
+      <w:pPr>
+        <w:pStyle w:val="ListParagraph"/>
+        <w:numPr>
+          <w:ilvl w:val="0"/>
+          <w:numId w:val="2"/>
+        </w:numPr>
+        <w:spacing w:after="70" w:line="290"/>
+      </w:pPr>
+      <w:r>
+        <w:rPr>
+          <w:rFonts w:ascii="Calibri" w:cs="Calibri" w:eastAsia="Calibri" w:hAnsi="Calibri"/>
+          <w:b/>
+          <w:bCs/>
+        </w:rPr>
+        <w:t xml:space="preserve">Baghdad</w:t>
+      </w:r>
+      <w:r>
+        <w:rPr>
+          <w:rFonts w:ascii="Calibri" w:cs="Calibri" w:eastAsia="Calibri" w:hAnsi="Calibri"/>
+        </w:rPr>
+        <w:t xml:space="preserve">: specialists consult classical Arabic scientific texts and prefer Arabic-sounding terms to borrowed ones.</w:t>
+      </w:r>
+    </w:p>
+    <w:p>
+      <w:pPr>
+        <w:pStyle w:val="ListParagraph"/>
+        <w:numPr>
+          <w:ilvl w:val="0"/>
+          <w:numId w:val="2"/>
+        </w:numPr>
+        <w:spacing w:after="70" w:line="290"/>
+      </w:pPr>
+      <w:r>
+        <w:rPr>
+          <w:rFonts w:ascii="Calibri" w:cs="Calibri" w:eastAsia="Calibri" w:hAnsi="Calibri"/>
+          <w:b/>
+          <w:bCs/>
+        </w:rPr>
+        <w:t xml:space="preserve">Amman</w:t>
+      </w:r>
+      <w:r>
+        <w:rPr>
+          <w:rFonts w:ascii="Calibri" w:cs="Calibri" w:eastAsia="Calibri" w:hAnsi="Calibri"/>
+        </w:rPr>
+        <w:t xml:space="preserve">: the Arabic term must reflect the function of the foreign term. Widely used foreign terms may be kept.</w:t>
       </w:r>
     </w:p>
     <w:p>
@@ -22931,117 +23035,6 @@
         <w:pStyle w:val="Heading3"/>
       </w:pPr>
       <w:r>
-        <w:t xml:space="preserve">The Arabic language academies</w:t>
-      </w:r>
-    </w:p>
-    <w:p>
-      <w:pPr>
-        <w:spacing w:after="120" w:line="290"/>
-      </w:pPr>
-      <w:r>
-        <w:rPr>
-          <w:rFonts w:ascii="Calibri" w:cs="Calibri" w:eastAsia="Calibri" w:hAnsi="Calibri"/>
-        </w:rPr>
-        <w:t xml:space="preserve">The Arabic language academies (</w:t>
-      </w:r>
-      <w:r>
-        <w:rPr>
-          <w:rFonts w:ascii="Arial" w:cs="Arial" w:hAnsi="Arial"/>
-          <w:sz w:val="23"/>
-          <w:szCs w:val="24"/>
-          <w:rtl/>
-        </w:rPr>
-        <w:t xml:space="preserve">مجامع اللغة العربية</w:t>
-      </w:r>
-      <w:r>
-        <w:rPr>
-          <w:rFonts w:ascii="Calibri" w:cs="Calibri" w:eastAsia="Calibri" w:hAnsi="Calibri"/>
-        </w:rPr>
-        <w:t xml:space="preserve">) act as language-planning bodies: they create, examine and standardise specialised Arabic terms. The team’s terminology chapter describes their methods as follows (Translation Team, n.d.):</w:t>
-      </w:r>
-    </w:p>
-    <w:p>
-      <w:pPr>
-        <w:pStyle w:val="ListParagraph"/>
-        <w:numPr>
-          <w:ilvl w:val="0"/>
-          <w:numId w:val="2"/>
-        </w:numPr>
-        <w:spacing w:after="70" w:line="290"/>
-      </w:pPr>
-      <w:r>
-        <w:rPr>
-          <w:rFonts w:ascii="Calibri" w:cs="Calibri" w:eastAsia="Calibri" w:hAnsi="Calibri"/>
-          <w:b/>
-          <w:bCs/>
-        </w:rPr>
-        <w:t xml:space="preserve">Cairo (Egypt)</w:t>
-      </w:r>
-      <w:r>
-        <w:rPr>
-          <w:rFonts w:ascii="Calibri" w:cs="Calibri" w:eastAsia="Calibri" w:hAnsi="Calibri"/>
-        </w:rPr>
-        <w:t xml:space="preserve">: committees examine terms proposed by universities, government bodies, specialists or individuals, write an Arabic equivalent with a definition, discuss it in the council, present it at the annual conference and publish it in the academy’s journal. Arab scholars then have one year to object; if nobody does, the term is accepted.</w:t>
-      </w:r>
-    </w:p>
-    <w:p>
-      <w:pPr>
-        <w:pStyle w:val="ListParagraph"/>
-        <w:numPr>
-          <w:ilvl w:val="0"/>
-          <w:numId w:val="2"/>
-        </w:numPr>
-        <w:spacing w:after="70" w:line="290"/>
-      </w:pPr>
-      <w:r>
-        <w:rPr>
-          <w:rFonts w:ascii="Calibri" w:cs="Calibri" w:eastAsia="Calibri" w:hAnsi="Calibri"/>
-          <w:b/>
-          <w:bCs/>
-        </w:rPr>
-        <w:t xml:space="preserve">Baghdad (Iraq)</w:t>
-      </w:r>
-      <w:r>
-        <w:rPr>
-          <w:rFonts w:ascii="Calibri" w:cs="Calibri" w:eastAsia="Calibri" w:hAnsi="Calibri"/>
-        </w:rPr>
-        <w:t xml:space="preserve">: specialists review the terms, consult classical Arabic scientific texts and scientists, and prefer Arabic-sounding terms to borrowed ones.</w:t>
-      </w:r>
-    </w:p>
-    <w:p>
-      <w:pPr>
-        <w:pStyle w:val="ListParagraph"/>
-        <w:numPr>
-          <w:ilvl w:val="0"/>
-          <w:numId w:val="2"/>
-        </w:numPr>
-        <w:spacing w:after="70" w:line="290"/>
-      </w:pPr>
-      <w:r>
-        <w:rPr>
-          <w:rFonts w:ascii="Calibri" w:cs="Calibri" w:eastAsia="Calibri" w:hAnsi="Calibri"/>
-          <w:b/>
-          <w:bCs/>
-        </w:rPr>
-        <w:t xml:space="preserve">Amman (Jordan)</w:t>
-      </w:r>
-      <w:r>
-        <w:rPr>
-          <w:rFonts w:ascii="Calibri" w:cs="Calibri" w:eastAsia="Calibri" w:hAnsi="Calibri"/>
-        </w:rPr>
-        <w:t xml:space="preserve">: Arabic equivalents must reflect the function of the foreign term; classical scientific terms are preferred to new coinages, and widely used foreign terms may be kept.</w:t>
-      </w:r>
-    </w:p>
-    <w:p>
-      <w:pPr>
-        <w:spacing w:after="40"/>
-      </w:pPr>
-    </w:p>
-    <w:p>
-      <w:pPr>
-        <w:pStyle w:val="Heading3"/>
-      </w:pPr>
-      <w:r>
         <w:t xml:space="preserve">How to translate a term</w:t>
       </w:r>
     </w:p>
@@ -23060,13 +23053,13 @@
           <w:b/>
           <w:bCs/>
         </w:rPr>
-        <w:t xml:space="preserve">Study the term</w:t>
-      </w:r>
-      <w:r>
-        <w:rPr>
-          <w:rFonts w:ascii="Calibri" w:cs="Calibri" w:eastAsia="Calibri" w:hAnsi="Calibri"/>
-        </w:rPr>
-        <w:t xml:space="preserve"> until you understand its exact meaning in its field.</w:t>
+        <w:t xml:space="preserve">Understand</w:t>
+      </w:r>
+      <w:r>
+        <w:rPr>
+          <w:rFonts w:ascii="Calibri" w:cs="Calibri" w:eastAsia="Calibri" w:hAnsi="Calibri"/>
+        </w:rPr>
+        <w:t xml:space="preserve"> the term and its exact meaning in its field.</w:t>
       </w:r>
     </w:p>
     <w:p>
@@ -23084,13 +23077,13 @@
           <w:b/>
           <w:bCs/>
         </w:rPr>
-        <w:t xml:space="preserve">Examine its origin</w:t>
-      </w:r>
-      <w:r>
-        <w:rPr>
-          <w:rFonts w:ascii="Calibri" w:cs="Calibri" w:eastAsia="Calibri" w:hAnsi="Calibri"/>
-        </w:rPr>
-        <w:t xml:space="preserve"> (etymology): the parts of a term often explain its meaning.</w:t>
+        <w:t xml:space="preserve">Look at its origin</w:t>
+      </w:r>
+      <w:r>
+        <w:rPr>
+          <w:rFonts w:ascii="Calibri" w:cs="Calibri" w:eastAsia="Calibri" w:hAnsi="Calibri"/>
+        </w:rPr>
+        <w:t xml:space="preserve">: the parts of a term often explain it.</w:t>
       </w:r>
     </w:p>
     <w:p>
@@ -23108,13 +23101,13 @@
           <w:b/>
           <w:bCs/>
         </w:rPr>
-        <w:t xml:space="preserve">Find an equivalent</w:t>
-      </w:r>
-      <w:r>
-        <w:rPr>
-          <w:rFonts w:ascii="Calibri" w:cs="Calibri" w:eastAsia="Calibri" w:hAnsi="Calibri"/>
-        </w:rPr>
-        <w:t xml:space="preserve"> that matches the concept exactly. Check it in reliable sources: the academies, UNTERM, Arabterm and the client’s own guide. If none exists, create one (Chapter 16).</w:t>
+        <w:t xml:space="preserve">Find the equivalent</w:t>
+      </w:r>
+      <w:r>
+        <w:rPr>
+          <w:rFonts w:ascii="Calibri" w:cs="Calibri" w:eastAsia="Calibri" w:hAnsi="Calibri"/>
+        </w:rPr>
+        <w:t xml:space="preserve"> in reliable sources: the academies, UNTERM, Arabterm and the client’s guide. If none exists, create one (Chapter 16).</w:t>
       </w:r>
     </w:p>
     <w:p>
@@ -23138,7 +23131,7 @@
         <w:rPr>
           <w:rFonts w:ascii="Calibri" w:cs="Calibri" w:eastAsia="Calibri" w:hAnsi="Calibri"/>
         </w:rPr>
-        <w:t xml:space="preserve"> the term, its translation, its field and an example in your term list, and </w:t>
+        <w:t xml:space="preserve"> it in your term list, and </w:t>
       </w:r>
       <w:r>
         <w:rPr>
@@ -23571,7 +23564,7 @@
                 <w:sz w:val="18"/>
                 <w:szCs w:val="18"/>
               </w:rPr>
-              <w:t xml:space="preserve"> (of a law or constitution)</w:t>
+              <w:t xml:space="preserve"> (of a law)</w:t>
             </w:r>
           </w:p>
         </w:tc>
@@ -23704,14 +23697,6 @@
               </w:rPr>
               <w:t xml:space="preserve">CBC</w:t>
             </w:r>
-            <w:r>
-              <w:rPr>
-                <w:rFonts w:ascii="Calibri" w:cs="Calibri" w:eastAsia="Calibri" w:hAnsi="Calibri"/>
-                <w:sz w:val="18"/>
-                <w:szCs w:val="18"/>
-              </w:rPr>
-              <w:t xml:space="preserve"> (complete blood count)</w:t>
-            </w:r>
           </w:p>
         </w:tc>
         <w:tc>
@@ -23783,7 +23768,7 @@
                 <w:sz w:val="18"/>
                 <w:szCs w:val="18"/>
               </w:rPr>
-              <w:t xml:space="preserve">An initialism; also </w:t>
+              <w:t xml:space="preserve">Also </w:t>
             </w:r>
             <w:r>
               <w:rPr>
@@ -23808,7 +23793,7 @@
         <w:pStyle w:val="Heading3"/>
       </w:pPr>
       <w:r>
-        <w:t xml:space="preserve">Technical dictionaries, termbases and terminology guides</w:t>
+        <w:t xml:space="preserve">Tools for terms</w:t>
       </w:r>
     </w:p>
     <w:p>
@@ -23823,22 +23808,16 @@
       <w:r>
         <w:rPr>
           <w:rFonts w:ascii="Calibri" w:cs="Calibri" w:eastAsia="Calibri" w:hAnsi="Calibri"/>
-        </w:rPr>
-        <w:t xml:space="preserve">A </w:t>
-      </w:r>
-      <w:r>
-        <w:rPr>
-          <w:rFonts w:ascii="Calibri" w:cs="Calibri" w:eastAsia="Calibri" w:hAnsi="Calibri"/>
-          <w:b/>
-          <w:bCs/>
-        </w:rPr>
-        <w:t xml:space="preserve">technical dictionary</w:t>
-      </w:r>
-      <w:r>
-        <w:rPr>
-          <w:rFonts w:ascii="Calibri" w:cs="Calibri" w:eastAsia="Calibri" w:hAnsi="Calibri"/>
-        </w:rPr>
-        <w:t xml:space="preserve"> contains the standardised terms of one subject. It is the main product of terminography, the practical work of recording terms.</w:t>
+          <w:b/>
+          <w:bCs/>
+        </w:rPr>
+        <w:t xml:space="preserve">Technical dictionary</w:t>
+      </w:r>
+      <w:r>
+        <w:rPr>
+          <w:rFonts w:ascii="Calibri" w:cs="Calibri" w:eastAsia="Calibri" w:hAnsi="Calibri"/>
+        </w:rPr>
+        <w:t xml:space="preserve">: the approved terms of one subject.</w:t>
       </w:r>
     </w:p>
     <w:p>
@@ -23853,22 +23832,16 @@
       <w:r>
         <w:rPr>
           <w:rFonts w:ascii="Calibri" w:cs="Calibri" w:eastAsia="Calibri" w:hAnsi="Calibri"/>
-        </w:rPr>
-        <w:t xml:space="preserve">A </w:t>
-      </w:r>
-      <w:r>
-        <w:rPr>
-          <w:rFonts w:ascii="Calibri" w:cs="Calibri" w:eastAsia="Calibri" w:hAnsi="Calibri"/>
-          <w:b/>
-          <w:bCs/>
-        </w:rPr>
-        <w:t xml:space="preserve">termbase</w:t>
-      </w:r>
-      <w:r>
-        <w:rPr>
-          <w:rFonts w:ascii="Calibri" w:cs="Calibri" w:eastAsia="Calibri" w:hAnsi="Calibri"/>
-        </w:rPr>
-        <w:t xml:space="preserve"> stores each term as an entry with two parts: the term itself in each language, and descriptive information such as its definition, context, source, field and date. Termbases are quick to update and search, can be shared online, save time and money, and make it easy to find repeated or wrong entries.</w:t>
+          <w:b/>
+          <w:bCs/>
+        </w:rPr>
+        <w:t xml:space="preserve">Termbase</w:t>
+      </w:r>
+      <w:r>
+        <w:rPr>
+          <w:rFonts w:ascii="Calibri" w:cs="Calibri" w:eastAsia="Calibri" w:hAnsi="Calibri"/>
+        </w:rPr>
+        <w:t xml:space="preserve">: an online database. Each entry holds the term in each language, with its definition, field, source and date. It is quick to search and update, and a team can share it.</w:t>
       </w:r>
     </w:p>
     <w:p>
@@ -23883,22 +23856,16 @@
       <w:r>
         <w:rPr>
           <w:rFonts w:ascii="Calibri" w:cs="Calibri" w:eastAsia="Calibri" w:hAnsi="Calibri"/>
-        </w:rPr>
-        <w:t xml:space="preserve">A </w:t>
-      </w:r>
-      <w:r>
-        <w:rPr>
-          <w:rFonts w:ascii="Calibri" w:cs="Calibri" w:eastAsia="Calibri" w:hAnsi="Calibri"/>
-          <w:b/>
-          <w:bCs/>
-        </w:rPr>
-        <w:t xml:space="preserve">terminology guide</w:t>
-      </w:r>
-      <w:r>
-        <w:rPr>
-          <w:rFonts w:ascii="Calibri" w:cs="Calibri" w:eastAsia="Calibri" w:hAnsi="Calibri"/>
-        </w:rPr>
-        <w:t xml:space="preserve"> (or style guide) tells translators which terms to use for a client and how to write names, numbers and titles. Always ask your client whether one exists, and follow it.</w:t>
+          <w:b/>
+          <w:bCs/>
+        </w:rPr>
+        <w:t xml:space="preserve">Terminology guide</w:t>
+      </w:r>
+      <w:r>
+        <w:rPr>
+          <w:rFonts w:ascii="Calibri" w:cs="Calibri" w:eastAsia="Calibri" w:hAnsi="Calibri"/>
+        </w:rPr>
+        <w:t xml:space="preserve">: the client’s list of approved terms and writing rules. Always ask whether one exists, and follow it.</w:t>
       </w:r>
     </w:p>
     <w:p>
@@ -23911,7 +23878,7 @@
         <w:pStyle w:val="Heading3"/>
       </w:pPr>
       <w:r>
-        <w:t xml:space="preserve">Standardisation bodies</w:t>
+        <w:t xml:space="preserve">Who sets the standards?</w:t>
       </w:r>
     </w:p>
     <w:p>
@@ -23922,35 +23889,21 @@
         <w:rPr>
           <w:rFonts w:ascii="Calibri" w:cs="Calibri" w:eastAsia="Calibri" w:hAnsi="Calibri"/>
         </w:rPr>
-        <w:t xml:space="preserve">Terms are standardised at national, regional and international levels. The main international bodies are the International Organization for Standardization (ISO), founded in 1947 and based in Geneva, whose official languages are English, French and Russian; the International Electrotechnical Commission (IEC), for electrical and electronic standards; and the International Telecommunication Union (ITU), for telecommunications. </w:t>
-      </w:r>
-      <w:r>
-        <w:rPr>
-          <w:rFonts w:ascii="Calibri" w:cs="Calibri" w:eastAsia="Calibri" w:hAnsi="Calibri"/>
-          <w:b/>
-          <w:bCs/>
-        </w:rPr>
-        <w:t xml:space="preserve">De jure</w:t>
-      </w:r>
-      <w:r>
-        <w:rPr>
-          <w:rFonts w:ascii="Calibri" w:cs="Calibri" w:eastAsia="Calibri" w:hAnsi="Calibri"/>
-        </w:rPr>
-        <w:t xml:space="preserve"> standards are official terms published by such bodies; </w:t>
-      </w:r>
-      <w:r>
-        <w:rPr>
-          <w:rFonts w:ascii="Calibri" w:cs="Calibri" w:eastAsia="Calibri" w:hAnsi="Calibri"/>
-          <w:b/>
-          <w:bCs/>
-        </w:rPr>
-        <w:t xml:space="preserve">de facto</w:t>
-      </w:r>
-      <w:r>
-        <w:rPr>
-          <w:rFonts w:ascii="Calibri" w:cs="Calibri" w:eastAsia="Calibri" w:hAnsi="Calibri"/>
-        </w:rPr>
-        <w:t xml:space="preserve"> standards are terms that become standard simply because everyone uses them, such as </w:t>
+        <w:t xml:space="preserve">International bodies publish official terms and standards. The International Organization for Standardization (ISO) was founded in 1947 and is based in Geneva. The IEC deals with electrical terms, and the ITU with telecommunications. Official terms are called </w:t>
+      </w:r>
+      <w:r>
+        <w:rPr>
+          <w:rFonts w:ascii="Calibri" w:cs="Calibri" w:eastAsia="Calibri" w:hAnsi="Calibri"/>
+          <w:b/>
+          <w:bCs/>
+        </w:rPr>
+        <w:t xml:space="preserve">de jure</w:t>
+      </w:r>
+      <w:r>
+        <w:rPr>
+          <w:rFonts w:ascii="Calibri" w:cs="Calibri" w:eastAsia="Calibri" w:hAnsi="Calibri"/>
+        </w:rPr>
+        <w:t xml:space="preserve"> standards. Terms that become standard just because everyone uses them, such as </w:t>
       </w:r>
       <w:r>
         <w:rPr>
@@ -23964,7 +23917,21 @@
         <w:rPr>
           <w:rFonts w:ascii="Calibri" w:cs="Calibri" w:eastAsia="Calibri" w:hAnsi="Calibri"/>
         </w:rPr>
-        <w:t xml:space="preserve">.</w:t>
+        <w:t xml:space="preserve">, are </w:t>
+      </w:r>
+      <w:r>
+        <w:rPr>
+          <w:rFonts w:ascii="Calibri" w:cs="Calibri" w:eastAsia="Calibri" w:hAnsi="Calibri"/>
+          <w:b/>
+          <w:bCs/>
+        </w:rPr>
+        <w:t xml:space="preserve">de facto</w:t>
+      </w:r>
+      <w:r>
+        <w:rPr>
+          <w:rFonts w:ascii="Calibri" w:cs="Calibri" w:eastAsia="Calibri" w:hAnsi="Calibri"/>
+        </w:rPr>
+        <w:t xml:space="preserve"> standards.</w:t>
       </w:r>
     </w:p>
     <w:p>
@@ -24027,7 +23994,7 @@
         <w:rPr>
           <w:rFonts w:ascii="Calibri" w:cs="Calibri" w:eastAsia="Calibri" w:hAnsi="Calibri"/>
         </w:rPr>
-        <w:t xml:space="preserve"> later “for variety”: a new word makes the reader think of a new meaning.</w:t>
+        <w:t xml:space="preserve"> later “for variety”. A new word makes the reader think of a new meaning.</w:t>
       </w:r>
     </w:p>
     <w:p>
@@ -24097,7 +24064,7 @@
         <w:rPr>
           <w:rFonts w:ascii="Calibri" w:cs="Calibri" w:eastAsia="Calibri" w:hAnsi="Calibri"/>
         </w:rPr>
-        <w:t xml:space="preserve">What should you do when no dictionary gives you an equivalent?</w:t>
+        <w:t xml:space="preserve">What should you do when no dictionary gives you the term?</w:t>
       </w:r>
     </w:p>
     <w:p>
@@ -24133,7 +24100,7 @@
           <w:rFonts w:ascii="Calibri" w:cs="Calibri" w:eastAsia="Calibri" w:hAnsi="Calibri"/>
           <w:color w:val="6B6680"/>
         </w:rPr>
-        <w:t xml:space="preserve">A translator works across two languages; a terminologist usually works within one language, creating and standardising terms.</w:t>
+        <w:t xml:space="preserve">A translator works across two languages; a terminologist creates and standardises terms, usually in one language.</w:t>
       </w:r>
     </w:p>
     <w:p>
@@ -24150,7 +24117,7 @@
           <w:rFonts w:ascii="Calibri" w:cs="Calibri" w:eastAsia="Calibri" w:hAnsi="Calibri"/>
           <w:color w:val="6B6680"/>
         </w:rPr>
-        <w:t xml:space="preserve">An acronym: the initials are read as a word.</w:t>
+        <w:t xml:space="preserve">An acronym: the letters are read as a word.</w:t>
       </w:r>
     </w:p>
     <w:p>
@@ -24167,7 +24134,7 @@
           <w:rFonts w:ascii="Calibri" w:cs="Calibri" w:eastAsia="Calibri" w:hAnsi="Calibri"/>
           <w:color w:val="6B6680"/>
         </w:rPr>
-        <w:t xml:space="preserve">Think like a terminologist: study the term and its origin, then create an accurate equivalent and record it.</w:t>
+        <w:t xml:space="preserve">Think like a terminologist: understand the term, create an accurate equivalent, and record it.</w:t>
       </w:r>
     </w:p>
     <w:p>
@@ -24208,7 +24175,7 @@
         <w:rPr>
           <w:rFonts w:ascii="Calibri" w:cs="Calibri" w:eastAsia="Calibri" w:hAnsi="Calibri"/>
         </w:rPr>
-        <w:t xml:space="preserve">Keep a term list for every project, and ask the client for its terminology guide.</w:t>
+        <w:t xml:space="preserve">Keep a term list for every project, and ask for the client’s guide.</w:t>
       </w:r>
     </w:p>
     <w:p>
@@ -24225,7 +24192,7 @@
         <w:rPr>
           <w:rFonts w:ascii="Calibri" w:cs="Calibri" w:eastAsia="Calibri" w:hAnsi="Calibri"/>
         </w:rPr>
-        <w:t xml:space="preserve">Check terms in the academies, UNTERM and Arabterm before you create one.</w:t>
+        <w:t xml:space="preserve">Search the academies, UNTERM and Arabterm before you create a term.</w:t>
       </w:r>
     </w:p>
     <w:p>
@@ -28341,7 +28308,7 @@
           <w:iCs/>
           <w:color w:val="6B6680"/>
         </w:rPr>
-        <w:t xml:space="preserve">Part 9 is the most advanced part of the handbook. It applies everything you have learned to films, television, video games and online video, where words, images and sound work together. It is based on the Translation Team’s audiovisual translation course materials.</w:t>
+        <w:t xml:space="preserve">Part 9 is the most advanced part of the handbook. It applies what you have learned to films, television, video games and online video, where words, images and sound work together. It is based on the Translation Team’s audiovisual translation course notes.</w:t>
       </w:r>
     </w:p>
     <w:p>
@@ -28369,7 +28336,7 @@
         <w:rPr>
           <w:rFonts w:ascii="Calibri" w:cs="Calibri" w:eastAsia="Calibri" w:hAnsi="Calibri"/>
         </w:rPr>
-        <w:t xml:space="preserve">So far you have translated written texts. Audiovisual texts combine words with pictures and sound, and they bring new limits of time and space. This chapter explains what audiovisual translation is, its main types and theories, and its challenges, especially in the Arab world.</w:t>
+        <w:t xml:space="preserve">So far you have translated written texts. Audiovisual texts add pictures and sound, and they set limits of time and space. This chapter explains what audiovisual translation is, its main types, some useful theories, and its challenges.</w:t>
       </w:r>
     </w:p>
     <w:p>
@@ -28434,7 +28401,7 @@
         <w:rPr>
           <w:rFonts w:ascii="Calibri" w:cs="Calibri" w:eastAsia="Calibri" w:hAnsi="Calibri"/>
         </w:rPr>
-        <w:t xml:space="preserve">Translating texts that combine words, images and sound, such as films, television programmes and video games.</w:t>
+        <w:t xml:space="preserve">Translating texts that combine words, images and sound, such as films and video games.</w:t>
       </w:r>
     </w:p>
     <w:p>
@@ -28480,7 +28447,7 @@
         <w:rPr>
           <w:rFonts w:ascii="Calibri" w:cs="Calibri" w:eastAsia="Calibri" w:hAnsi="Calibri"/>
         </w:rPr>
-        <w:t xml:space="preserve">Replacing the original dialogue track with a recorded dialogue track in the target language.</w:t>
+        <w:t xml:space="preserve">Replacing the original dialogue with recorded dialogue in the target language.</w:t>
       </w:r>
     </w:p>
     <w:p>
@@ -28526,7 +28493,7 @@
         <w:rPr>
           <w:rFonts w:ascii="Calibri" w:cs="Calibri" w:eastAsia="Calibri" w:hAnsi="Calibri"/>
         </w:rPr>
-        <w:t xml:space="preserve">Recording a translation over the original voice, which is turned down but can still be heard.</w:t>
+        <w:t xml:space="preserve">Recording a translation over the original voice, which can still be heard quietly.</w:t>
       </w:r>
     </w:p>
     <w:p>
@@ -28572,7 +28539,7 @@
         <w:rPr>
           <w:rFonts w:ascii="Calibri" w:cs="Calibri" w:eastAsia="Calibri" w:hAnsi="Calibri"/>
         </w:rPr>
-        <w:t xml:space="preserve">A spoken description of what happens on screen, for blind and partially sighted viewers.</w:t>
+        <w:t xml:space="preserve">A spoken description of what happens on screen, for blind viewers.</w:t>
       </w:r>
     </w:p>
     <w:p>
@@ -28618,7 +28585,7 @@
         <w:rPr>
           <w:rFonts w:ascii="Calibri" w:cs="Calibri" w:eastAsia="Calibri" w:hAnsi="Calibri"/>
         </w:rPr>
-        <w:t xml:space="preserve">A theory that says the purpose of a translation decides how it should be translated.</w:t>
+        <w:t xml:space="preserve">The idea that the purpose of a translation decides how it is translated.</w:t>
       </w:r>
     </w:p>
     <w:p>
@@ -28632,7 +28599,7 @@
         <w:pStyle w:val="Heading3"/>
       </w:pPr>
       <w:r>
-        <w:t xml:space="preserve">Why audiovisual translation matters</w:t>
+        <w:t xml:space="preserve">Why AVT matters</w:t>
       </w:r>
     </w:p>
     <w:p>
@@ -28643,7 +28610,118 @@
         <w:rPr>
           <w:rFonts w:ascii="Calibri" w:cs="Calibri" w:eastAsia="Calibri" w:hAnsi="Calibri"/>
         </w:rPr>
-        <w:t xml:space="preserve">Films, series, video games and online videos shape the lives of almost everyone today, and viewers around the world watch them for entertainment and for emotional experiences (Pérez-González, 2014). Over recent decades, audiovisual translation has become one of the fastest-growing areas of Translation Studies: there is more research, more university courses, more postgraduate study and more conferences. Two developments explain this growth: new communication technology, and the close relationship between AVT and technological innovation. AVT and technology go hand in hand.</w:t>
+        <w:t xml:space="preserve">Films, series, games and online videos are part of almost everyone’s life today (Pérez-González, 2014). AVT has become one of the fastest-growing areas of Translation Studies, with more research, courses and conferences every year. The reason is technology: AVT and technology go hand in hand.</w:t>
+      </w:r>
+    </w:p>
+    <w:p>
+      <w:pPr>
+        <w:pStyle w:val="Heading3"/>
+      </w:pPr>
+      <w:r>
+        <w:t xml:space="preserve">What makes AVT different?</w:t>
+      </w:r>
+    </w:p>
+    <w:p>
+      <w:pPr>
+        <w:pStyle w:val="ListParagraph"/>
+        <w:numPr>
+          <w:ilvl w:val="0"/>
+          <w:numId w:val="2"/>
+        </w:numPr>
+        <w:spacing w:after="70" w:line="290"/>
+      </w:pPr>
+      <w:r>
+        <w:rPr>
+          <w:rFonts w:ascii="Calibri" w:cs="Calibri" w:eastAsia="Calibri" w:hAnsi="Calibri"/>
+        </w:rPr>
+        <w:t xml:space="preserve">It depends completely on technology.</w:t>
+      </w:r>
+    </w:p>
+    <w:p>
+      <w:pPr>
+        <w:pStyle w:val="ListParagraph"/>
+        <w:numPr>
+          <w:ilvl w:val="0"/>
+          <w:numId w:val="2"/>
+        </w:numPr>
+        <w:spacing w:after="70" w:line="290"/>
+      </w:pPr>
+      <w:r>
+        <w:rPr>
+          <w:rFonts w:ascii="Calibri" w:cs="Calibri" w:eastAsia="Calibri" w:hAnsi="Calibri"/>
+        </w:rPr>
+        <w:t xml:space="preserve">It combines three elements: </w:t>
+      </w:r>
+      <w:r>
+        <w:rPr>
+          <w:rFonts w:ascii="Calibri" w:cs="Calibri" w:eastAsia="Calibri" w:hAnsi="Calibri"/>
+          <w:b/>
+          <w:bCs/>
+        </w:rPr>
+        <w:t xml:space="preserve">images</w:t>
+      </w:r>
+      <w:r>
+        <w:rPr>
+          <w:rFonts w:ascii="Calibri" w:cs="Calibri" w:eastAsia="Calibri" w:hAnsi="Calibri"/>
+        </w:rPr>
+        <w:t xml:space="preserve">, </w:t>
+      </w:r>
+      <w:r>
+        <w:rPr>
+          <w:rFonts w:ascii="Calibri" w:cs="Calibri" w:eastAsia="Calibri" w:hAnsi="Calibri"/>
+          <w:b/>
+          <w:bCs/>
+        </w:rPr>
+        <w:t xml:space="preserve">sound</w:t>
+      </w:r>
+      <w:r>
+        <w:rPr>
+          <w:rFonts w:ascii="Calibri" w:cs="Calibri" w:eastAsia="Calibri" w:hAnsi="Calibri"/>
+        </w:rPr>
+        <w:t xml:space="preserve"> (dialogue, music, sound effects) and </w:t>
+      </w:r>
+      <w:r>
+        <w:rPr>
+          <w:rFonts w:ascii="Calibri" w:cs="Calibri" w:eastAsia="Calibri" w:hAnsi="Calibri"/>
+          <w:b/>
+          <w:bCs/>
+        </w:rPr>
+        <w:t xml:space="preserve">written words</w:t>
+      </w:r>
+      <w:r>
+        <w:rPr>
+          <w:rFonts w:ascii="Calibri" w:cs="Calibri" w:eastAsia="Calibri" w:hAnsi="Calibri"/>
+        </w:rPr>
+        <w:t xml:space="preserve"> on screen. They work together to make meaning.</w:t>
+      </w:r>
+    </w:p>
+    <w:p>
+      <w:pPr>
+        <w:pStyle w:val="ListParagraph"/>
+        <w:numPr>
+          <w:ilvl w:val="0"/>
+          <w:numId w:val="2"/>
+        </w:numPr>
+        <w:spacing w:after="70" w:line="290"/>
+      </w:pPr>
+      <w:r>
+        <w:rPr>
+          <w:rFonts w:ascii="Calibri" w:cs="Calibri" w:eastAsia="Calibri" w:hAnsi="Calibri"/>
+        </w:rPr>
+        <w:t xml:space="preserve">The translator must connect words with pictures and sound, one culture with another, and speech with writing (Gambier, 2003).</w:t>
+      </w:r>
+    </w:p>
+    <w:p>
+      <w:pPr>
+        <w:spacing w:after="40"/>
+      </w:pPr>
+    </w:p>
+    <w:p>
+      <w:pPr>
+        <w:pStyle w:val="Heading3"/>
+      </w:pPr>
+      <w:r>
+        <w:t xml:space="preserve">The name of the field</w:t>
       </w:r>
     </w:p>
     <w:p>
@@ -28654,633 +28732,7 @@
         <w:rPr>
           <w:rFonts w:ascii="Calibri" w:cs="Calibri" w:eastAsia="Calibri" w:hAnsi="Calibri"/>
         </w:rPr>
-        <w:t xml:space="preserve">The focus of AVT research has also changed. In its early days, researchers were mostly interested in the film makers; today they are more interested in the audience and in how viewers receive translations.</w:t>
-      </w:r>
-    </w:p>
-    <w:p>
-      <w:pPr>
-        <w:pStyle w:val="Heading3"/>
-      </w:pPr>
-      <w:r>
-        <w:t xml:space="preserve">What makes AVT special?</w:t>
-      </w:r>
-    </w:p>
-    <w:p>
-      <w:pPr>
-        <w:pStyle w:val="ListParagraph"/>
-        <w:numPr>
-          <w:ilvl w:val="0"/>
-          <w:numId w:val="2"/>
-        </w:numPr>
-        <w:spacing w:after="70" w:line="290"/>
-      </w:pPr>
-      <w:r>
-        <w:rPr>
-          <w:rFonts w:ascii="Calibri" w:cs="Calibri" w:eastAsia="Calibri" w:hAnsi="Calibri"/>
-        </w:rPr>
-        <w:t xml:space="preserve">It depends completely on technology.</w:t>
-      </w:r>
-    </w:p>
-    <w:p>
-      <w:pPr>
-        <w:pStyle w:val="ListParagraph"/>
-        <w:numPr>
-          <w:ilvl w:val="0"/>
-          <w:numId w:val="2"/>
-        </w:numPr>
-        <w:spacing w:after="70" w:line="290"/>
-      </w:pPr>
-      <w:r>
-        <w:rPr>
-          <w:rFonts w:ascii="Calibri" w:cs="Calibri" w:eastAsia="Calibri" w:hAnsi="Calibri"/>
-        </w:rPr>
-        <w:t xml:space="preserve">It combines several elements that work together to create meaning: the </w:t>
-      </w:r>
-      <w:r>
-        <w:rPr>
-          <w:rFonts w:ascii="Calibri" w:cs="Calibri" w:eastAsia="Calibri" w:hAnsi="Calibri"/>
-          <w:b/>
-          <w:bCs/>
-        </w:rPr>
-        <w:t xml:space="preserve">visual</w:t>
-      </w:r>
-      <w:r>
-        <w:rPr>
-          <w:rFonts w:ascii="Calibri" w:cs="Calibri" w:eastAsia="Calibri" w:hAnsi="Calibri"/>
-        </w:rPr>
-        <w:t xml:space="preserve"> element (images), the </w:t>
-      </w:r>
-      <w:r>
-        <w:rPr>
-          <w:rFonts w:ascii="Calibri" w:cs="Calibri" w:eastAsia="Calibri" w:hAnsi="Calibri"/>
-          <w:b/>
-          <w:bCs/>
-        </w:rPr>
-        <w:t xml:space="preserve">audio</w:t>
-      </w:r>
-      <w:r>
-        <w:rPr>
-          <w:rFonts w:ascii="Calibri" w:cs="Calibri" w:eastAsia="Calibri" w:hAnsi="Calibri"/>
-        </w:rPr>
-        <w:t xml:space="preserve"> element (dialogue, music, sound effects) and the </w:t>
-      </w:r>
-      <w:r>
-        <w:rPr>
-          <w:rFonts w:ascii="Calibri" w:cs="Calibri" w:eastAsia="Calibri" w:hAnsi="Calibri"/>
-          <w:b/>
-          <w:bCs/>
-        </w:rPr>
-        <w:t xml:space="preserve">textual</w:t>
-      </w:r>
-      <w:r>
-        <w:rPr>
-          <w:rFonts w:ascii="Calibri" w:cs="Calibri" w:eastAsia="Calibri" w:hAnsi="Calibri"/>
-        </w:rPr>
-        <w:t xml:space="preserve"> element (written words on screen). Gambier (2003) describes three relationships at the heart of AVT: between words and pictures and soundtrack, between the foreign and the target language and culture, and between the spoken code and the written one.</w:t>
-      </w:r>
-    </w:p>
-    <w:p>
-      <w:pPr>
-        <w:pStyle w:val="ListParagraph"/>
-        <w:numPr>
-          <w:ilvl w:val="0"/>
-          <w:numId w:val="2"/>
-        </w:numPr>
-        <w:spacing w:after="70" w:line="290"/>
-      </w:pPr>
-      <w:r>
-        <w:rPr>
-          <w:rFonts w:ascii="Calibri" w:cs="Calibri" w:eastAsia="Calibri" w:hAnsi="Calibri"/>
-        </w:rPr>
-        <w:t xml:space="preserve">In subtitling, the </w:t>
-      </w:r>
-      <w:r>
-        <w:rPr>
-          <w:rFonts w:ascii="Calibri" w:cs="Calibri" w:eastAsia="Calibri" w:hAnsi="Calibri"/>
-          <w:b/>
-          <w:bCs/>
-        </w:rPr>
-        <w:t xml:space="preserve">medium</w:t>
-      </w:r>
-      <w:r>
-        <w:rPr>
-          <w:rFonts w:ascii="Calibri" w:cs="Calibri" w:eastAsia="Calibri" w:hAnsi="Calibri"/>
-        </w:rPr>
-        <w:t xml:space="preserve"> changes: spoken dialogue becomes written text.</w:t>
-      </w:r>
-    </w:p>
-    <w:p>
-      <w:pPr>
-        <w:spacing w:after="40"/>
-      </w:pPr>
-    </w:p>
-    <w:p>
-      <w:pPr>
-        <w:pStyle w:val="Heading3"/>
-      </w:pPr>
-      <w:r>
-        <w:t xml:space="preserve">From “film translation” to “audiovisual translation”</w:t>
-      </w:r>
-    </w:p>
-    <w:p>
-      <w:pPr>
-        <w:spacing w:after="120" w:line="290"/>
-      </w:pPr>
-      <w:r>
-        <w:rPr>
-          <w:rFonts w:ascii="Calibri" w:cs="Calibri" w:eastAsia="Calibri" w:hAnsi="Calibri"/>
-        </w:rPr>
-        <w:t xml:space="preserve">The name of the field has changed over time:</w:t>
-      </w:r>
-    </w:p>
-    <w:p>
-      <w:pPr>
-        <w:pStyle w:val="ListParagraph"/>
-        <w:numPr>
-          <w:ilvl w:val="0"/>
-          <w:numId w:val="74"/>
-        </w:numPr>
-        <w:spacing w:after="70" w:line="290"/>
-      </w:pPr>
-      <w:r>
-        <w:rPr>
-          <w:rFonts w:ascii="Calibri" w:cs="Calibri" w:eastAsia="Calibri" w:hAnsi="Calibri"/>
-          <w:b/>
-          <w:bCs/>
-        </w:rPr>
-        <w:t xml:space="preserve">Film translation</w:t>
-      </w:r>
-      <w:r>
-        <w:rPr>
-          <w:rFonts w:ascii="Calibri" w:cs="Calibri" w:eastAsia="Calibri" w:hAnsi="Calibri"/>
-        </w:rPr>
-        <w:t xml:space="preserve">: used before television and video became popular.</w:t>
-      </w:r>
-    </w:p>
-    <w:p>
-      <w:pPr>
-        <w:pStyle w:val="ListParagraph"/>
-        <w:numPr>
-          <w:ilvl w:val="0"/>
-          <w:numId w:val="74"/>
-        </w:numPr>
-        <w:spacing w:after="70" w:line="290"/>
-      </w:pPr>
-      <w:r>
-        <w:rPr>
-          <w:rFonts w:ascii="Calibri" w:cs="Calibri" w:eastAsia="Calibri" w:hAnsi="Calibri"/>
-          <w:b/>
-          <w:bCs/>
-        </w:rPr>
-        <w:t xml:space="preserve">Language transfer</w:t>
-      </w:r>
-      <w:r>
-        <w:rPr>
-          <w:rFonts w:ascii="Calibri" w:cs="Calibri" w:eastAsia="Calibri" w:hAnsi="Calibri"/>
-        </w:rPr>
-        <w:t xml:space="preserve">: a term that ignored image, music and sound effects.</w:t>
-      </w:r>
-    </w:p>
-    <w:p>
-      <w:pPr>
-        <w:pStyle w:val="ListParagraph"/>
-        <w:numPr>
-          <w:ilvl w:val="0"/>
-          <w:numId w:val="74"/>
-        </w:numPr>
-        <w:spacing w:after="70" w:line="290"/>
-      </w:pPr>
-      <w:r>
-        <w:rPr>
-          <w:rFonts w:ascii="Calibri" w:cs="Calibri" w:eastAsia="Calibri" w:hAnsi="Calibri"/>
-          <w:b/>
-          <w:bCs/>
-        </w:rPr>
-        <w:t xml:space="preserve">Screen translation</w:t>
-      </w:r>
-      <w:r>
-        <w:rPr>
-          <w:rFonts w:ascii="Calibri" w:cs="Calibri" w:eastAsia="Calibri" w:hAnsi="Calibri"/>
-        </w:rPr>
-        <w:t xml:space="preserve">: widely used, but thought too narrow by some (O’Hagan, 2007).</w:t>
-      </w:r>
-    </w:p>
-    <w:p>
-      <w:pPr>
-        <w:pStyle w:val="ListParagraph"/>
-        <w:numPr>
-          <w:ilvl w:val="0"/>
-          <w:numId w:val="74"/>
-        </w:numPr>
-        <w:spacing w:after="70" w:line="290"/>
-      </w:pPr>
-      <w:r>
-        <w:rPr>
-          <w:rFonts w:ascii="Calibri" w:cs="Calibri" w:eastAsia="Calibri" w:hAnsi="Calibri"/>
-          <w:b/>
-          <w:bCs/>
-        </w:rPr>
-        <w:t xml:space="preserve">Multimedia translation</w:t>
-      </w:r>
-      <w:r>
-        <w:rPr>
-          <w:rFonts w:ascii="Calibri" w:cs="Calibri" w:eastAsia="Calibri" w:hAnsi="Calibri"/>
-        </w:rPr>
-        <w:t xml:space="preserve">: also covers video games, theatre, comics and digital resources.</w:t>
-      </w:r>
-    </w:p>
-    <w:p>
-      <w:pPr>
-        <w:pStyle w:val="ListParagraph"/>
-        <w:numPr>
-          <w:ilvl w:val="0"/>
-          <w:numId w:val="74"/>
-        </w:numPr>
-        <w:spacing w:after="70" w:line="290"/>
-      </w:pPr>
-      <w:r>
-        <w:rPr>
-          <w:rFonts w:ascii="Calibri" w:cs="Calibri" w:eastAsia="Calibri" w:hAnsi="Calibri"/>
-          <w:b/>
-          <w:bCs/>
-        </w:rPr>
-        <w:t xml:space="preserve">Audiovisual translation (AVT)</w:t>
-      </w:r>
-      <w:r>
-        <w:rPr>
-          <w:rFonts w:ascii="Calibri" w:cs="Calibri" w:eastAsia="Calibri" w:hAnsi="Calibri"/>
-        </w:rPr>
-        <w:t xml:space="preserve">: now the most common term.</w:t>
-      </w:r>
-    </w:p>
-    <w:p>
-      <w:pPr>
-        <w:spacing w:after="40"/>
-      </w:pPr>
-    </w:p>
-    <w:p>
-      <w:pPr>
-        <w:spacing w:after="120" w:line="290"/>
-      </w:pPr>
-      <w:r>
-        <w:rPr>
-          <w:rFonts w:ascii="Calibri" w:cs="Calibri" w:eastAsia="Calibri" w:hAnsi="Calibri"/>
-        </w:rPr>
-        <w:t xml:space="preserve">Some scholars see AVT as adaptation rather than translation proper, because the limits of time and space shape the result, and because subtitles often omit words from the original.</w:t>
-      </w:r>
-    </w:p>
-    <w:p>
-      <w:pPr>
-        <w:pStyle w:val="Heading3"/>
-      </w:pPr>
-      <w:r>
-        <w:t xml:space="preserve">Types of audiovisual translation</w:t>
-      </w:r>
-    </w:p>
-    <w:p>
-      <w:pPr>
-        <w:pStyle w:val="ListParagraph"/>
-        <w:numPr>
-          <w:ilvl w:val="0"/>
-          <w:numId w:val="2"/>
-        </w:numPr>
-        <w:spacing w:after="70" w:line="290"/>
-      </w:pPr>
-      <w:r>
-        <w:rPr>
-          <w:rFonts w:ascii="Calibri" w:cs="Calibri" w:eastAsia="Calibri" w:hAnsi="Calibri"/>
-          <w:b/>
-          <w:bCs/>
-        </w:rPr>
-        <w:t xml:space="preserve">Subtitling</w:t>
-      </w:r>
-      <w:r>
-        <w:rPr>
-          <w:rFonts w:ascii="Calibri" w:cs="Calibri" w:eastAsia="Calibri" w:hAnsi="Calibri"/>
-        </w:rPr>
-        <w:t xml:space="preserve"> (</w:t>
-      </w:r>
-      <w:r>
-        <w:rPr>
-          <w:rFonts w:ascii="Arial" w:cs="Arial" w:hAnsi="Arial"/>
-          <w:sz w:val="23"/>
-          <w:szCs w:val="24"/>
-          <w:rtl/>
-        </w:rPr>
-        <w:t xml:space="preserve">الترجمة المرئية</w:t>
-      </w:r>
-      <w:r>
-        <w:rPr>
-          <w:rFonts w:ascii="Calibri" w:cs="Calibri" w:eastAsia="Calibri" w:hAnsi="Calibri"/>
-        </w:rPr>
-        <w:t xml:space="preserve">): written text on the screen (Chapter 27).</w:t>
-      </w:r>
-    </w:p>
-    <w:p>
-      <w:pPr>
-        <w:pStyle w:val="ListParagraph"/>
-        <w:numPr>
-          <w:ilvl w:val="0"/>
-          <w:numId w:val="2"/>
-        </w:numPr>
-        <w:spacing w:after="70" w:line="290"/>
-      </w:pPr>
-      <w:r>
-        <w:rPr>
-          <w:rFonts w:ascii="Calibri" w:cs="Calibri" w:eastAsia="Calibri" w:hAnsi="Calibri"/>
-          <w:b/>
-          <w:bCs/>
-        </w:rPr>
-        <w:t xml:space="preserve">Dubbing</w:t>
-      </w:r>
-      <w:r>
-        <w:rPr>
-          <w:rFonts w:ascii="Calibri" w:cs="Calibri" w:eastAsia="Calibri" w:hAnsi="Calibri"/>
-        </w:rPr>
-        <w:t xml:space="preserve"> (</w:t>
-      </w:r>
-      <w:r>
-        <w:rPr>
-          <w:rFonts w:ascii="Arial" w:cs="Arial" w:hAnsi="Arial"/>
-          <w:sz w:val="23"/>
-          <w:szCs w:val="24"/>
-          <w:rtl/>
-        </w:rPr>
-        <w:t xml:space="preserve">الدبلجة</w:t>
-      </w:r>
-      <w:r>
-        <w:rPr>
-          <w:rFonts w:ascii="Calibri" w:cs="Calibri" w:eastAsia="Calibri" w:hAnsi="Calibri"/>
-        </w:rPr>
-        <w:t xml:space="preserve">): the original dialogue is replaced by recorded target-language dialogue, often matching the actors’ lip movements.</w:t>
-      </w:r>
-    </w:p>
-    <w:p>
-      <w:pPr>
-        <w:pStyle w:val="ListParagraph"/>
-        <w:numPr>
-          <w:ilvl w:val="0"/>
-          <w:numId w:val="2"/>
-        </w:numPr>
-        <w:spacing w:after="70" w:line="290"/>
-      </w:pPr>
-      <w:r>
-        <w:rPr>
-          <w:rFonts w:ascii="Calibri" w:cs="Calibri" w:eastAsia="Calibri" w:hAnsi="Calibri"/>
-          <w:b/>
-          <w:bCs/>
-        </w:rPr>
-        <w:t xml:space="preserve">Partial dubbing</w:t>
-      </w:r>
-      <w:r>
-        <w:rPr>
-          <w:rFonts w:ascii="Calibri" w:cs="Calibri" w:eastAsia="Calibri" w:hAnsi="Calibri"/>
-        </w:rPr>
-        <w:t xml:space="preserve">: only some voices, for example the main character, are dubbed.</w:t>
-      </w:r>
-    </w:p>
-    <w:p>
-      <w:pPr>
-        <w:pStyle w:val="ListParagraph"/>
-        <w:numPr>
-          <w:ilvl w:val="0"/>
-          <w:numId w:val="2"/>
-        </w:numPr>
-        <w:spacing w:after="70" w:line="290"/>
-      </w:pPr>
-      <w:r>
-        <w:rPr>
-          <w:rFonts w:ascii="Calibri" w:cs="Calibri" w:eastAsia="Calibri" w:hAnsi="Calibri"/>
-          <w:b/>
-          <w:bCs/>
-        </w:rPr>
-        <w:t xml:space="preserve">Voice-over</w:t>
-      </w:r>
-      <w:r>
-        <w:rPr>
-          <w:rFonts w:ascii="Calibri" w:cs="Calibri" w:eastAsia="Calibri" w:hAnsi="Calibri"/>
-        </w:rPr>
-        <w:t xml:space="preserve"> (</w:t>
-      </w:r>
-      <w:r>
-        <w:rPr>
-          <w:rFonts w:ascii="Arial" w:cs="Arial" w:hAnsi="Arial"/>
-          <w:sz w:val="23"/>
-          <w:szCs w:val="24"/>
-          <w:rtl/>
-        </w:rPr>
-        <w:t xml:space="preserve">التعليق الصوتي</w:t>
-      </w:r>
-      <w:r>
-        <w:rPr>
-          <w:rFonts w:ascii="Calibri" w:cs="Calibri" w:eastAsia="Calibri" w:hAnsi="Calibri"/>
-        </w:rPr>
-        <w:t xml:space="preserve">), also called half dubbing: used for documentaries and interviews. The original voice is turned down to a low level after a few seconds.</w:t>
-      </w:r>
-    </w:p>
-    <w:p>
-      <w:pPr>
-        <w:pStyle w:val="ListParagraph"/>
-        <w:numPr>
-          <w:ilvl w:val="0"/>
-          <w:numId w:val="2"/>
-        </w:numPr>
-        <w:spacing w:after="70" w:line="290"/>
-      </w:pPr>
-      <w:r>
-        <w:rPr>
-          <w:rFonts w:ascii="Calibri" w:cs="Calibri" w:eastAsia="Calibri" w:hAnsi="Calibri"/>
-          <w:b/>
-          <w:bCs/>
-        </w:rPr>
-        <w:t xml:space="preserve">Free commentary</w:t>
-      </w:r>
-      <w:r>
-        <w:rPr>
-          <w:rFonts w:ascii="Calibri" w:cs="Calibri" w:eastAsia="Calibri" w:hAnsi="Calibri"/>
-        </w:rPr>
-        <w:t xml:space="preserve">: an adaptation for a new audience, with additions, clarifications and omissions, as in sports commentary, children’s programmes and promotional videos.</w:t>
-      </w:r>
-    </w:p>
-    <w:p>
-      <w:pPr>
-        <w:pStyle w:val="ListParagraph"/>
-        <w:numPr>
-          <w:ilvl w:val="0"/>
-          <w:numId w:val="2"/>
-        </w:numPr>
-        <w:spacing w:after="70" w:line="290"/>
-      </w:pPr>
-      <w:r>
-        <w:rPr>
-          <w:rFonts w:ascii="Calibri" w:cs="Calibri" w:eastAsia="Calibri" w:hAnsi="Calibri"/>
-          <w:b/>
-          <w:bCs/>
-        </w:rPr>
-        <w:t xml:space="preserve">In-vision signing</w:t>
-      </w:r>
-      <w:r>
-        <w:rPr>
-          <w:rFonts w:ascii="Calibri" w:cs="Calibri" w:eastAsia="Calibri" w:hAnsi="Calibri"/>
-        </w:rPr>
-        <w:t xml:space="preserve">: sign language on screen, for deaf and hard-of-hearing viewers.</w:t>
-      </w:r>
-    </w:p>
-    <w:p>
-      <w:pPr>
-        <w:pStyle w:val="ListParagraph"/>
-        <w:numPr>
-          <w:ilvl w:val="0"/>
-          <w:numId w:val="2"/>
-        </w:numPr>
-        <w:spacing w:after="70" w:line="290"/>
-      </w:pPr>
-      <w:r>
-        <w:rPr>
-          <w:rFonts w:ascii="Calibri" w:cs="Calibri" w:eastAsia="Calibri" w:hAnsi="Calibri"/>
-          <w:b/>
-          <w:bCs/>
-        </w:rPr>
-        <w:t xml:space="preserve">Audio description</w:t>
-      </w:r>
-      <w:r>
-        <w:rPr>
-          <w:rFonts w:ascii="Calibri" w:cs="Calibri" w:eastAsia="Calibri" w:hAnsi="Calibri"/>
-        </w:rPr>
-        <w:t xml:space="preserve"> (</w:t>
-      </w:r>
-      <w:r>
-        <w:rPr>
-          <w:rFonts w:ascii="Arial" w:cs="Arial" w:hAnsi="Arial"/>
-          <w:sz w:val="23"/>
-          <w:szCs w:val="24"/>
-          <w:rtl/>
-        </w:rPr>
-        <w:t xml:space="preserve">الوصف الصوتي</w:t>
-      </w:r>
-      <w:r>
-        <w:rPr>
-          <w:rFonts w:ascii="Calibri" w:cs="Calibri" w:eastAsia="Calibri" w:hAnsi="Calibri"/>
-        </w:rPr>
-        <w:t xml:space="preserve">): a spoken description of the action, body language, facial expressions and costumes, for blind and partially sighted viewers.</w:t>
-      </w:r>
-    </w:p>
-    <w:p>
-      <w:pPr>
-        <w:pStyle w:val="ListParagraph"/>
-        <w:numPr>
-          <w:ilvl w:val="0"/>
-          <w:numId w:val="2"/>
-        </w:numPr>
-        <w:spacing w:after="70" w:line="290"/>
-      </w:pPr>
-      <w:r>
-        <w:rPr>
-          <w:rFonts w:ascii="Calibri" w:cs="Calibri" w:eastAsia="Calibri" w:hAnsi="Calibri"/>
-          <w:b/>
-          <w:bCs/>
-        </w:rPr>
-        <w:t xml:space="preserve">Audio subtitling</w:t>
-      </w:r>
-      <w:r>
-        <w:rPr>
-          <w:rFonts w:ascii="Calibri" w:cs="Calibri" w:eastAsia="Calibri" w:hAnsi="Calibri"/>
-        </w:rPr>
-        <w:t xml:space="preserve">: subtitles read aloud by an actor or a speech synthesiser, for blind and partially sighted viewers.</w:t>
-      </w:r>
-    </w:p>
-    <w:p>
-      <w:pPr>
-        <w:pStyle w:val="ListParagraph"/>
-        <w:numPr>
-          <w:ilvl w:val="0"/>
-          <w:numId w:val="2"/>
-        </w:numPr>
-        <w:spacing w:after="70" w:line="290"/>
-      </w:pPr>
-      <w:r>
-        <w:rPr>
-          <w:rFonts w:ascii="Calibri" w:cs="Calibri" w:eastAsia="Calibri" w:hAnsi="Calibri"/>
-          <w:b/>
-          <w:bCs/>
-        </w:rPr>
-        <w:t xml:space="preserve">Fandubbing</w:t>
-      </w:r>
-      <w:r>
-        <w:rPr>
-          <w:rFonts w:ascii="Calibri" w:cs="Calibri" w:eastAsia="Calibri" w:hAnsi="Calibri"/>
-        </w:rPr>
-        <w:t xml:space="preserve"> and </w:t>
-      </w:r>
-      <w:r>
-        <w:rPr>
-          <w:rFonts w:ascii="Calibri" w:cs="Calibri" w:eastAsia="Calibri" w:hAnsi="Calibri"/>
-          <w:b/>
-          <w:bCs/>
-        </w:rPr>
-        <w:t xml:space="preserve">fansubbing</w:t>
-      </w:r>
-      <w:r>
-        <w:rPr>
-          <w:rFonts w:ascii="Calibri" w:cs="Calibri" w:eastAsia="Calibri" w:hAnsi="Calibri"/>
-        </w:rPr>
-        <w:t xml:space="preserve">: dubbing and subtitling made by fans, usually without payment.</w:t>
-      </w:r>
-    </w:p>
-    <w:p>
-      <w:pPr>
-        <w:spacing w:after="40"/>
-      </w:pPr>
-    </w:p>
-    <w:p>
-      <w:pPr>
-        <w:pStyle w:val="Heading3"/>
-      </w:pPr>
-      <w:r>
-        <w:t xml:space="preserve">Dubbing</w:t>
-      </w:r>
-    </w:p>
-    <w:p>
-      <w:pPr>
-        <w:spacing w:after="120" w:line="290"/>
-      </w:pPr>
-      <w:r>
-        <w:rPr>
-          <w:rFonts w:ascii="Calibri" w:cs="Calibri" w:eastAsia="Calibri" w:hAnsi="Calibri"/>
-        </w:rPr>
-        <w:t xml:space="preserve">Dubbing is one of the oldest modes of AVT. It replaces the original track of source-language dialogue with a track recorded in the target language. It is common for cartoons, video games and commercials, and in the Arab world it is widely used for children’s programmes and television series. Its main challenges are matching the lip movements of the actors (lip-syncing), adapting cultural content for the new audience, and keeping quality and consistency across a whole series.</w:t>
-      </w:r>
-    </w:p>
-    <w:p>
-      <w:pPr>
-        <w:pStyle w:val="Heading3"/>
-      </w:pPr>
-      <w:r>
-        <w:t xml:space="preserve">Four theories that help</w:t>
-      </w:r>
-    </w:p>
-    <w:p>
-      <w:pPr>
-        <w:pStyle w:val="ListParagraph"/>
-        <w:numPr>
-          <w:ilvl w:val="0"/>
-          <w:numId w:val="75"/>
-        </w:numPr>
-        <w:spacing w:after="70" w:line="290"/>
-      </w:pPr>
-      <w:r>
-        <w:rPr>
-          <w:rFonts w:ascii="Calibri" w:cs="Calibri" w:eastAsia="Calibri" w:hAnsi="Calibri"/>
-          <w:b/>
-          <w:bCs/>
-        </w:rPr>
-        <w:t xml:space="preserve">Skopos theory</w:t>
-      </w:r>
-      <w:r>
-        <w:rPr>
-          <w:rFonts w:ascii="Calibri" w:cs="Calibri" w:eastAsia="Calibri" w:hAnsi="Calibri"/>
-        </w:rPr>
-        <w:t xml:space="preserve">, developed by Hans J. Vermeer (Reiss &amp; Vermeer, 1984): the purpose (</w:t>
+        <w:t xml:space="preserve">The field has had several names: </w:t>
       </w:r>
       <w:r>
         <w:rPr>
@@ -29288,274 +28740,13 @@
           <w:i/>
           <w:iCs/>
         </w:rPr>
-        <w:t xml:space="preserve">skopos</w:t>
-      </w:r>
-      <w:r>
-        <w:rPr>
-          <w:rFonts w:ascii="Calibri" w:cs="Calibri" w:eastAsia="Calibri" w:hAnsi="Calibri"/>
-        </w:rPr>
-        <w:t xml:space="preserve">, “aim”) of a translation decides how it is translated. The client and the target audience come first, and the translation must work for its viewers. This is close to Nida’s idea of dynamic equivalence, which aims to produce the same effect on the audience (Nida, 1964).</w:t>
-      </w:r>
-    </w:p>
-    <w:p>
-      <w:pPr>
-        <w:pStyle w:val="ListParagraph"/>
-        <w:numPr>
-          <w:ilvl w:val="0"/>
-          <w:numId w:val="75"/>
-        </w:numPr>
-        <w:spacing w:after="70" w:line="290"/>
-      </w:pPr>
-      <w:r>
-        <w:rPr>
-          <w:rFonts w:ascii="Calibri" w:cs="Calibri" w:eastAsia="Calibri" w:hAnsi="Calibri"/>
-          <w:b/>
-          <w:bCs/>
-        </w:rPr>
-        <w:t xml:space="preserve">Descriptive Translation Studies (DTS)</w:t>
-      </w:r>
-      <w:r>
-        <w:rPr>
-          <w:rFonts w:ascii="Calibri" w:cs="Calibri" w:eastAsia="Calibri" w:hAnsi="Calibri"/>
-        </w:rPr>
-        <w:t xml:space="preserve"> (Toury, 1995): describes how translators actually translate, and why. In AVT it is used to analyse existing translations, such as how humour is subtitled from English into Arabic, and to compare source and target texts, study norms and assess quality.</w:t>
-      </w:r>
-    </w:p>
-    <w:p>
-      <w:pPr>
-        <w:pStyle w:val="ListParagraph"/>
-        <w:numPr>
-          <w:ilvl w:val="0"/>
-          <w:numId w:val="75"/>
-        </w:numPr>
-        <w:spacing w:after="70" w:line="290"/>
-      </w:pPr>
-      <w:r>
-        <w:rPr>
-          <w:rFonts w:ascii="Calibri" w:cs="Calibri" w:eastAsia="Calibri" w:hAnsi="Calibri"/>
-          <w:b/>
-          <w:bCs/>
-        </w:rPr>
-        <w:t xml:space="preserve">Reception studies</w:t>
-      </w:r>
-      <w:r>
-        <w:rPr>
-          <w:rFonts w:ascii="Calibri" w:cs="Calibri" w:eastAsia="Calibri" w:hAnsi="Calibri"/>
-        </w:rPr>
-        <w:t xml:space="preserve">: study how viewers receive and interpret translated audiovisual content, for example through surveys of viewer preferences. They look at the effect on the viewing experience, cultural reception, and accessibility for all viewers.</w:t>
-      </w:r>
-    </w:p>
-    <w:p>
-      <w:pPr>
-        <w:pStyle w:val="ListParagraph"/>
-        <w:numPr>
-          <w:ilvl w:val="0"/>
-          <w:numId w:val="75"/>
-        </w:numPr>
-        <w:spacing w:after="70" w:line="290"/>
-      </w:pPr>
-      <w:r>
-        <w:rPr>
-          <w:rFonts w:ascii="Calibri" w:cs="Calibri" w:eastAsia="Calibri" w:hAnsi="Calibri"/>
-          <w:b/>
-          <w:bCs/>
-        </w:rPr>
-        <w:t xml:space="preserve">Polysystem theory</w:t>
-      </w:r>
-      <w:r>
-        <w:rPr>
-          <w:rFonts w:ascii="Calibri" w:cs="Calibri" w:eastAsia="Calibri" w:hAnsi="Calibri"/>
-        </w:rPr>
-        <w:t xml:space="preserve"> (Even-Zohar, 1990): sees translation as part of a country’s cultural and literary systems, which interact and influence each other. Translation is a cultural act, and translated works can play different roles in the target culture.</w:t>
-      </w:r>
-    </w:p>
-    <w:p>
-      <w:pPr>
-        <w:spacing w:after="40"/>
-      </w:pPr>
-    </w:p>
-    <w:p>
-      <w:pPr>
-        <w:pStyle w:val="Heading3"/>
-      </w:pPr>
-      <w:r>
-        <w:t xml:space="preserve">Why AVT is challenging</w:t>
-      </w:r>
-    </w:p>
-    <w:p>
-      <w:pPr>
-        <w:pStyle w:val="ListParagraph"/>
-        <w:numPr>
-          <w:ilvl w:val="0"/>
-          <w:numId w:val="2"/>
-        </w:numPr>
-        <w:spacing w:after="70" w:line="290"/>
-      </w:pPr>
-      <w:r>
-        <w:rPr>
-          <w:rFonts w:ascii="Calibri" w:cs="Calibri" w:eastAsia="Calibri" w:hAnsi="Calibri"/>
-          <w:b/>
-          <w:bCs/>
-        </w:rPr>
-        <w:t xml:space="preserve">Cultural differences</w:t>
-      </w:r>
-      <w:r>
-        <w:rPr>
-          <w:rFonts w:ascii="Calibri" w:cs="Calibri" w:eastAsia="Calibri" w:hAnsi="Calibri"/>
-        </w:rPr>
-        <w:t xml:space="preserve">: a cultural reference may have no direct equivalent (Chapters 14 to 16).</w:t>
-      </w:r>
-    </w:p>
-    <w:p>
-      <w:pPr>
-        <w:pStyle w:val="ListParagraph"/>
-        <w:numPr>
-          <w:ilvl w:val="0"/>
-          <w:numId w:val="2"/>
-        </w:numPr>
-        <w:spacing w:after="70" w:line="290"/>
-      </w:pPr>
-      <w:r>
-        <w:rPr>
-          <w:rFonts w:ascii="Calibri" w:cs="Calibri" w:eastAsia="Calibri" w:hAnsi="Calibri"/>
-          <w:b/>
-          <w:bCs/>
-        </w:rPr>
-        <w:t xml:space="preserve">Linguistic differences</w:t>
-      </w:r>
-      <w:r>
-        <w:rPr>
-          <w:rFonts w:ascii="Calibri" w:cs="Calibri" w:eastAsia="Calibri" w:hAnsi="Calibri"/>
-        </w:rPr>
-        <w:t xml:space="preserve">: English and Arabic have different structures and vocabulary, so a complex sentence must be translated accurately and briefly (Chapter 3).</w:t>
-      </w:r>
-    </w:p>
-    <w:p>
-      <w:pPr>
-        <w:pStyle w:val="ListParagraph"/>
-        <w:numPr>
-          <w:ilvl w:val="0"/>
-          <w:numId w:val="2"/>
-        </w:numPr>
-        <w:spacing w:after="70" w:line="290"/>
-      </w:pPr>
-      <w:r>
-        <w:rPr>
-          <w:rFonts w:ascii="Calibri" w:cs="Calibri" w:eastAsia="Calibri" w:hAnsi="Calibri"/>
-          <w:b/>
-          <w:bCs/>
-        </w:rPr>
-        <w:t xml:space="preserve">Technical constraints</w:t>
-      </w:r>
-      <w:r>
-        <w:rPr>
-          <w:rFonts w:ascii="Calibri" w:cs="Calibri" w:eastAsia="Calibri" w:hAnsi="Calibri"/>
-        </w:rPr>
-        <w:t xml:space="preserve">: subtitles and captions have strict limits of space and time.</w:t>
-      </w:r>
-    </w:p>
-    <w:p>
-      <w:pPr>
-        <w:pStyle w:val="ListParagraph"/>
-        <w:numPr>
-          <w:ilvl w:val="0"/>
-          <w:numId w:val="2"/>
-        </w:numPr>
-        <w:spacing w:after="70" w:line="290"/>
-      </w:pPr>
-      <w:r>
-        <w:rPr>
-          <w:rFonts w:ascii="Calibri" w:cs="Calibri" w:eastAsia="Calibri" w:hAnsi="Calibri"/>
-          <w:b/>
-          <w:bCs/>
-        </w:rPr>
-        <w:t xml:space="preserve">Creative demands</w:t>
-      </w:r>
-      <w:r>
-        <w:rPr>
-          <w:rFonts w:ascii="Calibri" w:cs="Calibri" w:eastAsia="Calibri" w:hAnsi="Calibri"/>
-        </w:rPr>
-        <w:t xml:space="preserve">: humour (jokes, wordplay, irony, sarcasm), songs, slang, religious texts and political speeches all need creative solutions.</w:t>
-      </w:r>
-    </w:p>
-    <w:p>
-      <w:pPr>
-        <w:spacing w:after="40"/>
-      </w:pPr>
-    </w:p>
-    <w:p>
-      <w:pPr>
-        <w:pStyle w:val="Heading3"/>
-      </w:pPr>
-      <w:r>
-        <w:t xml:space="preserve">AVT in the Arab world</w:t>
-      </w:r>
-    </w:p>
-    <w:p>
-      <w:pPr>
-        <w:spacing w:after="120" w:line="290"/>
-      </w:pPr>
-      <w:r>
-        <w:rPr>
-          <w:rFonts w:ascii="Calibri" w:cs="Calibri" w:eastAsia="Calibri" w:hAnsi="Calibri"/>
-        </w:rPr>
-        <w:t xml:space="preserve">The team’s course materials note that AVT in the Arab world faces several challenges: a lack of clear definition and some reluctance from institutions; limited policy and vision; the linguistic and cultural context; and the rapid shift in technology (Translation Team, n.d.). As a result, opportunities are missed, for example in international recognition of Arab films, online presence, accessibility for people with disabilities, and tourism. Research is often too theoretical and focused on English-into-Arabic, and there is a gap between universities and industry. Suggested solutions include cooperation between universities and the media industry, teaching practical skills such as live subtitling and creative translation, updating curricula, and using digital media to share Arab culture with the world.</w:t>
-      </w:r>
-    </w:p>
-    <w:p>
-      <w:pPr>
-        <w:pStyle w:val="Heading3"/>
-      </w:pPr>
-      <w:r>
-        <w:t xml:space="preserve">Try it</w:t>
-      </w:r>
-    </w:p>
-    <w:p>
-      <w:pPr>
-        <w:pStyle w:val="ListParagraph"/>
-        <w:numPr>
-          <w:ilvl w:val="0"/>
-          <w:numId w:val="76"/>
-        </w:numPr>
-        <w:spacing w:after="70" w:line="290"/>
-      </w:pPr>
-      <w:r>
-        <w:rPr>
-          <w:rFonts w:ascii="Calibri" w:cs="Calibri" w:eastAsia="Calibri" w:hAnsi="Calibri"/>
-        </w:rPr>
-        <w:t xml:space="preserve">What are the three elements of an audiovisual text?</w:t>
-      </w:r>
-    </w:p>
-    <w:p>
-      <w:pPr>
-        <w:pStyle w:val="ListParagraph"/>
-        <w:numPr>
-          <w:ilvl w:val="0"/>
-          <w:numId w:val="76"/>
-        </w:numPr>
-        <w:spacing w:after="70" w:line="290"/>
-      </w:pPr>
-      <w:r>
-        <w:rPr>
-          <w:rFonts w:ascii="Calibri" w:cs="Calibri" w:eastAsia="Calibri" w:hAnsi="Calibri"/>
-        </w:rPr>
-        <w:t xml:space="preserve">Which type of AVT is made for blind and partially sighted viewers and describes the action on screen?</w:t>
-      </w:r>
-    </w:p>
-    <w:p>
-      <w:pPr>
-        <w:pStyle w:val="ListParagraph"/>
-        <w:numPr>
-          <w:ilvl w:val="0"/>
-          <w:numId w:val="76"/>
-        </w:numPr>
-        <w:spacing w:after="70" w:line="290"/>
-      </w:pPr>
-      <w:r>
-        <w:rPr>
-          <w:rFonts w:ascii="Calibri" w:cs="Calibri" w:eastAsia="Calibri" w:hAnsi="Calibri"/>
-        </w:rPr>
-        <w:t xml:space="preserve">What does </w:t>
+        <w:t xml:space="preserve">film translation</w:t>
+      </w:r>
+      <w:r>
+        <w:rPr>
+          <w:rFonts w:ascii="Calibri" w:cs="Calibri" w:eastAsia="Calibri" w:hAnsi="Calibri"/>
+        </w:rPr>
+        <w:t xml:space="preserve">, </w:t>
       </w:r>
       <w:r>
         <w:rPr>
@@ -29563,13 +28754,269 @@
           <w:i/>
           <w:iCs/>
         </w:rPr>
-        <w:t xml:space="preserve">skopos</w:t>
-      </w:r>
-      <w:r>
-        <w:rPr>
-          <w:rFonts w:ascii="Calibri" w:cs="Calibri" w:eastAsia="Calibri" w:hAnsi="Calibri"/>
-        </w:rPr>
-        <w:t xml:space="preserve"> mean?</w:t>
+        <w:t xml:space="preserve">language transfer</w:t>
+      </w:r>
+      <w:r>
+        <w:rPr>
+          <w:rFonts w:ascii="Calibri" w:cs="Calibri" w:eastAsia="Calibri" w:hAnsi="Calibri"/>
+        </w:rPr>
+        <w:t xml:space="preserve">, </w:t>
+      </w:r>
+      <w:r>
+        <w:rPr>
+          <w:rFonts w:ascii="Calibri" w:cs="Calibri" w:eastAsia="Calibri" w:hAnsi="Calibri"/>
+          <w:i/>
+          <w:iCs/>
+        </w:rPr>
+        <w:t xml:space="preserve">screen translation</w:t>
+      </w:r>
+      <w:r>
+        <w:rPr>
+          <w:rFonts w:ascii="Calibri" w:cs="Calibri" w:eastAsia="Calibri" w:hAnsi="Calibri"/>
+        </w:rPr>
+        <w:t xml:space="preserve"> (thought too narrow by some; O’Hagan, 2007) and </w:t>
+      </w:r>
+      <w:r>
+        <w:rPr>
+          <w:rFonts w:ascii="Calibri" w:cs="Calibri" w:eastAsia="Calibri" w:hAnsi="Calibri"/>
+          <w:i/>
+          <w:iCs/>
+        </w:rPr>
+        <w:t xml:space="preserve">multimedia translation</w:t>
+      </w:r>
+      <w:r>
+        <w:rPr>
+          <w:rFonts w:ascii="Calibri" w:cs="Calibri" w:eastAsia="Calibri" w:hAnsi="Calibri"/>
+        </w:rPr>
+        <w:t xml:space="preserve">. Today it is usually called </w:t>
+      </w:r>
+      <w:r>
+        <w:rPr>
+          <w:rFonts w:ascii="Calibri" w:cs="Calibri" w:eastAsia="Calibri" w:hAnsi="Calibri"/>
+          <w:b/>
+          <w:bCs/>
+        </w:rPr>
+        <w:t xml:space="preserve">audiovisual translation (AVT)</w:t>
+      </w:r>
+      <w:r>
+        <w:rPr>
+          <w:rFonts w:ascii="Calibri" w:cs="Calibri" w:eastAsia="Calibri" w:hAnsi="Calibri"/>
+        </w:rPr>
+        <w:t xml:space="preserve">. Some scholars call it adaptation rather than translation, because time and space limits shape the result.</w:t>
+      </w:r>
+    </w:p>
+    <w:p>
+      <w:pPr>
+        <w:pStyle w:val="Heading3"/>
+      </w:pPr>
+      <w:r>
+        <w:t xml:space="preserve">Types of AVT</w:t>
+      </w:r>
+    </w:p>
+    <w:p>
+      <w:pPr>
+        <w:pStyle w:val="ListParagraph"/>
+        <w:numPr>
+          <w:ilvl w:val="0"/>
+          <w:numId w:val="2"/>
+        </w:numPr>
+        <w:spacing w:after="70" w:line="290"/>
+      </w:pPr>
+      <w:r>
+        <w:rPr>
+          <w:rFonts w:ascii="Calibri" w:cs="Calibri" w:eastAsia="Calibri" w:hAnsi="Calibri"/>
+          <w:b/>
+          <w:bCs/>
+        </w:rPr>
+        <w:t xml:space="preserve">Subtitling</w:t>
+      </w:r>
+      <w:r>
+        <w:rPr>
+          <w:rFonts w:ascii="Calibri" w:cs="Calibri" w:eastAsia="Calibri" w:hAnsi="Calibri"/>
+        </w:rPr>
+        <w:t xml:space="preserve">: written text on the screen (Chapter 27).</w:t>
+      </w:r>
+    </w:p>
+    <w:p>
+      <w:pPr>
+        <w:pStyle w:val="ListParagraph"/>
+        <w:numPr>
+          <w:ilvl w:val="0"/>
+          <w:numId w:val="2"/>
+        </w:numPr>
+        <w:spacing w:after="70" w:line="290"/>
+      </w:pPr>
+      <w:r>
+        <w:rPr>
+          <w:rFonts w:ascii="Calibri" w:cs="Calibri" w:eastAsia="Calibri" w:hAnsi="Calibri"/>
+          <w:b/>
+          <w:bCs/>
+        </w:rPr>
+        <w:t xml:space="preserve">Dubbing</w:t>
+      </w:r>
+      <w:r>
+        <w:rPr>
+          <w:rFonts w:ascii="Calibri" w:cs="Calibri" w:eastAsia="Calibri" w:hAnsi="Calibri"/>
+        </w:rPr>
+        <w:t xml:space="preserve">: new dialogue recorded in the target language, often matching the actors’ lips.</w:t>
+      </w:r>
+    </w:p>
+    <w:p>
+      <w:pPr>
+        <w:pStyle w:val="ListParagraph"/>
+        <w:numPr>
+          <w:ilvl w:val="0"/>
+          <w:numId w:val="2"/>
+        </w:numPr>
+        <w:spacing w:after="70" w:line="290"/>
+      </w:pPr>
+      <w:r>
+        <w:rPr>
+          <w:rFonts w:ascii="Calibri" w:cs="Calibri" w:eastAsia="Calibri" w:hAnsi="Calibri"/>
+          <w:b/>
+          <w:bCs/>
+        </w:rPr>
+        <w:t xml:space="preserve">Voice-over</w:t>
+      </w:r>
+      <w:r>
+        <w:rPr>
+          <w:rFonts w:ascii="Calibri" w:cs="Calibri" w:eastAsia="Calibri" w:hAnsi="Calibri"/>
+        </w:rPr>
+        <w:t xml:space="preserve">: a translation read over the original voice, as in documentaries and interviews.</w:t>
+      </w:r>
+    </w:p>
+    <w:p>
+      <w:pPr>
+        <w:pStyle w:val="ListParagraph"/>
+        <w:numPr>
+          <w:ilvl w:val="0"/>
+          <w:numId w:val="2"/>
+        </w:numPr>
+        <w:spacing w:after="70" w:line="290"/>
+      </w:pPr>
+      <w:r>
+        <w:rPr>
+          <w:rFonts w:ascii="Calibri" w:cs="Calibri" w:eastAsia="Calibri" w:hAnsi="Calibri"/>
+          <w:b/>
+          <w:bCs/>
+        </w:rPr>
+        <w:t xml:space="preserve">Free commentary</w:t>
+      </w:r>
+      <w:r>
+        <w:rPr>
+          <w:rFonts w:ascii="Calibri" w:cs="Calibri" w:eastAsia="Calibri" w:hAnsi="Calibri"/>
+        </w:rPr>
+        <w:t xml:space="preserve">: a freer version with additions and comments, as in sports commentary and children’s programmes.</w:t>
+      </w:r>
+    </w:p>
+    <w:p>
+      <w:pPr>
+        <w:pStyle w:val="ListParagraph"/>
+        <w:numPr>
+          <w:ilvl w:val="0"/>
+          <w:numId w:val="2"/>
+        </w:numPr>
+        <w:spacing w:after="70" w:line="290"/>
+      </w:pPr>
+      <w:r>
+        <w:rPr>
+          <w:rFonts w:ascii="Calibri" w:cs="Calibri" w:eastAsia="Calibri" w:hAnsi="Calibri"/>
+          <w:b/>
+          <w:bCs/>
+        </w:rPr>
+        <w:t xml:space="preserve">In-vision signing</w:t>
+      </w:r>
+      <w:r>
+        <w:rPr>
+          <w:rFonts w:ascii="Calibri" w:cs="Calibri" w:eastAsia="Calibri" w:hAnsi="Calibri"/>
+        </w:rPr>
+        <w:t xml:space="preserve">: sign language on screen, for deaf viewers.</w:t>
+      </w:r>
+    </w:p>
+    <w:p>
+      <w:pPr>
+        <w:pStyle w:val="ListParagraph"/>
+        <w:numPr>
+          <w:ilvl w:val="0"/>
+          <w:numId w:val="2"/>
+        </w:numPr>
+        <w:spacing w:after="70" w:line="290"/>
+      </w:pPr>
+      <w:r>
+        <w:rPr>
+          <w:rFonts w:ascii="Calibri" w:cs="Calibri" w:eastAsia="Calibri" w:hAnsi="Calibri"/>
+          <w:b/>
+          <w:bCs/>
+        </w:rPr>
+        <w:t xml:space="preserve">Audio description</w:t>
+      </w:r>
+      <w:r>
+        <w:rPr>
+          <w:rFonts w:ascii="Calibri" w:cs="Calibri" w:eastAsia="Calibri" w:hAnsi="Calibri"/>
+        </w:rPr>
+        <w:t xml:space="preserve">: a spoken description of the action, for blind viewers.</w:t>
+      </w:r>
+    </w:p>
+    <w:p>
+      <w:pPr>
+        <w:pStyle w:val="ListParagraph"/>
+        <w:numPr>
+          <w:ilvl w:val="0"/>
+          <w:numId w:val="2"/>
+        </w:numPr>
+        <w:spacing w:after="70" w:line="290"/>
+      </w:pPr>
+      <w:r>
+        <w:rPr>
+          <w:rFonts w:ascii="Calibri" w:cs="Calibri" w:eastAsia="Calibri" w:hAnsi="Calibri"/>
+          <w:b/>
+          <w:bCs/>
+        </w:rPr>
+        <w:t xml:space="preserve">Audio subtitling</w:t>
+      </w:r>
+      <w:r>
+        <w:rPr>
+          <w:rFonts w:ascii="Calibri" w:cs="Calibri" w:eastAsia="Calibri" w:hAnsi="Calibri"/>
+        </w:rPr>
+        <w:t xml:space="preserve">: subtitles read aloud, for blind viewers.</w:t>
+      </w:r>
+    </w:p>
+    <w:p>
+      <w:pPr>
+        <w:pStyle w:val="ListParagraph"/>
+        <w:numPr>
+          <w:ilvl w:val="0"/>
+          <w:numId w:val="2"/>
+        </w:numPr>
+        <w:spacing w:after="70" w:line="290"/>
+      </w:pPr>
+      <w:r>
+        <w:rPr>
+          <w:rFonts w:ascii="Calibri" w:cs="Calibri" w:eastAsia="Calibri" w:hAnsi="Calibri"/>
+          <w:b/>
+          <w:bCs/>
+        </w:rPr>
+        <w:t xml:space="preserve">Fandubbing</w:t>
+      </w:r>
+      <w:r>
+        <w:rPr>
+          <w:rFonts w:ascii="Calibri" w:cs="Calibri" w:eastAsia="Calibri" w:hAnsi="Calibri"/>
+        </w:rPr>
+        <w:t xml:space="preserve"> and </w:t>
+      </w:r>
+      <w:r>
+        <w:rPr>
+          <w:rFonts w:ascii="Calibri" w:cs="Calibri" w:eastAsia="Calibri" w:hAnsi="Calibri"/>
+          <w:b/>
+          <w:bCs/>
+        </w:rPr>
+        <w:t xml:space="preserve">fansubbing</w:t>
+      </w:r>
+      <w:r>
+        <w:rPr>
+          <w:rFonts w:ascii="Calibri" w:cs="Calibri" w:eastAsia="Calibri" w:hAnsi="Calibri"/>
+        </w:rPr>
+        <w:t xml:space="preserve">: dubbing and subtitles made by fans.</w:t>
       </w:r>
     </w:p>
     <w:p>
@@ -29579,6 +29026,400 @@
     </w:p>
     <w:p>
       <w:pPr>
+        <w:pStyle w:val="Heading3"/>
+      </w:pPr>
+      <w:r>
+        <w:t xml:space="preserve">Dubbing</w:t>
+      </w:r>
+    </w:p>
+    <w:p>
+      <w:pPr>
+        <w:spacing w:after="120" w:line="290"/>
+      </w:pPr>
+      <w:r>
+        <w:rPr>
+          <w:rFonts w:ascii="Calibri" w:cs="Calibri" w:eastAsia="Calibri" w:hAnsi="Calibri"/>
+        </w:rPr>
+        <w:t xml:space="preserve">Dubbing is one of the oldest types of AVT. It is used for cartoons, video games and commercials, and in the Arab world for many children’s programmes and series. Its main challenges are matching the actors’ lip movements, adapting cultural content, and keeping quality and consistency across a whole series.</w:t>
+      </w:r>
+    </w:p>
+    <w:p>
+      <w:pPr>
+        <w:pStyle w:val="Heading3"/>
+      </w:pPr>
+      <w:r>
+        <w:t xml:space="preserve">Four useful theories</w:t>
+      </w:r>
+    </w:p>
+    <w:p>
+      <w:pPr>
+        <w:pStyle w:val="ListParagraph"/>
+        <w:numPr>
+          <w:ilvl w:val="0"/>
+          <w:numId w:val="74"/>
+        </w:numPr>
+        <w:spacing w:after="70" w:line="290"/>
+      </w:pPr>
+      <w:r>
+        <w:rPr>
+          <w:rFonts w:ascii="Calibri" w:cs="Calibri" w:eastAsia="Calibri" w:hAnsi="Calibri"/>
+          <w:b/>
+          <w:bCs/>
+        </w:rPr>
+        <w:t xml:space="preserve">Skopos theory</w:t>
+      </w:r>
+      <w:r>
+        <w:rPr>
+          <w:rFonts w:ascii="Calibri" w:cs="Calibri" w:eastAsia="Calibri" w:hAnsi="Calibri"/>
+        </w:rPr>
+        <w:t xml:space="preserve"> (Reiss &amp; Vermeer, 1984): the purpose of the translation comes first. Ask what the client wants and what the viewers need. Like Nida’s dynamic equivalence, it aims at the effect on the audience (Nida, 1964).</w:t>
+      </w:r>
+    </w:p>
+    <w:p>
+      <w:pPr>
+        <w:pStyle w:val="ListParagraph"/>
+        <w:numPr>
+          <w:ilvl w:val="0"/>
+          <w:numId w:val="74"/>
+        </w:numPr>
+        <w:spacing w:after="70" w:line="290"/>
+      </w:pPr>
+      <w:r>
+        <w:rPr>
+          <w:rFonts w:ascii="Calibri" w:cs="Calibri" w:eastAsia="Calibri" w:hAnsi="Calibri"/>
+          <w:b/>
+          <w:bCs/>
+        </w:rPr>
+        <w:t xml:space="preserve">Descriptive Translation Studies</w:t>
+      </w:r>
+      <w:r>
+        <w:rPr>
+          <w:rFonts w:ascii="Calibri" w:cs="Calibri" w:eastAsia="Calibri" w:hAnsi="Calibri"/>
+        </w:rPr>
+        <w:t xml:space="preserve"> (Toury, 1995): study how translators really translate, and why. For example, compare how English jokes are subtitled into Arabic.</w:t>
+      </w:r>
+    </w:p>
+    <w:p>
+      <w:pPr>
+        <w:pStyle w:val="ListParagraph"/>
+        <w:numPr>
+          <w:ilvl w:val="0"/>
+          <w:numId w:val="74"/>
+        </w:numPr>
+        <w:spacing w:after="70" w:line="290"/>
+      </w:pPr>
+      <w:r>
+        <w:rPr>
+          <w:rFonts w:ascii="Calibri" w:cs="Calibri" w:eastAsia="Calibri" w:hAnsi="Calibri"/>
+          <w:b/>
+          <w:bCs/>
+        </w:rPr>
+        <w:t xml:space="preserve">Reception studies</w:t>
+      </w:r>
+      <w:r>
+        <w:rPr>
+          <w:rFonts w:ascii="Calibri" w:cs="Calibri" w:eastAsia="Calibri" w:hAnsi="Calibri"/>
+        </w:rPr>
+        <w:t xml:space="preserve">: ask viewers how they understand and feel about a translation, for example through surveys.</w:t>
+      </w:r>
+    </w:p>
+    <w:p>
+      <w:pPr>
+        <w:pStyle w:val="ListParagraph"/>
+        <w:numPr>
+          <w:ilvl w:val="0"/>
+          <w:numId w:val="74"/>
+        </w:numPr>
+        <w:spacing w:after="70" w:line="290"/>
+      </w:pPr>
+      <w:r>
+        <w:rPr>
+          <w:rFonts w:ascii="Calibri" w:cs="Calibri" w:eastAsia="Calibri" w:hAnsi="Calibri"/>
+          <w:b/>
+          <w:bCs/>
+        </w:rPr>
+        <w:t xml:space="preserve">Polysystem theory</w:t>
+      </w:r>
+      <w:r>
+        <w:rPr>
+          <w:rFonts w:ascii="Calibri" w:cs="Calibri" w:eastAsia="Calibri" w:hAnsi="Calibri"/>
+        </w:rPr>
+        <w:t xml:space="preserve"> (Even-Zohar, 1990): see translation as part of a culture. Translated films and books can change the culture that receives them.</w:t>
+      </w:r>
+    </w:p>
+    <w:p>
+      <w:pPr>
+        <w:spacing w:after="40"/>
+      </w:pPr>
+    </w:p>
+    <w:p>
+      <w:pPr>
+        <w:pStyle w:val="Heading3"/>
+      </w:pPr>
+      <w:r>
+        <w:t xml:space="preserve">Why AVT is challenging</w:t>
+      </w:r>
+    </w:p>
+    <w:p>
+      <w:pPr>
+        <w:pStyle w:val="ListParagraph"/>
+        <w:numPr>
+          <w:ilvl w:val="0"/>
+          <w:numId w:val="2"/>
+        </w:numPr>
+        <w:spacing w:after="70" w:line="290"/>
+      </w:pPr>
+      <w:r>
+        <w:rPr>
+          <w:rFonts w:ascii="Calibri" w:cs="Calibri" w:eastAsia="Calibri" w:hAnsi="Calibri"/>
+          <w:b/>
+          <w:bCs/>
+        </w:rPr>
+        <w:t xml:space="preserve">Culture</w:t>
+      </w:r>
+      <w:r>
+        <w:rPr>
+          <w:rFonts w:ascii="Calibri" w:cs="Calibri" w:eastAsia="Calibri" w:hAnsi="Calibri"/>
+        </w:rPr>
+        <w:t xml:space="preserve">: a reference may have no equivalent (Chapters 14 to 16).</w:t>
+      </w:r>
+    </w:p>
+    <w:p>
+      <w:pPr>
+        <w:pStyle w:val="ListParagraph"/>
+        <w:numPr>
+          <w:ilvl w:val="0"/>
+          <w:numId w:val="2"/>
+        </w:numPr>
+        <w:spacing w:after="70" w:line="290"/>
+      </w:pPr>
+      <w:r>
+        <w:rPr>
+          <w:rFonts w:ascii="Calibri" w:cs="Calibri" w:eastAsia="Calibri" w:hAnsi="Calibri"/>
+          <w:b/>
+          <w:bCs/>
+        </w:rPr>
+        <w:t xml:space="preserve">Language</w:t>
+      </w:r>
+      <w:r>
+        <w:rPr>
+          <w:rFonts w:ascii="Calibri" w:cs="Calibri" w:eastAsia="Calibri" w:hAnsi="Calibri"/>
+        </w:rPr>
+        <w:t xml:space="preserve">: English and Arabic are built differently, so you must be accurate and brief at the same time (Chapter 3).</w:t>
+      </w:r>
+    </w:p>
+    <w:p>
+      <w:pPr>
+        <w:pStyle w:val="ListParagraph"/>
+        <w:numPr>
+          <w:ilvl w:val="0"/>
+          <w:numId w:val="2"/>
+        </w:numPr>
+        <w:spacing w:after="70" w:line="290"/>
+      </w:pPr>
+      <w:r>
+        <w:rPr>
+          <w:rFonts w:ascii="Calibri" w:cs="Calibri" w:eastAsia="Calibri" w:hAnsi="Calibri"/>
+          <w:b/>
+          <w:bCs/>
+        </w:rPr>
+        <w:t xml:space="preserve">Technology</w:t>
+      </w:r>
+      <w:r>
+        <w:rPr>
+          <w:rFonts w:ascii="Calibri" w:cs="Calibri" w:eastAsia="Calibri" w:hAnsi="Calibri"/>
+        </w:rPr>
+        <w:t xml:space="preserve">: subtitles have strict limits of space and time.</w:t>
+      </w:r>
+    </w:p>
+    <w:p>
+      <w:pPr>
+        <w:pStyle w:val="ListParagraph"/>
+        <w:numPr>
+          <w:ilvl w:val="0"/>
+          <w:numId w:val="2"/>
+        </w:numPr>
+        <w:spacing w:after="70" w:line="290"/>
+      </w:pPr>
+      <w:r>
+        <w:rPr>
+          <w:rFonts w:ascii="Calibri" w:cs="Calibri" w:eastAsia="Calibri" w:hAnsi="Calibri"/>
+          <w:b/>
+          <w:bCs/>
+        </w:rPr>
+        <w:t xml:space="preserve">Creativity</w:t>
+      </w:r>
+      <w:r>
+        <w:rPr>
+          <w:rFonts w:ascii="Calibri" w:cs="Calibri" w:eastAsia="Calibri" w:hAnsi="Calibri"/>
+        </w:rPr>
+        <w:t xml:space="preserve">: jokes, wordplay, songs and slang need creative solutions.</w:t>
+      </w:r>
+    </w:p>
+    <w:p>
+      <w:pPr>
+        <w:spacing w:after="40"/>
+      </w:pPr>
+    </w:p>
+    <w:p>
+      <w:pPr>
+        <w:pStyle w:val="Heading3"/>
+      </w:pPr>
+      <w:r>
+        <w:t xml:space="preserve">AVT in the Arab world</w:t>
+      </w:r>
+    </w:p>
+    <w:p>
+      <w:pPr>
+        <w:spacing w:after="120" w:line="290"/>
+      </w:pPr>
+      <w:r>
+        <w:rPr>
+          <w:rFonts w:ascii="Calibri" w:cs="Calibri" w:eastAsia="Calibri" w:hAnsi="Calibri"/>
+        </w:rPr>
+        <w:t xml:space="preserve">According to the team’s course notes (Translation Team, n.d.):</w:t>
+      </w:r>
+    </w:p>
+    <w:p>
+      <w:pPr>
+        <w:pStyle w:val="ListParagraph"/>
+        <w:numPr>
+          <w:ilvl w:val="0"/>
+          <w:numId w:val="2"/>
+        </w:numPr>
+        <w:spacing w:after="70" w:line="290"/>
+      </w:pPr>
+      <w:r>
+        <w:rPr>
+          <w:rFonts w:ascii="Calibri" w:cs="Calibri" w:eastAsia="Calibri" w:hAnsi="Calibri"/>
+          <w:b/>
+          <w:bCs/>
+        </w:rPr>
+        <w:t xml:space="preserve">Challenges</w:t>
+      </w:r>
+      <w:r>
+        <w:rPr>
+          <w:rFonts w:ascii="Calibri" w:cs="Calibri" w:eastAsia="Calibri" w:hAnsi="Calibri"/>
+        </w:rPr>
+        <w:t xml:space="preserve">: AVT is not always clearly defined or supported by institutions, and technology changes quickly.</w:t>
+      </w:r>
+    </w:p>
+    <w:p>
+      <w:pPr>
+        <w:pStyle w:val="ListParagraph"/>
+        <w:numPr>
+          <w:ilvl w:val="0"/>
+          <w:numId w:val="2"/>
+        </w:numPr>
+        <w:spacing w:after="70" w:line="290"/>
+      </w:pPr>
+      <w:r>
+        <w:rPr>
+          <w:rFonts w:ascii="Calibri" w:cs="Calibri" w:eastAsia="Calibri" w:hAnsi="Calibri"/>
+          <w:b/>
+          <w:bCs/>
+        </w:rPr>
+        <w:t xml:space="preserve">Missed chances</w:t>
+      </w:r>
+      <w:r>
+        <w:rPr>
+          <w:rFonts w:ascii="Calibri" w:cs="Calibri" w:eastAsia="Calibri" w:hAnsi="Calibri"/>
+        </w:rPr>
+        <w:t xml:space="preserve">: Arab films could reach more international audiences, websites could reach more visitors, and more content could be made accessible for people with disabilities.</w:t>
+      </w:r>
+    </w:p>
+    <w:p>
+      <w:pPr>
+        <w:pStyle w:val="ListParagraph"/>
+        <w:numPr>
+          <w:ilvl w:val="0"/>
+          <w:numId w:val="2"/>
+        </w:numPr>
+        <w:spacing w:after="70" w:line="290"/>
+      </w:pPr>
+      <w:r>
+        <w:rPr>
+          <w:rFonts w:ascii="Calibri" w:cs="Calibri" w:eastAsia="Calibri" w:hAnsi="Calibri"/>
+          <w:b/>
+          <w:bCs/>
+        </w:rPr>
+        <w:t xml:space="preserve">Solutions</w:t>
+      </w:r>
+      <w:r>
+        <w:rPr>
+          <w:rFonts w:ascii="Calibri" w:cs="Calibri" w:eastAsia="Calibri" w:hAnsi="Calibri"/>
+        </w:rPr>
+        <w:t xml:space="preserve">: closer work between universities and the media industry, and practical training, for example in live subtitling.</w:t>
+      </w:r>
+    </w:p>
+    <w:p>
+      <w:pPr>
+        <w:spacing w:after="40"/>
+      </w:pPr>
+    </w:p>
+    <w:p>
+      <w:pPr>
+        <w:pStyle w:val="Heading3"/>
+      </w:pPr>
+      <w:r>
+        <w:t xml:space="preserve">Try it</w:t>
+      </w:r>
+    </w:p>
+    <w:p>
+      <w:pPr>
+        <w:pStyle w:val="ListParagraph"/>
+        <w:numPr>
+          <w:ilvl w:val="0"/>
+          <w:numId w:val="75"/>
+        </w:numPr>
+        <w:spacing w:after="70" w:line="290"/>
+      </w:pPr>
+      <w:r>
+        <w:rPr>
+          <w:rFonts w:ascii="Calibri" w:cs="Calibri" w:eastAsia="Calibri" w:hAnsi="Calibri"/>
+        </w:rPr>
+        <w:t xml:space="preserve">What are the three elements of an audiovisual text?</w:t>
+      </w:r>
+    </w:p>
+    <w:p>
+      <w:pPr>
+        <w:pStyle w:val="ListParagraph"/>
+        <w:numPr>
+          <w:ilvl w:val="0"/>
+          <w:numId w:val="75"/>
+        </w:numPr>
+        <w:spacing w:after="70" w:line="290"/>
+      </w:pPr>
+      <w:r>
+        <w:rPr>
+          <w:rFonts w:ascii="Calibri" w:cs="Calibri" w:eastAsia="Calibri" w:hAnsi="Calibri"/>
+        </w:rPr>
+        <w:t xml:space="preserve">Which type of AVT describes the action on screen for blind viewers?</w:t>
+      </w:r>
+    </w:p>
+    <w:p>
+      <w:pPr>
+        <w:pStyle w:val="ListParagraph"/>
+        <w:numPr>
+          <w:ilvl w:val="0"/>
+          <w:numId w:val="75"/>
+        </w:numPr>
+        <w:spacing w:after="70" w:line="290"/>
+      </w:pPr>
+      <w:r>
+        <w:rPr>
+          <w:rFonts w:ascii="Calibri" w:cs="Calibri" w:eastAsia="Calibri" w:hAnsi="Calibri"/>
+        </w:rPr>
+        <w:t xml:space="preserve">What does Skopos theory put first?</w:t>
+      </w:r>
+    </w:p>
+    <w:p>
+      <w:pPr>
+        <w:spacing w:after="40"/>
+      </w:pPr>
+    </w:p>
+    <w:p>
+      <w:pPr>
         <w:spacing w:after="60" w:before="40" w:line="290"/>
       </w:pPr>
       <w:r>
@@ -29596,7 +29437,7 @@
         <w:pStyle w:val="ListParagraph"/>
         <w:numPr>
           <w:ilvl w:val="0"/>
-          <w:numId w:val="77"/>
+          <w:numId w:val="76"/>
         </w:numPr>
         <w:spacing w:after="70" w:line="290"/>
       </w:pPr>
@@ -29605,15 +29446,15 @@
           <w:rFonts w:ascii="Calibri" w:cs="Calibri" w:eastAsia="Calibri" w:hAnsi="Calibri"/>
           <w:color w:val="6B6680"/>
         </w:rPr>
-        <w:t xml:space="preserve">The visual, the audio and the textual elements.</w:t>
-      </w:r>
-    </w:p>
-    <w:p>
-      <w:pPr>
-        <w:pStyle w:val="ListParagraph"/>
-        <w:numPr>
-          <w:ilvl w:val="0"/>
-          <w:numId w:val="77"/>
+        <w:t xml:space="preserve">Images, sound and written words.</w:t>
+      </w:r>
+    </w:p>
+    <w:p>
+      <w:pPr>
+        <w:pStyle w:val="ListParagraph"/>
+        <w:numPr>
+          <w:ilvl w:val="0"/>
+          <w:numId w:val="76"/>
         </w:numPr>
         <w:spacing w:after="70" w:line="290"/>
       </w:pPr>
@@ -29630,7 +29471,7 @@
         <w:pStyle w:val="ListParagraph"/>
         <w:numPr>
           <w:ilvl w:val="0"/>
-          <w:numId w:val="77"/>
+          <w:numId w:val="76"/>
         </w:numPr>
         <w:spacing w:after="70" w:line="290"/>
       </w:pPr>
@@ -29639,7 +29480,7 @@
           <w:rFonts w:ascii="Calibri" w:cs="Calibri" w:eastAsia="Calibri" w:hAnsi="Calibri"/>
           <w:color w:val="6B6680"/>
         </w:rPr>
-        <w:t xml:space="preserve">Aim or purpose.</w:t>
+        <w:t xml:space="preserve">The purpose of the translation.</w:t>
       </w:r>
     </w:p>
     <w:p>
@@ -29680,7 +29521,7 @@
         <w:rPr>
           <w:rFonts w:ascii="Calibri" w:cs="Calibri" w:eastAsia="Calibri" w:hAnsi="Calibri"/>
         </w:rPr>
-        <w:t xml:space="preserve">AVT combines words, images and sound, and depends on technology.</w:t>
+        <w:t xml:space="preserve">AVT combines images, sound and words, and depends on technology.</w:t>
       </w:r>
     </w:p>
     <w:p>
@@ -29714,7 +29555,7 @@
         <w:rPr>
           <w:rFonts w:ascii="Calibri" w:cs="Calibri" w:eastAsia="Calibri" w:hAnsi="Calibri"/>
         </w:rPr>
-        <w:t xml:space="preserve">Skopos theory reminds you that the purpose and the audience decide how you translate.</w:t>
+        <w:t xml:space="preserve">The purpose and the viewers decide how you translate.</w:t>
       </w:r>
     </w:p>
     <w:p>
@@ -29749,7 +29590,7 @@
         <w:rPr>
           <w:rFonts w:ascii="Calibri" w:cs="Calibri" w:eastAsia="Calibri" w:hAnsi="Calibri"/>
         </w:rPr>
-        <w:t xml:space="preserve">Subtitling is the type of audiovisual translation that beginners meet most often. This chapter explains what subtitles are, how they are classified, and the strategies subtitlers use, especially for cultural references and emotionally charged language.</w:t>
+        <w:t xml:space="preserve">Subtitling is the type of AVT that beginners meet most often. This chapter explains what subtitles are, the main kinds, and how to deal with cultural references and strong language.</w:t>
       </w:r>
     </w:p>
     <w:p>
@@ -29802,7 +29643,7 @@
           <w:szCs w:val="24"/>
           <w:rtl/>
         </w:rPr>
-        <w:t xml:space="preserve">الترجمة المرئية (الترجمة على الشاشة)</w:t>
+        <w:t xml:space="preserve">السترجة / الترجمة المرئية</w:t>
       </w:r>
       <w:r>
         <w:rPr>
@@ -29814,7 +29655,7 @@
         <w:rPr>
           <w:rFonts w:ascii="Calibri" w:cs="Calibri" w:eastAsia="Calibri" w:hAnsi="Calibri"/>
         </w:rPr>
-        <w:t xml:space="preserve">Presenting a written translation, usually at the bottom of the screen, of the dialogue and other important information in a film or programme.</w:t>
+        <w:t xml:space="preserve">Showing a written translation of the dialogue at the bottom of the screen.</w:t>
       </w:r>
     </w:p>
     <w:p>
@@ -29860,7 +29701,7 @@
         <w:rPr>
           <w:rFonts w:ascii="Calibri" w:cs="Calibri" w:eastAsia="Calibri" w:hAnsi="Calibri"/>
         </w:rPr>
-        <w:t xml:space="preserve">A written script of everything that is said in a film, provided to help the translator.</w:t>
+        <w:t xml:space="preserve">A written script of everything said in a film, given to the translator.</w:t>
       </w:r>
     </w:p>
     <w:p>
@@ -29906,7 +29747,7 @@
         <w:rPr>
           <w:rFonts w:ascii="Calibri" w:cs="Calibri" w:eastAsia="Calibri" w:hAnsi="Calibri"/>
         </w:rPr>
-        <w:t xml:space="preserve">A reference to something that belongs to a particular culture, such as a food, a holiday or an institution.</w:t>
+        <w:t xml:space="preserve">A reference to something that belongs to one culture, such as a food or a holiday.</w:t>
       </w:r>
     </w:p>
     <w:p>
@@ -30023,7 +29864,7 @@
         <w:rPr>
           <w:rFonts w:ascii="Calibri" w:cs="Calibri" w:eastAsia="Calibri" w:hAnsi="Calibri"/>
         </w:rPr>
-        <w:t xml:space="preserve">Subtitling presents a written text on the lower part of the screen. The subtitles translate the spoken dialogue, and they must work together with the images and the soundtrack. A subtitle has at most two lines. Traditionally each line holds about 37 to 39 characters, and streaming platforms now allow up to 42, depending on the client’s guidelines (Díaz Cintas &amp; Remael, 2021).</w:t>
+        <w:t xml:space="preserve">A subtitle is a short written translation at the bottom of the screen. It has at most two lines. Traditionally each line holds about 37 to 39 characters, and streaming platforms now allow up to 42 (Díaz Cintas &amp; Remael, 2021). Always follow the client’s guidelines.</w:t>
       </w:r>
     </w:p>
     <w:p>
@@ -30049,55 +29890,13 @@
           <w:b/>
           <w:bCs/>
         </w:rPr>
-        <w:t xml:space="preserve">By language</w:t>
-      </w:r>
-      <w:r>
-        <w:rPr>
-          <w:rFonts w:ascii="Calibri" w:cs="Calibri" w:eastAsia="Calibri" w:hAnsi="Calibri"/>
-        </w:rPr>
-        <w:t xml:space="preserve">: </w:t>
-      </w:r>
-      <w:r>
-        <w:rPr>
-          <w:rFonts w:ascii="Calibri" w:cs="Calibri" w:eastAsia="Calibri" w:hAnsi="Calibri"/>
-          <w:i/>
-          <w:iCs/>
-        </w:rPr>
-        <w:t xml:space="preserve">intralingual</w:t>
-      </w:r>
-      <w:r>
-        <w:rPr>
-          <w:rFonts w:ascii="Calibri" w:cs="Calibri" w:eastAsia="Calibri" w:hAnsi="Calibri"/>
-        </w:rPr>
-        <w:t xml:space="preserve"> subtitles are in the same language as the dialogue (for example, for deaf and hard-of-hearing viewers); </w:t>
-      </w:r>
-      <w:r>
-        <w:rPr>
-          <w:rFonts w:ascii="Calibri" w:cs="Calibri" w:eastAsia="Calibri" w:hAnsi="Calibri"/>
-          <w:i/>
-          <w:iCs/>
-        </w:rPr>
-        <w:t xml:space="preserve">interlingual</w:t>
-      </w:r>
-      <w:r>
-        <w:rPr>
-          <w:rFonts w:ascii="Calibri" w:cs="Calibri" w:eastAsia="Calibri" w:hAnsi="Calibri"/>
-        </w:rPr>
-        <w:t xml:space="preserve"> subtitles are in another language; </w:t>
-      </w:r>
-      <w:r>
-        <w:rPr>
-          <w:rFonts w:ascii="Calibri" w:cs="Calibri" w:eastAsia="Calibri" w:hAnsi="Calibri"/>
-          <w:i/>
-          <w:iCs/>
-        </w:rPr>
-        <w:t xml:space="preserve">bilingual</w:t>
-      </w:r>
-      <w:r>
-        <w:rPr>
-          <w:rFonts w:ascii="Calibri" w:cs="Calibri" w:eastAsia="Calibri" w:hAnsi="Calibri"/>
-        </w:rPr>
-        <w:t xml:space="preserve"> subtitles show two languages at once.</w:t>
+        <w:t xml:space="preserve">Intralingual</w:t>
+      </w:r>
+      <w:r>
+        <w:rPr>
+          <w:rFonts w:ascii="Calibri" w:cs="Calibri" w:eastAsia="Calibri" w:hAnsi="Calibri"/>
+        </w:rPr>
+        <w:t xml:space="preserve">: the same language as the dialogue, for example for deaf viewers.</w:t>
       </w:r>
     </w:p>
     <w:p>
@@ -30115,33 +29914,67 @@
           <w:b/>
           <w:bCs/>
         </w:rPr>
-        <w:t xml:space="preserve">By preparation time</w:t>
-      </w:r>
-      <w:r>
-        <w:rPr>
-          <w:rFonts w:ascii="Calibri" w:cs="Calibri" w:eastAsia="Calibri" w:hAnsi="Calibri"/>
-        </w:rPr>
-        <w:t xml:space="preserve">: </w:t>
-      </w:r>
-      <w:r>
-        <w:rPr>
-          <w:rFonts w:ascii="Calibri" w:cs="Calibri" w:eastAsia="Calibri" w:hAnsi="Calibri"/>
-          <w:i/>
-          <w:iCs/>
-        </w:rPr>
-        <w:t xml:space="preserve">pre-prepared</w:t>
-      </w:r>
-      <w:r>
-        <w:rPr>
-          <w:rFonts w:ascii="Calibri" w:cs="Calibri" w:eastAsia="Calibri" w:hAnsi="Calibri"/>
-        </w:rPr>
-        <w:t xml:space="preserve"> (offline) subtitles are written before broadcast; </w:t>
-      </w:r>
-      <w:r>
-        <w:rPr>
-          <w:rFonts w:ascii="Calibri" w:cs="Calibri" w:eastAsia="Calibri" w:hAnsi="Calibri"/>
-          <w:i/>
-          <w:iCs/>
+        <w:t xml:space="preserve">Interlingual</w:t>
+      </w:r>
+      <w:r>
+        <w:rPr>
+          <w:rFonts w:ascii="Calibri" w:cs="Calibri" w:eastAsia="Calibri" w:hAnsi="Calibri"/>
+        </w:rPr>
+        <w:t xml:space="preserve">: another language. This is what translators usually make.</w:t>
+      </w:r>
+    </w:p>
+    <w:p>
+      <w:pPr>
+        <w:pStyle w:val="ListParagraph"/>
+        <w:numPr>
+          <w:ilvl w:val="0"/>
+          <w:numId w:val="2"/>
+        </w:numPr>
+        <w:spacing w:after="70" w:line="290"/>
+      </w:pPr>
+      <w:r>
+        <w:rPr>
+          <w:rFonts w:ascii="Calibri" w:cs="Calibri" w:eastAsia="Calibri" w:hAnsi="Calibri"/>
+          <w:b/>
+          <w:bCs/>
+        </w:rPr>
+        <w:t xml:space="preserve">Bilingual</w:t>
+      </w:r>
+      <w:r>
+        <w:rPr>
+          <w:rFonts w:ascii="Calibri" w:cs="Calibri" w:eastAsia="Calibri" w:hAnsi="Calibri"/>
+        </w:rPr>
+        <w:t xml:space="preserve">: two languages on screen at once.</w:t>
+      </w:r>
+    </w:p>
+    <w:p>
+      <w:pPr>
+        <w:pStyle w:val="ListParagraph"/>
+        <w:numPr>
+          <w:ilvl w:val="0"/>
+          <w:numId w:val="2"/>
+        </w:numPr>
+        <w:spacing w:after="70" w:line="290"/>
+      </w:pPr>
+      <w:r>
+        <w:rPr>
+          <w:rFonts w:ascii="Calibri" w:cs="Calibri" w:eastAsia="Calibri" w:hAnsi="Calibri"/>
+          <w:b/>
+          <w:bCs/>
+        </w:rPr>
+        <w:t xml:space="preserve">Pre-prepared</w:t>
+      </w:r>
+      <w:r>
+        <w:rPr>
+          <w:rFonts w:ascii="Calibri" w:cs="Calibri" w:eastAsia="Calibri" w:hAnsi="Calibri"/>
+        </w:rPr>
+        <w:t xml:space="preserve"> (offline) or </w:t>
+      </w:r>
+      <w:r>
+        <w:rPr>
+          <w:rFonts w:ascii="Calibri" w:cs="Calibri" w:eastAsia="Calibri" w:hAnsi="Calibri"/>
+          <w:b/>
+          <w:bCs/>
         </w:rPr>
         <w:t xml:space="preserve">live</w:t>
       </w:r>
@@ -30149,7 +29982,7 @@
         <w:rPr>
           <w:rFonts w:ascii="Calibri" w:cs="Calibri" w:eastAsia="Calibri" w:hAnsi="Calibri"/>
         </w:rPr>
-        <w:t xml:space="preserve"> (online) subtitles are written during it, as in live news.</w:t>
+        <w:t xml:space="preserve"> (online), as in live news.</w:t>
       </w:r>
     </w:p>
     <w:p>
@@ -30167,33 +30000,19 @@
           <w:b/>
           <w:bCs/>
         </w:rPr>
-        <w:t xml:space="preserve">By technology</w:t>
-      </w:r>
-      <w:r>
-        <w:rPr>
-          <w:rFonts w:ascii="Calibri" w:cs="Calibri" w:eastAsia="Calibri" w:hAnsi="Calibri"/>
-        </w:rPr>
-        <w:t xml:space="preserve">: </w:t>
-      </w:r>
-      <w:r>
-        <w:rPr>
-          <w:rFonts w:ascii="Calibri" w:cs="Calibri" w:eastAsia="Calibri" w:hAnsi="Calibri"/>
-          <w:i/>
-          <w:iCs/>
-        </w:rPr>
-        <w:t xml:space="preserve">open</w:t>
-      </w:r>
-      <w:r>
-        <w:rPr>
-          <w:rFonts w:ascii="Calibri" w:cs="Calibri" w:eastAsia="Calibri" w:hAnsi="Calibri"/>
-        </w:rPr>
-        <w:t xml:space="preserve"> subtitles are burned into the picture; </w:t>
-      </w:r>
-      <w:r>
-        <w:rPr>
-          <w:rFonts w:ascii="Calibri" w:cs="Calibri" w:eastAsia="Calibri" w:hAnsi="Calibri"/>
-          <w:i/>
-          <w:iCs/>
+        <w:t xml:space="preserve">Open</w:t>
+      </w:r>
+      <w:r>
+        <w:rPr>
+          <w:rFonts w:ascii="Calibri" w:cs="Calibri" w:eastAsia="Calibri" w:hAnsi="Calibri"/>
+        </w:rPr>
+        <w:t xml:space="preserve"> (burned into the picture) or </w:t>
+      </w:r>
+      <w:r>
+        <w:rPr>
+          <w:rFonts w:ascii="Calibri" w:cs="Calibri" w:eastAsia="Calibri" w:hAnsi="Calibri"/>
+          <w:b/>
+          <w:bCs/>
         </w:rPr>
         <w:t xml:space="preserve">closed</w:t>
       </w:r>
@@ -30201,7 +30020,7 @@
         <w:rPr>
           <w:rFonts w:ascii="Calibri" w:cs="Calibri" w:eastAsia="Calibri" w:hAnsi="Calibri"/>
         </w:rPr>
-        <w:t xml:space="preserve"> subtitles can be turned on and off.</w:t>
+        <w:t xml:space="preserve"> (can be turned on and off).</w:t>
       </w:r>
     </w:p>
     <w:p>
@@ -30216,22 +30035,14 @@
       <w:r>
         <w:rPr>
           <w:rFonts w:ascii="Calibri" w:cs="Calibri" w:eastAsia="Calibri" w:hAnsi="Calibri"/>
-          <w:b/>
-          <w:bCs/>
-        </w:rPr>
-        <w:t xml:space="preserve">Other forms</w:t>
-      </w:r>
-      <w:r>
-        <w:rPr>
-          <w:rFonts w:ascii="Calibri" w:cs="Calibri" w:eastAsia="Calibri" w:hAnsi="Calibri"/>
-        </w:rPr>
-        <w:t xml:space="preserve">: </w:t>
-      </w:r>
-      <w:r>
-        <w:rPr>
-          <w:rFonts w:ascii="Calibri" w:cs="Calibri" w:eastAsia="Calibri" w:hAnsi="Calibri"/>
-          <w:i/>
-          <w:iCs/>
+        </w:rPr>
+        <w:t xml:space="preserve">Also: </w:t>
+      </w:r>
+      <w:r>
+        <w:rPr>
+          <w:rFonts w:ascii="Calibri" w:cs="Calibri" w:eastAsia="Calibri" w:hAnsi="Calibri"/>
+          <w:b/>
+          <w:bCs/>
         </w:rPr>
         <w:t xml:space="preserve">surtitles</w:t>
       </w:r>
@@ -30239,13 +30050,13 @@
         <w:rPr>
           <w:rFonts w:ascii="Calibri" w:cs="Calibri" w:eastAsia="Calibri" w:hAnsi="Calibri"/>
         </w:rPr>
-        <w:t xml:space="preserve"> for live performances such as opera and theatre; </w:t>
-      </w:r>
-      <w:r>
-        <w:rPr>
-          <w:rFonts w:ascii="Calibri" w:cs="Calibri" w:eastAsia="Calibri" w:hAnsi="Calibri"/>
-          <w:i/>
-          <w:iCs/>
+        <w:t xml:space="preserve"> in theatres, </w:t>
+      </w:r>
+      <w:r>
+        <w:rPr>
+          <w:rFonts w:ascii="Calibri" w:cs="Calibri" w:eastAsia="Calibri" w:hAnsi="Calibri"/>
+          <w:b/>
+          <w:bCs/>
         </w:rPr>
         <w:t xml:space="preserve">intertitles</w:t>
       </w:r>
@@ -30253,13 +30064,13 @@
         <w:rPr>
           <w:rFonts w:ascii="Calibri" w:cs="Calibri" w:eastAsia="Calibri" w:hAnsi="Calibri"/>
         </w:rPr>
-        <w:t xml:space="preserve">, the title cards of silent films; and </w:t>
-      </w:r>
-      <w:r>
-        <w:rPr>
-          <w:rFonts w:ascii="Calibri" w:cs="Calibri" w:eastAsia="Calibri" w:hAnsi="Calibri"/>
-          <w:i/>
-          <w:iCs/>
+        <w:t xml:space="preserve"> in silent films, and </w:t>
+      </w:r>
+      <w:r>
+        <w:rPr>
+          <w:rFonts w:ascii="Calibri" w:cs="Calibri" w:eastAsia="Calibri" w:hAnsi="Calibri"/>
+          <w:b/>
+          <w:bCs/>
         </w:rPr>
         <w:t xml:space="preserve">fansubs</w:t>
       </w:r>
@@ -30267,7 +30078,7 @@
         <w:rPr>
           <w:rFonts w:ascii="Calibri" w:cs="Calibri" w:eastAsia="Calibri" w:hAnsi="Calibri"/>
         </w:rPr>
-        <w:t xml:space="preserve">, made by fans.</w:t>
+        <w:t xml:space="preserve"> made by fans.</w:t>
       </w:r>
     </w:p>
     <w:p>
@@ -30280,7 +30091,7 @@
         <w:pStyle w:val="Heading3"/>
       </w:pPr>
       <w:r>
-        <w:t xml:space="preserve">Words, images and sound together</w:t>
+        <w:t xml:space="preserve">Words, images and sound</w:t>
       </w:r>
     </w:p>
     <w:p>
@@ -30291,105 +30102,171 @@
         <w:rPr>
           <w:rFonts w:ascii="Calibri" w:cs="Calibri" w:eastAsia="Calibri" w:hAnsi="Calibri"/>
         </w:rPr>
-        <w:t xml:space="preserve">A film sends meaning through four channels: </w:t>
-      </w:r>
-      <w:r>
-        <w:rPr>
-          <w:rFonts w:ascii="Calibri" w:cs="Calibri" w:eastAsia="Calibri" w:hAnsi="Calibri"/>
-          <w:b/>
-          <w:bCs/>
-        </w:rPr>
-        <w:t xml:space="preserve">visual verbal</w:t>
-      </w:r>
-      <w:r>
-        <w:rPr>
-          <w:rFonts w:ascii="Calibri" w:cs="Calibri" w:eastAsia="Calibri" w:hAnsi="Calibri"/>
-        </w:rPr>
-        <w:t xml:space="preserve"> signs (words on screen, such as signs and letters), </w:t>
-      </w:r>
-      <w:r>
-        <w:rPr>
-          <w:rFonts w:ascii="Calibri" w:cs="Calibri" w:eastAsia="Calibri" w:hAnsi="Calibri"/>
-          <w:b/>
-          <w:bCs/>
-        </w:rPr>
-        <w:t xml:space="preserve">visual non-verbal</w:t>
-      </w:r>
-      <w:r>
-        <w:rPr>
-          <w:rFonts w:ascii="Calibri" w:cs="Calibri" w:eastAsia="Calibri" w:hAnsi="Calibri"/>
-        </w:rPr>
-        <w:t xml:space="preserve"> signs (images), </w:t>
-      </w:r>
-      <w:r>
-        <w:rPr>
-          <w:rFonts w:ascii="Calibri" w:cs="Calibri" w:eastAsia="Calibri" w:hAnsi="Calibri"/>
-          <w:b/>
-          <w:bCs/>
-        </w:rPr>
-        <w:t xml:space="preserve">acoustic verbal</w:t>
-      </w:r>
-      <w:r>
-        <w:rPr>
-          <w:rFonts w:ascii="Calibri" w:cs="Calibri" w:eastAsia="Calibri" w:hAnsi="Calibri"/>
-        </w:rPr>
-        <w:t xml:space="preserve"> signs (dialogue) and </w:t>
-      </w:r>
-      <w:r>
-        <w:rPr>
-          <w:rFonts w:ascii="Calibri" w:cs="Calibri" w:eastAsia="Calibri" w:hAnsi="Calibri"/>
-          <w:b/>
-          <w:bCs/>
-        </w:rPr>
-        <w:t xml:space="preserve">acoustic non-verbal</w:t>
-      </w:r>
-      <w:r>
-        <w:rPr>
-          <w:rFonts w:ascii="Calibri" w:cs="Calibri" w:eastAsia="Calibri" w:hAnsi="Calibri"/>
-        </w:rPr>
-        <w:t xml:space="preserve"> signs (music and sound effects). The subtitle adds a written channel. Sometimes the words make the picture clearer (</w:t>
-      </w:r>
-      <w:r>
-        <w:rPr>
-          <w:rFonts w:ascii="Calibri" w:cs="Calibri" w:eastAsia="Calibri" w:hAnsi="Calibri"/>
-          <w:b/>
-          <w:bCs/>
-        </w:rPr>
-        <w:t xml:space="preserve">anchoring</w:t>
-      </w:r>
-      <w:r>
-        <w:rPr>
-          <w:rFonts w:ascii="Calibri" w:cs="Calibri" w:eastAsia="Calibri" w:hAnsi="Calibri"/>
-        </w:rPr>
-        <w:t xml:space="preserve">); sometimes words and picture say the same thing (</w:t>
-      </w:r>
-      <w:r>
-        <w:rPr>
-          <w:rFonts w:ascii="Calibri" w:cs="Calibri" w:eastAsia="Calibri" w:hAnsi="Calibri"/>
-          <w:b/>
-          <w:bCs/>
-        </w:rPr>
-        <w:t xml:space="preserve">redundancy</w:t>
-      </w:r>
-      <w:r>
-        <w:rPr>
-          <w:rFonts w:ascii="Calibri" w:cs="Calibri" w:eastAsia="Calibri" w:hAnsi="Calibri"/>
-        </w:rPr>
-        <w:t xml:space="preserve">), and the subtitle can be shortened. Because subtitles are short, they often have gaps; they stay clear only with the help of the story and the images (</w:t>
-      </w:r>
-      <w:r>
-        <w:rPr>
-          <w:rFonts w:ascii="Calibri" w:cs="Calibri" w:eastAsia="Calibri" w:hAnsi="Calibri"/>
-          <w:b/>
-          <w:bCs/>
-        </w:rPr>
-        <w:t xml:space="preserve">semiotic cohesion</w:t>
-      </w:r>
-      <w:r>
-        <w:rPr>
-          <w:rFonts w:ascii="Calibri" w:cs="Calibri" w:eastAsia="Calibri" w:hAnsi="Calibri"/>
-        </w:rPr>
-        <w:t xml:space="preserve">).</w:t>
+        <w:t xml:space="preserve">A film sends meaning through words on screen, images, dialogue, and music and sound effects. A good subtitle works with all of them:</w:t>
+      </w:r>
+    </w:p>
+    <w:p>
+      <w:pPr>
+        <w:pStyle w:val="ListParagraph"/>
+        <w:numPr>
+          <w:ilvl w:val="0"/>
+          <w:numId w:val="2"/>
+        </w:numPr>
+        <w:spacing w:after="70" w:line="290"/>
+      </w:pPr>
+      <w:r>
+        <w:rPr>
+          <w:rFonts w:ascii="Calibri" w:cs="Calibri" w:eastAsia="Calibri" w:hAnsi="Calibri"/>
+        </w:rPr>
+        <w:t xml:space="preserve">If the picture already shows something, the subtitle can be shorter.</w:t>
+      </w:r>
+    </w:p>
+    <w:p>
+      <w:pPr>
+        <w:pStyle w:val="ListParagraph"/>
+        <w:numPr>
+          <w:ilvl w:val="0"/>
+          <w:numId w:val="2"/>
+        </w:numPr>
+        <w:spacing w:after="70" w:line="290"/>
+      </w:pPr>
+      <w:r>
+        <w:rPr>
+          <w:rFonts w:ascii="Calibri" w:cs="Calibri" w:eastAsia="Calibri" w:hAnsi="Calibri"/>
+        </w:rPr>
+        <w:t xml:space="preserve">If the picture is unclear, the subtitle can explain it.</w:t>
+      </w:r>
+    </w:p>
+    <w:p>
+      <w:pPr>
+        <w:pStyle w:val="ListParagraph"/>
+        <w:numPr>
+          <w:ilvl w:val="0"/>
+          <w:numId w:val="2"/>
+        </w:numPr>
+        <w:spacing w:after="70" w:line="290"/>
+      </w:pPr>
+      <w:r>
+        <w:rPr>
+          <w:rFonts w:ascii="Calibri" w:cs="Calibri" w:eastAsia="Calibri" w:hAnsi="Calibri"/>
+        </w:rPr>
+        <w:t xml:space="preserve">Subtitles are short, so they rely on the images and the story to stay clear.</w:t>
+      </w:r>
+    </w:p>
+    <w:p>
+      <w:pPr>
+        <w:spacing w:after="40"/>
+      </w:pPr>
+    </w:p>
+    <w:p>
+      <w:pPr>
+        <w:pStyle w:val="Heading3"/>
+      </w:pPr>
+      <w:r>
+        <w:t xml:space="preserve">Why subtitling is hard</w:t>
+      </w:r>
+    </w:p>
+    <w:p>
+      <w:pPr>
+        <w:pStyle w:val="ListParagraph"/>
+        <w:numPr>
+          <w:ilvl w:val="0"/>
+          <w:numId w:val="2"/>
+        </w:numPr>
+        <w:spacing w:after="70" w:line="290"/>
+      </w:pPr>
+      <w:r>
+        <w:rPr>
+          <w:rFonts w:ascii="Calibri" w:cs="Calibri" w:eastAsia="Calibri" w:hAnsi="Calibri"/>
+        </w:rPr>
+        <w:t xml:space="preserve">Viewers can hear the original and read your translation at the same time, so they notice mistakes.</w:t>
+      </w:r>
+    </w:p>
+    <w:p>
+      <w:pPr>
+        <w:pStyle w:val="ListParagraph"/>
+        <w:numPr>
+          <w:ilvl w:val="0"/>
+          <w:numId w:val="2"/>
+        </w:numPr>
+        <w:spacing w:after="70" w:line="290"/>
+      </w:pPr>
+      <w:r>
+        <w:rPr>
+          <w:rFonts w:ascii="Calibri" w:cs="Calibri" w:eastAsia="Calibri" w:hAnsi="Calibri"/>
+        </w:rPr>
+        <w:t xml:space="preserve">Speech becomes writing, and it must be cut down to short lines.</w:t>
+      </w:r>
+    </w:p>
+    <w:p>
+      <w:pPr>
+        <w:pStyle w:val="ListParagraph"/>
+        <w:numPr>
+          <w:ilvl w:val="0"/>
+          <w:numId w:val="2"/>
+        </w:numPr>
+        <w:spacing w:after="70" w:line="290"/>
+      </w:pPr>
+      <w:r>
+        <w:rPr>
+          <w:rFonts w:ascii="Calibri" w:cs="Calibri" w:eastAsia="Calibri" w:hAnsi="Calibri"/>
+        </w:rPr>
+        <w:t xml:space="preserve">The way characters speak shows who they are: their </w:t>
+      </w:r>
+      <w:r>
+        <w:rPr>
+          <w:rFonts w:ascii="Calibri" w:cs="Calibri" w:eastAsia="Calibri" w:hAnsi="Calibri"/>
+          <w:b/>
+          <w:bCs/>
+        </w:rPr>
+        <w:t xml:space="preserve">sociolect</w:t>
+      </w:r>
+      <w:r>
+        <w:rPr>
+          <w:rFonts w:ascii="Calibri" w:cs="Calibri" w:eastAsia="Calibri" w:hAnsi="Calibri"/>
+        </w:rPr>
+        <w:t xml:space="preserve"> (social group), </w:t>
+      </w:r>
+      <w:r>
+        <w:rPr>
+          <w:rFonts w:ascii="Calibri" w:cs="Calibri" w:eastAsia="Calibri" w:hAnsi="Calibri"/>
+          <w:b/>
+          <w:bCs/>
+        </w:rPr>
+        <w:t xml:space="preserve">slang</w:t>
+      </w:r>
+      <w:r>
+        <w:rPr>
+          <w:rFonts w:ascii="Calibri" w:cs="Calibri" w:eastAsia="Calibri" w:hAnsi="Calibri"/>
+        </w:rPr>
+        <w:t xml:space="preserve"> and </w:t>
+      </w:r>
+      <w:r>
+        <w:rPr>
+          <w:rFonts w:ascii="Calibri" w:cs="Calibri" w:eastAsia="Calibri" w:hAnsi="Calibri"/>
+          <w:b/>
+          <w:bCs/>
+        </w:rPr>
+        <w:t xml:space="preserve">idiolect</w:t>
+      </w:r>
+      <w:r>
+        <w:rPr>
+          <w:rFonts w:ascii="Calibri" w:cs="Calibri" w:eastAsia="Calibri" w:hAnsi="Calibri"/>
+        </w:rPr>
+        <w:t xml:space="preserve"> (personal habits). Try to keep this.</w:t>
+      </w:r>
+    </w:p>
+    <w:p>
+      <w:pPr>
+        <w:spacing w:after="40"/>
+      </w:pPr>
+    </w:p>
+    <w:p>
+      <w:pPr>
+        <w:pStyle w:val="Heading3"/>
+      </w:pPr>
+      <w:r>
+        <w:t xml:space="preserve">Cultural references</w:t>
       </w:r>
     </w:p>
     <w:p>
@@ -30400,7 +30277,268 @@
         <w:rPr>
           <w:rFonts w:ascii="Calibri" w:cs="Calibri" w:eastAsia="Calibri" w:hAnsi="Calibri"/>
         </w:rPr>
-        <w:t xml:space="preserve">Subtitling is also a vulnerable kind of translation: viewers can hear the original and read the translation at the same time, so they notice mistakes easily. And the medium changes from speech to writing. Film dialogue may be scripted, or spontaneous like everyday conversation and live television; either way, it must be reduced and tidied into short written lines.</w:t>
+        <w:t xml:space="preserve">Cultural references may be </w:t>
+      </w:r>
+      <w:r>
+        <w:rPr>
+          <w:rFonts w:ascii="Calibri" w:cs="Calibri" w:eastAsia="Calibri" w:hAnsi="Calibri"/>
+          <w:b/>
+          <w:bCs/>
+        </w:rPr>
+        <w:t xml:space="preserve">geographical</w:t>
+      </w:r>
+      <w:r>
+        <w:rPr>
+          <w:rFonts w:ascii="Calibri" w:cs="Calibri" w:eastAsia="Calibri" w:hAnsi="Calibri"/>
+        </w:rPr>
+        <w:t xml:space="preserve"> (places), </w:t>
+      </w:r>
+      <w:r>
+        <w:rPr>
+          <w:rFonts w:ascii="Calibri" w:cs="Calibri" w:eastAsia="Calibri" w:hAnsi="Calibri"/>
+          <w:b/>
+          <w:bCs/>
+        </w:rPr>
+        <w:t xml:space="preserve">ethnographic</w:t>
+      </w:r>
+      <w:r>
+        <w:rPr>
+          <w:rFonts w:ascii="Calibri" w:cs="Calibri" w:eastAsia="Calibri" w:hAnsi="Calibri"/>
+        </w:rPr>
+        <w:t xml:space="preserve"> (food, holidays, daily life) or </w:t>
+      </w:r>
+      <w:r>
+        <w:rPr>
+          <w:rFonts w:ascii="Calibri" w:cs="Calibri" w:eastAsia="Calibri" w:hAnsi="Calibri"/>
+          <w:b/>
+          <w:bCs/>
+        </w:rPr>
+        <w:t xml:space="preserve">socio-political</w:t>
+      </w:r>
+      <w:r>
+        <w:rPr>
+          <w:rFonts w:ascii="Calibri" w:cs="Calibri" w:eastAsia="Calibri" w:hAnsi="Calibri"/>
+        </w:rPr>
+        <w:t xml:space="preserve"> (government, institutions) (Díaz Cintas &amp; Remael, 2007).</w:t>
+      </w:r>
+    </w:p>
+    <w:p>
+      <w:pPr>
+        <w:spacing w:after="120" w:line="290"/>
+      </w:pPr>
+      <w:r>
+        <w:rPr>
+          <w:rFonts w:ascii="Calibri" w:cs="Calibri" w:eastAsia="Calibri" w:hAnsi="Calibri"/>
+        </w:rPr>
+        <w:t xml:space="preserve">Díaz Cintas and Remael (2007) and Pedersen (2011) describe similar strategies for them. The most useful are:</w:t>
+      </w:r>
+    </w:p>
+    <w:p>
+      <w:pPr>
+        <w:pStyle w:val="ListParagraph"/>
+        <w:numPr>
+          <w:ilvl w:val="0"/>
+          <w:numId w:val="77"/>
+        </w:numPr>
+        <w:spacing w:after="70" w:line="290"/>
+      </w:pPr>
+      <w:r>
+        <w:rPr>
+          <w:rFonts w:ascii="Calibri" w:cs="Calibri" w:eastAsia="Calibri" w:hAnsi="Calibri"/>
+          <w:b/>
+          <w:bCs/>
+        </w:rPr>
+        <w:t xml:space="preserve">Loan</w:t>
+      </w:r>
+      <w:r>
+        <w:rPr>
+          <w:rFonts w:ascii="Calibri" w:cs="Calibri" w:eastAsia="Calibri" w:hAnsi="Calibri"/>
+        </w:rPr>
+        <w:t xml:space="preserve"> (retention): keep the source word.</w:t>
+      </w:r>
+    </w:p>
+    <w:p>
+      <w:pPr>
+        <w:pStyle w:val="ListParagraph"/>
+        <w:numPr>
+          <w:ilvl w:val="0"/>
+          <w:numId w:val="77"/>
+        </w:numPr>
+        <w:spacing w:after="70" w:line="290"/>
+      </w:pPr>
+      <w:r>
+        <w:rPr>
+          <w:rFonts w:ascii="Calibri" w:cs="Calibri" w:eastAsia="Calibri" w:hAnsi="Calibri"/>
+          <w:b/>
+          <w:bCs/>
+        </w:rPr>
+        <w:t xml:space="preserve">Calque</w:t>
+      </w:r>
+      <w:r>
+        <w:rPr>
+          <w:rFonts w:ascii="Calibri" w:cs="Calibri" w:eastAsia="Calibri" w:hAnsi="Calibri"/>
+        </w:rPr>
+        <w:t xml:space="preserve"> (direct translation): translate it word for word.</w:t>
+      </w:r>
+    </w:p>
+    <w:p>
+      <w:pPr>
+        <w:pStyle w:val="ListParagraph"/>
+        <w:numPr>
+          <w:ilvl w:val="0"/>
+          <w:numId w:val="77"/>
+        </w:numPr>
+        <w:spacing w:after="70" w:line="290"/>
+      </w:pPr>
+      <w:r>
+        <w:rPr>
+          <w:rFonts w:ascii="Calibri" w:cs="Calibri" w:eastAsia="Calibri" w:hAnsi="Calibri"/>
+          <w:b/>
+          <w:bCs/>
+        </w:rPr>
+        <w:t xml:space="preserve">Explicitation</w:t>
+      </w:r>
+      <w:r>
+        <w:rPr>
+          <w:rFonts w:ascii="Calibri" w:cs="Calibri" w:eastAsia="Calibri" w:hAnsi="Calibri"/>
+        </w:rPr>
+        <w:t xml:space="preserve"> (specification): add a little information to make it clear.</w:t>
+      </w:r>
+    </w:p>
+    <w:p>
+      <w:pPr>
+        <w:pStyle w:val="ListParagraph"/>
+        <w:numPr>
+          <w:ilvl w:val="0"/>
+          <w:numId w:val="77"/>
+        </w:numPr>
+        <w:spacing w:after="70" w:line="290"/>
+      </w:pPr>
+      <w:r>
+        <w:rPr>
+          <w:rFonts w:ascii="Calibri" w:cs="Calibri" w:eastAsia="Calibri" w:hAnsi="Calibri"/>
+          <w:b/>
+          <w:bCs/>
+        </w:rPr>
+        <w:t xml:space="preserve">Generalisation</w:t>
+      </w:r>
+      <w:r>
+        <w:rPr>
+          <w:rFonts w:ascii="Calibri" w:cs="Calibri" w:eastAsia="Calibri" w:hAnsi="Calibri"/>
+        </w:rPr>
+        <w:t xml:space="preserve">: use a more general word.</w:t>
+      </w:r>
+    </w:p>
+    <w:p>
+      <w:pPr>
+        <w:pStyle w:val="ListParagraph"/>
+        <w:numPr>
+          <w:ilvl w:val="0"/>
+          <w:numId w:val="77"/>
+        </w:numPr>
+        <w:spacing w:after="70" w:line="290"/>
+      </w:pPr>
+      <w:r>
+        <w:rPr>
+          <w:rFonts w:ascii="Calibri" w:cs="Calibri" w:eastAsia="Calibri" w:hAnsi="Calibri"/>
+          <w:b/>
+          <w:bCs/>
+        </w:rPr>
+        <w:t xml:space="preserve">Substitution</w:t>
+      </w:r>
+      <w:r>
+        <w:rPr>
+          <w:rFonts w:ascii="Calibri" w:cs="Calibri" w:eastAsia="Calibri" w:hAnsi="Calibri"/>
+        </w:rPr>
+        <w:t xml:space="preserve">: replace it with something familiar to the target audience.</w:t>
+      </w:r>
+    </w:p>
+    <w:p>
+      <w:pPr>
+        <w:pStyle w:val="ListParagraph"/>
+        <w:numPr>
+          <w:ilvl w:val="0"/>
+          <w:numId w:val="77"/>
+        </w:numPr>
+        <w:spacing w:after="70" w:line="290"/>
+      </w:pPr>
+      <w:r>
+        <w:rPr>
+          <w:rFonts w:ascii="Calibri" w:cs="Calibri" w:eastAsia="Calibri" w:hAnsi="Calibri"/>
+          <w:b/>
+          <w:bCs/>
+        </w:rPr>
+        <w:t xml:space="preserve">Official equivalent</w:t>
+      </w:r>
+      <w:r>
+        <w:rPr>
+          <w:rFonts w:ascii="Calibri" w:cs="Calibri" w:eastAsia="Calibri" w:hAnsi="Calibri"/>
+        </w:rPr>
+        <w:t xml:space="preserve">: use the accepted translation, if there is one.</w:t>
+      </w:r>
+    </w:p>
+    <w:p>
+      <w:pPr>
+        <w:pStyle w:val="ListParagraph"/>
+        <w:numPr>
+          <w:ilvl w:val="0"/>
+          <w:numId w:val="77"/>
+        </w:numPr>
+        <w:spacing w:after="70" w:line="290"/>
+      </w:pPr>
+      <w:r>
+        <w:rPr>
+          <w:rFonts w:ascii="Calibri" w:cs="Calibri" w:eastAsia="Calibri" w:hAnsi="Calibri"/>
+          <w:b/>
+          <w:bCs/>
+        </w:rPr>
+        <w:t xml:space="preserve">Compensation</w:t>
+      </w:r>
+      <w:r>
+        <w:rPr>
+          <w:rFonts w:ascii="Calibri" w:cs="Calibri" w:eastAsia="Calibri" w:hAnsi="Calibri"/>
+        </w:rPr>
+        <w:t xml:space="preserve">: make up for a lost effect somewhere else.</w:t>
+      </w:r>
+    </w:p>
+    <w:p>
+      <w:pPr>
+        <w:pStyle w:val="ListParagraph"/>
+        <w:numPr>
+          <w:ilvl w:val="0"/>
+          <w:numId w:val="77"/>
+        </w:numPr>
+        <w:spacing w:after="70" w:line="290"/>
+      </w:pPr>
+      <w:r>
+        <w:rPr>
+          <w:rFonts w:ascii="Calibri" w:cs="Calibri" w:eastAsia="Calibri" w:hAnsi="Calibri"/>
+          <w:b/>
+          <w:bCs/>
+        </w:rPr>
+        <w:t xml:space="preserve">Omission</w:t>
+      </w:r>
+      <w:r>
+        <w:rPr>
+          <w:rFonts w:ascii="Calibri" w:cs="Calibri" w:eastAsia="Calibri" w:hAnsi="Calibri"/>
+        </w:rPr>
+        <w:t xml:space="preserve">: leave it out, when it is not important and there is no space.</w:t>
+      </w:r>
+    </w:p>
+    <w:p>
+      <w:pPr>
+        <w:spacing w:after="40"/>
+      </w:pPr>
+    </w:p>
+    <w:p>
+      <w:pPr>
+        <w:spacing w:after="120" w:line="290"/>
+      </w:pPr>
+      <w:r>
+        <w:rPr>
+          <w:rFonts w:ascii="Calibri" w:cs="Calibri" w:eastAsia="Calibri" w:hAnsi="Calibri"/>
+        </w:rPr>
+        <w:t xml:space="preserve">You met most of these strategies in Chapters 12 and 13. The difference is that in subtitling you must also respect limits of space and time.</w:t>
       </w:r>
     </w:p>
     <w:p>
@@ -30408,7 +30546,7 @@
         <w:pStyle w:val="Heading3"/>
       </w:pPr>
       <w:r>
-        <w:t xml:space="preserve">How characters speak</w:t>
+        <w:t xml:space="preserve">Strong and taboo language</w:t>
       </w:r>
     </w:p>
     <w:p>
@@ -30418,104 +30556,86 @@
       <w:r>
         <w:rPr>
           <w:rFonts w:ascii="Calibri" w:cs="Calibri" w:eastAsia="Calibri" w:hAnsi="Calibri"/>
-        </w:rPr>
-        <w:t xml:space="preserve">The way characters speak tells us about their personality and background, and the translator should keep this where possible:</w:t>
-      </w:r>
-    </w:p>
-    <w:p>
-      <w:pPr>
-        <w:pStyle w:val="ListParagraph"/>
-        <w:numPr>
-          <w:ilvl w:val="0"/>
-          <w:numId w:val="2"/>
-        </w:numPr>
-        <w:spacing w:after="70" w:line="290"/>
-      </w:pPr>
-      <w:r>
-        <w:rPr>
-          <w:rFonts w:ascii="Calibri" w:cs="Calibri" w:eastAsia="Calibri" w:hAnsi="Calibri"/>
-          <w:b/>
-          <w:bCs/>
-        </w:rPr>
-        <w:t xml:space="preserve">Marked speech</w:t>
-      </w:r>
-      <w:r>
-        <w:rPr>
-          <w:rFonts w:ascii="Calibri" w:cs="Calibri" w:eastAsia="Calibri" w:hAnsi="Calibri"/>
-        </w:rPr>
-        <w:t xml:space="preserve">: speech with non-standard features, such as taboo words, swear words and emotionally charged expressions.</w:t>
-      </w:r>
-    </w:p>
-    <w:p>
-      <w:pPr>
-        <w:pStyle w:val="ListParagraph"/>
-        <w:numPr>
-          <w:ilvl w:val="0"/>
-          <w:numId w:val="2"/>
-        </w:numPr>
-        <w:spacing w:after="70" w:line="290"/>
-      </w:pPr>
-      <w:r>
-        <w:rPr>
-          <w:rFonts w:ascii="Calibri" w:cs="Calibri" w:eastAsia="Calibri" w:hAnsi="Calibri"/>
-          <w:b/>
-          <w:bCs/>
-        </w:rPr>
-        <w:t xml:space="preserve">Sociolect</w:t>
-      </w:r>
-      <w:r>
-        <w:rPr>
-          <w:rFonts w:ascii="Calibri" w:cs="Calibri" w:eastAsia="Calibri" w:hAnsi="Calibri"/>
-        </w:rPr>
-        <w:t xml:space="preserve">: the language variety of a social group or class.</w:t>
-      </w:r>
-    </w:p>
-    <w:p>
-      <w:pPr>
-        <w:pStyle w:val="ListParagraph"/>
-        <w:numPr>
-          <w:ilvl w:val="0"/>
-          <w:numId w:val="2"/>
-        </w:numPr>
-        <w:spacing w:after="70" w:line="290"/>
-      </w:pPr>
-      <w:r>
-        <w:rPr>
-          <w:rFonts w:ascii="Calibri" w:cs="Calibri" w:eastAsia="Calibri" w:hAnsi="Calibri"/>
-          <w:b/>
-          <w:bCs/>
-        </w:rPr>
-        <w:t xml:space="preserve">Slang</w:t>
-      </w:r>
-      <w:r>
-        <w:rPr>
-          <w:rFonts w:ascii="Calibri" w:cs="Calibri" w:eastAsia="Calibri" w:hAnsi="Calibri"/>
-        </w:rPr>
-        <w:t xml:space="preserve">: informal words, often used by a particular group.</w:t>
-      </w:r>
-    </w:p>
-    <w:p>
-      <w:pPr>
-        <w:pStyle w:val="ListParagraph"/>
-        <w:numPr>
-          <w:ilvl w:val="0"/>
-          <w:numId w:val="2"/>
-        </w:numPr>
-        <w:spacing w:after="70" w:line="290"/>
-      </w:pPr>
-      <w:r>
-        <w:rPr>
-          <w:rFonts w:ascii="Calibri" w:cs="Calibri" w:eastAsia="Calibri" w:hAnsi="Calibri"/>
-          <w:b/>
-          <w:bCs/>
-        </w:rPr>
-        <w:t xml:space="preserve">Idiolect</w:t>
-      </w:r>
-      <w:r>
-        <w:rPr>
-          <w:rFonts w:ascii="Calibri" w:cs="Calibri" w:eastAsia="Calibri" w:hAnsi="Calibri"/>
-        </w:rPr>
-        <w:t xml:space="preserve">: the personal speech habits of one individual.</w:t>
+          <w:b/>
+          <w:bCs/>
+        </w:rPr>
+        <w:t xml:space="preserve">Taboo language</w:t>
+      </w:r>
+      <w:r>
+        <w:rPr>
+          <w:rFonts w:ascii="Calibri" w:cs="Calibri" w:eastAsia="Calibri" w:hAnsi="Calibri"/>
+        </w:rPr>
+        <w:t xml:space="preserve">, such as swearing, is used in films for realism, to show character, or for humour. Subtitlers often soften it because of </w:t>
+      </w:r>
+      <w:r>
+        <w:rPr>
+          <w:rFonts w:ascii="Calibri" w:cs="Calibri" w:eastAsia="Calibri" w:hAnsi="Calibri"/>
+          <w:b/>
+          <w:bCs/>
+        </w:rPr>
+        <w:t xml:space="preserve">censorship</w:t>
+      </w:r>
+      <w:r>
+        <w:rPr>
+          <w:rFonts w:ascii="Calibri" w:cs="Calibri" w:eastAsia="Calibri" w:hAnsi="Calibri"/>
+        </w:rPr>
+        <w:t xml:space="preserve">: rules set by broadcasters or authorities, or the translator’s own choice (self-censorship). Follow the client’s guidelines, and keep the emotion of the scene where you can.</w:t>
+      </w:r>
+    </w:p>
+    <w:p>
+      <w:pPr>
+        <w:pStyle w:val="Heading3"/>
+      </w:pPr>
+      <w:r>
+        <w:t xml:space="preserve">Try it</w:t>
+      </w:r>
+    </w:p>
+    <w:p>
+      <w:pPr>
+        <w:pStyle w:val="ListParagraph"/>
+        <w:numPr>
+          <w:ilvl w:val="0"/>
+          <w:numId w:val="78"/>
+        </w:numPr>
+        <w:spacing w:after="70" w:line="290"/>
+      </w:pPr>
+      <w:r>
+        <w:rPr>
+          <w:rFonts w:ascii="Calibri" w:cs="Calibri" w:eastAsia="Calibri" w:hAnsi="Calibri"/>
+        </w:rPr>
+        <w:t xml:space="preserve">What is the difference between open and closed subtitles?</w:t>
+      </w:r>
+    </w:p>
+    <w:p>
+      <w:pPr>
+        <w:pStyle w:val="ListParagraph"/>
+        <w:numPr>
+          <w:ilvl w:val="0"/>
+          <w:numId w:val="78"/>
+        </w:numPr>
+        <w:spacing w:after="70" w:line="290"/>
+      </w:pPr>
+      <w:r>
+        <w:rPr>
+          <w:rFonts w:ascii="Calibri" w:cs="Calibri" w:eastAsia="Calibri" w:hAnsi="Calibri"/>
+        </w:rPr>
+        <w:t xml:space="preserve">Which strategy uses an accepted translation?</w:t>
+      </w:r>
+    </w:p>
+    <w:p>
+      <w:pPr>
+        <w:pStyle w:val="ListParagraph"/>
+        <w:numPr>
+          <w:ilvl w:val="0"/>
+          <w:numId w:val="78"/>
+        </w:numPr>
+        <w:spacing w:after="70" w:line="290"/>
+      </w:pPr>
+      <w:r>
+        <w:rPr>
+          <w:rFonts w:ascii="Calibri" w:cs="Calibri" w:eastAsia="Calibri" w:hAnsi="Calibri"/>
+        </w:rPr>
+        <w:t xml:space="preserve">Why do viewers notice mistakes in subtitles easily?</w:t>
       </w:r>
     </w:p>
     <w:p>
@@ -30525,404 +30645,16 @@
     </w:p>
     <w:p>
       <w:pPr>
-        <w:pStyle w:val="Heading3"/>
-      </w:pPr>
-      <w:r>
-        <w:t xml:space="preserve">Translating cultural references</w:t>
-      </w:r>
-    </w:p>
-    <w:p>
-      <w:pPr>
-        <w:spacing w:after="120" w:line="290"/>
-      </w:pPr>
-      <w:r>
-        <w:rPr>
-          <w:rFonts w:ascii="Calibri" w:cs="Calibri" w:eastAsia="Calibri" w:hAnsi="Calibri"/>
-        </w:rPr>
-        <w:t xml:space="preserve">Culture-bound terms refer to things tied to a country’s culture. They may be </w:t>
-      </w:r>
-      <w:r>
-        <w:rPr>
-          <w:rFonts w:ascii="Calibri" w:cs="Calibri" w:eastAsia="Calibri" w:hAnsi="Calibri"/>
-          <w:b/>
-          <w:bCs/>
-        </w:rPr>
-        <w:t xml:space="preserve">geographical</w:t>
-      </w:r>
-      <w:r>
-        <w:rPr>
-          <w:rFonts w:ascii="Calibri" w:cs="Calibri" w:eastAsia="Calibri" w:hAnsi="Calibri"/>
-        </w:rPr>
-        <w:t xml:space="preserve"> (places, landscapes), </w:t>
-      </w:r>
-      <w:r>
-        <w:rPr>
-          <w:rFonts w:ascii="Calibri" w:cs="Calibri" w:eastAsia="Calibri" w:hAnsi="Calibri"/>
-          <w:b/>
-          <w:bCs/>
-        </w:rPr>
-        <w:t xml:space="preserve">ethnographic</w:t>
-      </w:r>
-      <w:r>
-        <w:rPr>
-          <w:rFonts w:ascii="Calibri" w:cs="Calibri" w:eastAsia="Calibri" w:hAnsi="Calibri"/>
-        </w:rPr>
-        <w:t xml:space="preserve"> (traditional food, holidays, daily life) or </w:t>
-      </w:r>
-      <w:r>
-        <w:rPr>
-          <w:rFonts w:ascii="Calibri" w:cs="Calibri" w:eastAsia="Calibri" w:hAnsi="Calibri"/>
-          <w:b/>
-          <w:bCs/>
-        </w:rPr>
-        <w:t xml:space="preserve">socio-political</w:t>
-      </w:r>
-      <w:r>
-        <w:rPr>
-          <w:rFonts w:ascii="Calibri" w:cs="Calibri" w:eastAsia="Calibri" w:hAnsi="Calibri"/>
-        </w:rPr>
-        <w:t xml:space="preserve"> (government, institutions, political life) (Díaz Cintas &amp; Remael, 2007).</w:t>
-      </w:r>
-    </w:p>
-    <w:p>
-      <w:pPr>
-        <w:spacing w:after="120" w:line="290"/>
-      </w:pPr>
-      <w:r>
-        <w:rPr>
-          <w:rFonts w:ascii="Calibri" w:cs="Calibri" w:eastAsia="Calibri" w:hAnsi="Calibri"/>
-          <w:b/>
-          <w:bCs/>
-        </w:rPr>
-        <w:t xml:space="preserve">Strategies described by Díaz Cintas and Remael (2007):</w:t>
-      </w:r>
-    </w:p>
-    <w:p>
-      <w:pPr>
-        <w:pStyle w:val="ListParagraph"/>
-        <w:numPr>
-          <w:ilvl w:val="0"/>
-          <w:numId w:val="78"/>
-        </w:numPr>
-        <w:spacing w:after="70" w:line="290"/>
-      </w:pPr>
-      <w:r>
-        <w:rPr>
-          <w:rFonts w:ascii="Calibri" w:cs="Calibri" w:eastAsia="Calibri" w:hAnsi="Calibri"/>
-          <w:b/>
-          <w:bCs/>
-        </w:rPr>
-        <w:t xml:space="preserve">Loan</w:t>
-      </w:r>
-      <w:r>
-        <w:rPr>
-          <w:rFonts w:ascii="Calibri" w:cs="Calibri" w:eastAsia="Calibri" w:hAnsi="Calibri"/>
-        </w:rPr>
-        <w:t xml:space="preserve">: borrowing the source word.</w:t>
-      </w:r>
-    </w:p>
-    <w:p>
-      <w:pPr>
-        <w:pStyle w:val="ListParagraph"/>
-        <w:numPr>
-          <w:ilvl w:val="0"/>
-          <w:numId w:val="78"/>
-        </w:numPr>
-        <w:spacing w:after="70" w:line="290"/>
-      </w:pPr>
-      <w:r>
-        <w:rPr>
-          <w:rFonts w:ascii="Calibri" w:cs="Calibri" w:eastAsia="Calibri" w:hAnsi="Calibri"/>
-          <w:b/>
-          <w:bCs/>
-        </w:rPr>
-        <w:t xml:space="preserve">Calque</w:t>
-      </w:r>
-      <w:r>
-        <w:rPr>
-          <w:rFonts w:ascii="Calibri" w:cs="Calibri" w:eastAsia="Calibri" w:hAnsi="Calibri"/>
-        </w:rPr>
-        <w:t xml:space="preserve">: a literal, word-for-word translation.</w:t>
-      </w:r>
-    </w:p>
-    <w:p>
-      <w:pPr>
-        <w:pStyle w:val="ListParagraph"/>
-        <w:numPr>
-          <w:ilvl w:val="0"/>
-          <w:numId w:val="78"/>
-        </w:numPr>
-        <w:spacing w:after="70" w:line="290"/>
-      </w:pPr>
-      <w:r>
-        <w:rPr>
-          <w:rFonts w:ascii="Calibri" w:cs="Calibri" w:eastAsia="Calibri" w:hAnsi="Calibri"/>
-          <w:b/>
-          <w:bCs/>
-        </w:rPr>
-        <w:t xml:space="preserve">Explicitation</w:t>
-      </w:r>
-      <w:r>
-        <w:rPr>
-          <w:rFonts w:ascii="Calibri" w:cs="Calibri" w:eastAsia="Calibri" w:hAnsi="Calibri"/>
-        </w:rPr>
-        <w:t xml:space="preserve">: making the text clearer by adding information or using a more specific or more general word.</w:t>
-      </w:r>
-    </w:p>
-    <w:p>
-      <w:pPr>
-        <w:pStyle w:val="ListParagraph"/>
-        <w:numPr>
-          <w:ilvl w:val="0"/>
-          <w:numId w:val="78"/>
-        </w:numPr>
-        <w:spacing w:after="70" w:line="290"/>
-      </w:pPr>
-      <w:r>
-        <w:rPr>
-          <w:rFonts w:ascii="Calibri" w:cs="Calibri" w:eastAsia="Calibri" w:hAnsi="Calibri"/>
-          <w:b/>
-          <w:bCs/>
-        </w:rPr>
-        <w:t xml:space="preserve">Substitution</w:t>
-      </w:r>
-      <w:r>
-        <w:rPr>
-          <w:rFonts w:ascii="Calibri" w:cs="Calibri" w:eastAsia="Calibri" w:hAnsi="Calibri"/>
-        </w:rPr>
-        <w:t xml:space="preserve">: like explicitation, but used because of limits of space and time.</w:t>
-      </w:r>
-    </w:p>
-    <w:p>
-      <w:pPr>
-        <w:pStyle w:val="ListParagraph"/>
-        <w:numPr>
-          <w:ilvl w:val="0"/>
-          <w:numId w:val="78"/>
-        </w:numPr>
-        <w:spacing w:after="70" w:line="290"/>
-      </w:pPr>
-      <w:r>
-        <w:rPr>
-          <w:rFonts w:ascii="Calibri" w:cs="Calibri" w:eastAsia="Calibri" w:hAnsi="Calibri"/>
-          <w:b/>
-          <w:bCs/>
-        </w:rPr>
-        <w:t xml:space="preserve">Transposition</w:t>
-      </w:r>
-      <w:r>
-        <w:rPr>
-          <w:rFonts w:ascii="Calibri" w:cs="Calibri" w:eastAsia="Calibri" w:hAnsi="Calibri"/>
-        </w:rPr>
-        <w:t xml:space="preserve">: replacing a cultural concept with a similar concept from the target culture.</w:t>
-      </w:r>
-    </w:p>
-    <w:p>
-      <w:pPr>
-        <w:pStyle w:val="ListParagraph"/>
-        <w:numPr>
-          <w:ilvl w:val="0"/>
-          <w:numId w:val="78"/>
-        </w:numPr>
-        <w:spacing w:after="70" w:line="290"/>
-      </w:pPr>
-      <w:r>
-        <w:rPr>
-          <w:rFonts w:ascii="Calibri" w:cs="Calibri" w:eastAsia="Calibri" w:hAnsi="Calibri"/>
-          <w:b/>
-          <w:bCs/>
-        </w:rPr>
-        <w:t xml:space="preserve">Lexical recreation</w:t>
-      </w:r>
-      <w:r>
-        <w:rPr>
-          <w:rFonts w:ascii="Calibri" w:cs="Calibri" w:eastAsia="Calibri" w:hAnsi="Calibri"/>
-        </w:rPr>
-        <w:t xml:space="preserve">: creating a new word.</w:t>
-      </w:r>
-    </w:p>
-    <w:p>
-      <w:pPr>
-        <w:pStyle w:val="ListParagraph"/>
-        <w:numPr>
-          <w:ilvl w:val="0"/>
-          <w:numId w:val="78"/>
-        </w:numPr>
-        <w:spacing w:after="70" w:line="290"/>
-      </w:pPr>
-      <w:r>
-        <w:rPr>
-          <w:rFonts w:ascii="Calibri" w:cs="Calibri" w:eastAsia="Calibri" w:hAnsi="Calibri"/>
-          <w:b/>
-          <w:bCs/>
-        </w:rPr>
-        <w:t xml:space="preserve">Compensation</w:t>
-      </w:r>
-      <w:r>
-        <w:rPr>
-          <w:rFonts w:ascii="Calibri" w:cs="Calibri" w:eastAsia="Calibri" w:hAnsi="Calibri"/>
-        </w:rPr>
-        <w:t xml:space="preserve">: making up for a lost effect in one place by adding a similar effect elsewhere.</w:t>
-      </w:r>
-    </w:p>
-    <w:p>
-      <w:pPr>
-        <w:pStyle w:val="ListParagraph"/>
-        <w:numPr>
-          <w:ilvl w:val="0"/>
-          <w:numId w:val="78"/>
-        </w:numPr>
-        <w:spacing w:after="70" w:line="290"/>
-      </w:pPr>
-      <w:r>
-        <w:rPr>
-          <w:rFonts w:ascii="Calibri" w:cs="Calibri" w:eastAsia="Calibri" w:hAnsi="Calibri"/>
-          <w:b/>
-          <w:bCs/>
-        </w:rPr>
-        <w:t xml:space="preserve">Omission</w:t>
-      </w:r>
-      <w:r>
-        <w:rPr>
-          <w:rFonts w:ascii="Calibri" w:cs="Calibri" w:eastAsia="Calibri" w:hAnsi="Calibri"/>
-        </w:rPr>
-        <w:t xml:space="preserve">: deleting the problem item.</w:t>
-      </w:r>
-    </w:p>
-    <w:p>
-      <w:pPr>
-        <w:pStyle w:val="ListParagraph"/>
-        <w:numPr>
-          <w:ilvl w:val="0"/>
-          <w:numId w:val="78"/>
-        </w:numPr>
-        <w:spacing w:after="70" w:line="290"/>
-      </w:pPr>
-      <w:r>
-        <w:rPr>
-          <w:rFonts w:ascii="Calibri" w:cs="Calibri" w:eastAsia="Calibri" w:hAnsi="Calibri"/>
-          <w:b/>
-          <w:bCs/>
-        </w:rPr>
-        <w:t xml:space="preserve">Addition</w:t>
-      </w:r>
-      <w:r>
-        <w:rPr>
-          <w:rFonts w:ascii="Calibri" w:cs="Calibri" w:eastAsia="Calibri" w:hAnsi="Calibri"/>
-        </w:rPr>
-        <w:t xml:space="preserve">: adding information to solve a comprehension problem.</w:t>
-      </w:r>
-    </w:p>
-    <w:p>
-      <w:pPr>
-        <w:spacing w:after="40"/>
-      </w:pPr>
-    </w:p>
-    <w:p>
-      <w:pPr>
-        <w:spacing w:after="120" w:line="290"/>
-      </w:pPr>
-      <w:r>
-        <w:rPr>
-          <w:rFonts w:ascii="Calibri" w:cs="Calibri" w:eastAsia="Calibri" w:hAnsi="Calibri"/>
-          <w:b/>
-          <w:bCs/>
-        </w:rPr>
-        <w:t xml:space="preserve">Strategies described by Pedersen (2011):</w:t>
-      </w:r>
-      <w:r>
-        <w:rPr>
-          <w:rFonts w:ascii="Calibri" w:cs="Calibri" w:eastAsia="Calibri" w:hAnsi="Calibri"/>
-        </w:rPr>
-        <w:t xml:space="preserve"> retention (keeping the source word), specification (adding information), direct translation (similar to calque), generalisation (using a more general word), substitution (replacing it with something else), omission, and the official equivalent (using an established, accepted translation).</w:t>
-      </w:r>
-    </w:p>
-    <w:p>
-      <w:pPr>
-        <w:spacing w:after="120" w:line="290"/>
-      </w:pPr>
-      <w:r>
-        <w:rPr>
-          <w:rFonts w:ascii="Calibri" w:cs="Calibri" w:eastAsia="Calibri" w:hAnsi="Calibri"/>
-        </w:rPr>
-        <w:t xml:space="preserve">Many of these strategies are the same as the ones you met in Chapters 12 and 13. The difference is that subtitlers must also respect limits of space and time.</w:t>
-      </w:r>
-    </w:p>
-    <w:p>
-      <w:pPr>
-        <w:pStyle w:val="Heading3"/>
-      </w:pPr>
-      <w:r>
-        <w:t xml:space="preserve">Emotionally charged language</w:t>
-      </w:r>
-    </w:p>
-    <w:p>
-      <w:pPr>
-        <w:spacing w:after="120" w:line="290"/>
-      </w:pPr>
-      <w:r>
-        <w:rPr>
-          <w:rFonts w:ascii="Calibri" w:cs="Calibri" w:eastAsia="Calibri" w:hAnsi="Calibri"/>
-          <w:b/>
-          <w:bCs/>
-        </w:rPr>
-        <w:t xml:space="preserve">Taboo language</w:t>
-      </w:r>
-      <w:r>
-        <w:rPr>
-          <w:rFonts w:ascii="Calibri" w:cs="Calibri" w:eastAsia="Calibri" w:hAnsi="Calibri"/>
-        </w:rPr>
-        <w:t xml:space="preserve"> is language that a social or religious custom forbids or restricts. In films it serves realism (expressing real emotions), characterisation, and humour. When translating it, subtitlers face </w:t>
-      </w:r>
-      <w:r>
-        <w:rPr>
-          <w:rFonts w:ascii="Calibri" w:cs="Calibri" w:eastAsia="Calibri" w:hAnsi="Calibri"/>
-          <w:b/>
-          <w:bCs/>
-        </w:rPr>
-        <w:t xml:space="preserve">censorship</w:t>
-      </w:r>
-      <w:r>
-        <w:rPr>
-          <w:rFonts w:ascii="Calibri" w:cs="Calibri" w:eastAsia="Calibri" w:hAnsi="Calibri"/>
-        </w:rPr>
-        <w:t xml:space="preserve">: </w:t>
-      </w:r>
-      <w:r>
-        <w:rPr>
-          <w:rFonts w:ascii="Calibri" w:cs="Calibri" w:eastAsia="Calibri" w:hAnsi="Calibri"/>
-          <w:i/>
-          <w:iCs/>
-        </w:rPr>
-        <w:t xml:space="preserve">institutional censorship</w:t>
-      </w:r>
-      <w:r>
-        <w:rPr>
-          <w:rFonts w:ascii="Calibri" w:cs="Calibri" w:eastAsia="Calibri" w:hAnsi="Calibri"/>
-        </w:rPr>
-        <w:t xml:space="preserve">, imposed by broadcasters or authorities, and </w:t>
-      </w:r>
-      <w:r>
-        <w:rPr>
-          <w:rFonts w:ascii="Calibri" w:cs="Calibri" w:eastAsia="Calibri" w:hAnsi="Calibri"/>
-          <w:i/>
-          <w:iCs/>
-        </w:rPr>
-        <w:t xml:space="preserve">self-censorship</w:t>
-      </w:r>
-      <w:r>
-        <w:rPr>
-          <w:rFonts w:ascii="Calibri" w:cs="Calibri" w:eastAsia="Calibri" w:hAnsi="Calibri"/>
-        </w:rPr>
-        <w:t xml:space="preserve">, when translators soften or remove words themselves. Follow the client’s guidelines, and keep the emotional force of the scene where you can.</w:t>
-      </w:r>
-    </w:p>
-    <w:p>
-      <w:pPr>
-        <w:pStyle w:val="Heading3"/>
-      </w:pPr>
-      <w:r>
-        <w:t xml:space="preserve">Try it</w:t>
+        <w:spacing w:after="60" w:before="40" w:line="290"/>
+      </w:pPr>
+      <w:r>
+        <w:rPr>
+          <w:rFonts w:ascii="Calibri" w:cs="Calibri" w:eastAsia="Calibri" w:hAnsi="Calibri"/>
+          <w:b/>
+          <w:bCs/>
+          <w:color w:val="6B6680"/>
+        </w:rPr>
+        <w:t xml:space="preserve">Answers</w:t>
       </w:r>
     </w:p>
     <w:p>
@@ -30937,8 +30669,9 @@
       <w:r>
         <w:rPr>
           <w:rFonts w:ascii="Calibri" w:cs="Calibri" w:eastAsia="Calibri" w:hAnsi="Calibri"/>
-        </w:rPr>
-        <w:t xml:space="preserve">What is the difference between open and closed subtitles?</w:t>
+          <w:color w:val="6B6680"/>
+        </w:rPr>
+        <w:t xml:space="preserve">Open subtitles are burned into the picture; closed subtitles can be turned on and off.</w:t>
       </w:r>
     </w:p>
     <w:p>
@@ -30953,8 +30686,9 @@
       <w:r>
         <w:rPr>
           <w:rFonts w:ascii="Calibri" w:cs="Calibri" w:eastAsia="Calibri" w:hAnsi="Calibri"/>
-        </w:rPr>
-        <w:t xml:space="preserve">Which Pedersen strategy uses an established, accepted translation?</w:t>
+          <w:color w:val="6B6680"/>
+        </w:rPr>
+        <w:t xml:space="preserve">The official equivalent.</w:t>
       </w:r>
     </w:p>
     <w:p>
@@ -30969,78 +30703,9 @@
       <w:r>
         <w:rPr>
           <w:rFonts w:ascii="Calibri" w:cs="Calibri" w:eastAsia="Calibri" w:hAnsi="Calibri"/>
-        </w:rPr>
-        <w:t xml:space="preserve">Why is subtitling called a vulnerable kind of translation?</w:t>
-      </w:r>
-    </w:p>
-    <w:p>
-      <w:pPr>
-        <w:spacing w:after="40"/>
-      </w:pPr>
-    </w:p>
-    <w:p>
-      <w:pPr>
-        <w:spacing w:after="60" w:before="40" w:line="290"/>
-      </w:pPr>
-      <w:r>
-        <w:rPr>
-          <w:rFonts w:ascii="Calibri" w:cs="Calibri" w:eastAsia="Calibri" w:hAnsi="Calibri"/>
-          <w:b/>
-          <w:bCs/>
           <w:color w:val="6B6680"/>
         </w:rPr>
-        <w:t xml:space="preserve">Answers</w:t>
-      </w:r>
-    </w:p>
-    <w:p>
-      <w:pPr>
-        <w:pStyle w:val="ListParagraph"/>
-        <w:numPr>
-          <w:ilvl w:val="0"/>
-          <w:numId w:val="80"/>
-        </w:numPr>
-        <w:spacing w:after="70" w:line="290"/>
-      </w:pPr>
-      <w:r>
-        <w:rPr>
-          <w:rFonts w:ascii="Calibri" w:cs="Calibri" w:eastAsia="Calibri" w:hAnsi="Calibri"/>
-          <w:color w:val="6B6680"/>
-        </w:rPr>
-        <w:t xml:space="preserve">Open subtitles are burned into the picture; closed subtitles can be turned on and off.</w:t>
-      </w:r>
-    </w:p>
-    <w:p>
-      <w:pPr>
-        <w:pStyle w:val="ListParagraph"/>
-        <w:numPr>
-          <w:ilvl w:val="0"/>
-          <w:numId w:val="80"/>
-        </w:numPr>
-        <w:spacing w:after="70" w:line="290"/>
-      </w:pPr>
-      <w:r>
-        <w:rPr>
-          <w:rFonts w:ascii="Calibri" w:cs="Calibri" w:eastAsia="Calibri" w:hAnsi="Calibri"/>
-          <w:color w:val="6B6680"/>
-        </w:rPr>
-        <w:t xml:space="preserve">The official equivalent.</w:t>
-      </w:r>
-    </w:p>
-    <w:p>
-      <w:pPr>
-        <w:pStyle w:val="ListParagraph"/>
-        <w:numPr>
-          <w:ilvl w:val="0"/>
-          <w:numId w:val="80"/>
-        </w:numPr>
-        <w:spacing w:after="70" w:line="290"/>
-      </w:pPr>
-      <w:r>
-        <w:rPr>
-          <w:rFonts w:ascii="Calibri" w:cs="Calibri" w:eastAsia="Calibri" w:hAnsi="Calibri"/>
-          <w:color w:val="6B6680"/>
-        </w:rPr>
-        <w:t xml:space="preserve">Because viewers can hear the original and read the translation at the same time.</w:t>
+        <w:t xml:space="preserve">Because they can hear the original and read the translation at the same time.</w:t>
       </w:r>
     </w:p>
     <w:p>
@@ -31098,7 +30763,7 @@
         <w:rPr>
           <w:rFonts w:ascii="Calibri" w:cs="Calibri" w:eastAsia="Calibri" w:hAnsi="Calibri"/>
         </w:rPr>
-        <w:t xml:space="preserve">Choose a strategy for each cultural reference, respecting the limits of space and time.</w:t>
+        <w:t xml:space="preserve">Choose a strategy for each cultural reference, within the limits of space and time.</w:t>
       </w:r>
     </w:p>
     <w:p>
@@ -31115,7 +30780,7 @@
         <w:rPr>
           <w:rFonts w:ascii="Calibri" w:cs="Calibri" w:eastAsia="Calibri" w:hAnsi="Calibri"/>
         </w:rPr>
-        <w:t xml:space="preserve">Keep the character’s voice, and follow the client’s guidelines on taboo language.</w:t>
+        <w:t xml:space="preserve">Follow the client’s guidelines on strong language.</w:t>
       </w:r>
     </w:p>
     <w:p>
@@ -31168,7 +30833,7 @@
         <w:pStyle w:val="ListParagraph"/>
         <w:numPr>
           <w:ilvl w:val="0"/>
-          <w:numId w:val="81"/>
+          <w:numId w:val="80"/>
         </w:numPr>
         <w:spacing w:after="70" w:line="290"/>
       </w:pPr>
@@ -31192,7 +30857,7 @@
         <w:pStyle w:val="ListParagraph"/>
         <w:numPr>
           <w:ilvl w:val="0"/>
-          <w:numId w:val="81"/>
+          <w:numId w:val="80"/>
         </w:numPr>
         <w:spacing w:after="70" w:line="290"/>
       </w:pPr>
@@ -31216,7 +30881,7 @@
         <w:pStyle w:val="ListParagraph"/>
         <w:numPr>
           <w:ilvl w:val="0"/>
-          <w:numId w:val="81"/>
+          <w:numId w:val="80"/>
         </w:numPr>
         <w:spacing w:after="70" w:line="290"/>
       </w:pPr>
@@ -31240,7 +30905,7 @@
         <w:pStyle w:val="ListParagraph"/>
         <w:numPr>
           <w:ilvl w:val="0"/>
-          <w:numId w:val="81"/>
+          <w:numId w:val="80"/>
         </w:numPr>
         <w:spacing w:after="70" w:line="290"/>
       </w:pPr>
@@ -31264,7 +30929,7 @@
         <w:pStyle w:val="ListParagraph"/>
         <w:numPr>
           <w:ilvl w:val="0"/>
-          <w:numId w:val="81"/>
+          <w:numId w:val="80"/>
         </w:numPr>
         <w:spacing w:after="70" w:line="290"/>
       </w:pPr>
@@ -31301,145 +30966,145 @@
         <w:pStyle w:val="ListParagraph"/>
         <w:numPr>
           <w:ilvl w:val="0"/>
+          <w:numId w:val="81"/>
+        </w:numPr>
+        <w:spacing w:after="70" w:line="290"/>
+      </w:pPr>
+      <w:r>
+        <w:rPr>
+          <w:rFonts w:ascii="Arial" w:cs="Arial" w:hAnsi="Arial"/>
+          <w:sz w:val="23"/>
+          <w:szCs w:val="24"/>
+          <w:rtl/>
+        </w:rPr>
+        <w:t xml:space="preserve">رجع بخُفَّي حُنين.</w:t>
+      </w:r>
+      <w:r>
+        <w:rPr>
+          <w:rFonts w:ascii="Calibri" w:cs="Calibri" w:eastAsia="Calibri" w:hAnsi="Calibri"/>
+        </w:rPr>
+        <w:t xml:space="preserve"> (Chapter 8)</w:t>
+      </w:r>
+    </w:p>
+    <w:p>
+      <w:pPr>
+        <w:pStyle w:val="ListParagraph"/>
+        <w:numPr>
+          <w:ilvl w:val="0"/>
+          <w:numId w:val="81"/>
+        </w:numPr>
+        <w:spacing w:after="70" w:line="290"/>
+      </w:pPr>
+      <w:r>
+        <w:rPr>
+          <w:rFonts w:ascii="Arial" w:cs="Arial" w:hAnsi="Arial"/>
+          <w:sz w:val="23"/>
+          <w:szCs w:val="24"/>
+          <w:rtl/>
+        </w:rPr>
+        <w:t xml:space="preserve">أثلجَ الخبرُ صدري.</w:t>
+      </w:r>
+      <w:r>
+        <w:rPr>
+          <w:rFonts w:ascii="Calibri" w:cs="Calibri" w:eastAsia="Calibri" w:hAnsi="Calibri"/>
+        </w:rPr>
+        <w:t xml:space="preserve"> (Chapter 14)</w:t>
+      </w:r>
+    </w:p>
+    <w:p>
+      <w:pPr>
+        <w:pStyle w:val="ListParagraph"/>
+        <w:numPr>
+          <w:ilvl w:val="0"/>
+          <w:numId w:val="81"/>
+        </w:numPr>
+        <w:spacing w:after="70" w:line="290"/>
+      </w:pPr>
+      <w:r>
+        <w:rPr>
+          <w:rFonts w:ascii="Arial" w:cs="Arial" w:hAnsi="Arial"/>
+          <w:sz w:val="23"/>
+          <w:szCs w:val="24"/>
+          <w:rtl/>
+        </w:rPr>
+        <w:t xml:space="preserve">هو شجاعٌ مِغوار.</w:t>
+      </w:r>
+      <w:r>
+        <w:rPr>
+          <w:rFonts w:ascii="Calibri" w:cs="Calibri" w:eastAsia="Calibri" w:hAnsi="Calibri"/>
+        </w:rPr>
+        <w:t xml:space="preserve"> (Chapter 13)</w:t>
+      </w:r>
+    </w:p>
+    <w:p>
+      <w:pPr>
+        <w:pStyle w:val="ListParagraph"/>
+        <w:numPr>
+          <w:ilvl w:val="0"/>
+          <w:numId w:val="81"/>
+        </w:numPr>
+        <w:spacing w:after="70" w:line="290"/>
+      </w:pPr>
+      <w:r>
+        <w:rPr>
+          <w:rFonts w:ascii="Arial" w:cs="Arial" w:hAnsi="Arial"/>
+          <w:sz w:val="23"/>
+          <w:szCs w:val="24"/>
+          <w:rtl/>
+        </w:rPr>
+        <w:t xml:space="preserve">يساورني القلق بشأن النتائج.</w:t>
+      </w:r>
+      <w:r>
+        <w:rPr>
+          <w:rFonts w:ascii="Calibri" w:cs="Calibri" w:eastAsia="Calibri" w:hAnsi="Calibri"/>
+        </w:rPr>
+        <w:t xml:space="preserve"> (Chapter 7)</w:t>
+      </w:r>
+    </w:p>
+    <w:p>
+      <w:pPr>
+        <w:pStyle w:val="ListParagraph"/>
+        <w:numPr>
+          <w:ilvl w:val="0"/>
+          <w:numId w:val="81"/>
+        </w:numPr>
+        <w:spacing w:after="70" w:line="290"/>
+      </w:pPr>
+      <w:r>
+        <w:rPr>
+          <w:rFonts w:ascii="Arial" w:cs="Arial" w:hAnsi="Arial"/>
+          <w:sz w:val="23"/>
+          <w:szCs w:val="24"/>
+          <w:rtl/>
+        </w:rPr>
+        <w:t xml:space="preserve">قدّم الوزير استقالته أمس.</w:t>
+      </w:r>
+      <w:r>
+        <w:rPr>
+          <w:rFonts w:ascii="Calibri" w:cs="Calibri" w:eastAsia="Calibri" w:hAnsi="Calibri"/>
+        </w:rPr>
+        <w:t xml:space="preserve"> (Chapter 3)</w:t>
+      </w:r>
+    </w:p>
+    <w:p>
+      <w:pPr>
+        <w:spacing w:after="40"/>
+      </w:pPr>
+    </w:p>
+    <w:p>
+      <w:pPr>
+        <w:pStyle w:val="Heading3"/>
+      </w:pPr>
+      <w:r>
+        <w:t xml:space="preserve">C. Each translation has one mistake. Find it and correct it.</w:t>
+      </w:r>
+    </w:p>
+    <w:p>
+      <w:pPr>
+        <w:pStyle w:val="ListParagraph"/>
+        <w:numPr>
+          <w:ilvl w:val="0"/>
           <w:numId w:val="82"/>
-        </w:numPr>
-        <w:spacing w:after="70" w:line="290"/>
-      </w:pPr>
-      <w:r>
-        <w:rPr>
-          <w:rFonts w:ascii="Arial" w:cs="Arial" w:hAnsi="Arial"/>
-          <w:sz w:val="23"/>
-          <w:szCs w:val="24"/>
-          <w:rtl/>
-        </w:rPr>
-        <w:t xml:space="preserve">رجع بخُفَّي حُنين.</w:t>
-      </w:r>
-      <w:r>
-        <w:rPr>
-          <w:rFonts w:ascii="Calibri" w:cs="Calibri" w:eastAsia="Calibri" w:hAnsi="Calibri"/>
-        </w:rPr>
-        <w:t xml:space="preserve"> (Chapter 8)</w:t>
-      </w:r>
-    </w:p>
-    <w:p>
-      <w:pPr>
-        <w:pStyle w:val="ListParagraph"/>
-        <w:numPr>
-          <w:ilvl w:val="0"/>
-          <w:numId w:val="82"/>
-        </w:numPr>
-        <w:spacing w:after="70" w:line="290"/>
-      </w:pPr>
-      <w:r>
-        <w:rPr>
-          <w:rFonts w:ascii="Arial" w:cs="Arial" w:hAnsi="Arial"/>
-          <w:sz w:val="23"/>
-          <w:szCs w:val="24"/>
-          <w:rtl/>
-        </w:rPr>
-        <w:t xml:space="preserve">أثلجَ الخبرُ صدري.</w:t>
-      </w:r>
-      <w:r>
-        <w:rPr>
-          <w:rFonts w:ascii="Calibri" w:cs="Calibri" w:eastAsia="Calibri" w:hAnsi="Calibri"/>
-        </w:rPr>
-        <w:t xml:space="preserve"> (Chapter 14)</w:t>
-      </w:r>
-    </w:p>
-    <w:p>
-      <w:pPr>
-        <w:pStyle w:val="ListParagraph"/>
-        <w:numPr>
-          <w:ilvl w:val="0"/>
-          <w:numId w:val="82"/>
-        </w:numPr>
-        <w:spacing w:after="70" w:line="290"/>
-      </w:pPr>
-      <w:r>
-        <w:rPr>
-          <w:rFonts w:ascii="Arial" w:cs="Arial" w:hAnsi="Arial"/>
-          <w:sz w:val="23"/>
-          <w:szCs w:val="24"/>
-          <w:rtl/>
-        </w:rPr>
-        <w:t xml:space="preserve">هو شجاعٌ مِغوار.</w:t>
-      </w:r>
-      <w:r>
-        <w:rPr>
-          <w:rFonts w:ascii="Calibri" w:cs="Calibri" w:eastAsia="Calibri" w:hAnsi="Calibri"/>
-        </w:rPr>
-        <w:t xml:space="preserve"> (Chapter 13)</w:t>
-      </w:r>
-    </w:p>
-    <w:p>
-      <w:pPr>
-        <w:pStyle w:val="ListParagraph"/>
-        <w:numPr>
-          <w:ilvl w:val="0"/>
-          <w:numId w:val="82"/>
-        </w:numPr>
-        <w:spacing w:after="70" w:line="290"/>
-      </w:pPr>
-      <w:r>
-        <w:rPr>
-          <w:rFonts w:ascii="Arial" w:cs="Arial" w:hAnsi="Arial"/>
-          <w:sz w:val="23"/>
-          <w:szCs w:val="24"/>
-          <w:rtl/>
-        </w:rPr>
-        <w:t xml:space="preserve">يساورني القلق بشأن النتائج.</w:t>
-      </w:r>
-      <w:r>
-        <w:rPr>
-          <w:rFonts w:ascii="Calibri" w:cs="Calibri" w:eastAsia="Calibri" w:hAnsi="Calibri"/>
-        </w:rPr>
-        <w:t xml:space="preserve"> (Chapter 7)</w:t>
-      </w:r>
-    </w:p>
-    <w:p>
-      <w:pPr>
-        <w:pStyle w:val="ListParagraph"/>
-        <w:numPr>
-          <w:ilvl w:val="0"/>
-          <w:numId w:val="82"/>
-        </w:numPr>
-        <w:spacing w:after="70" w:line="290"/>
-      </w:pPr>
-      <w:r>
-        <w:rPr>
-          <w:rFonts w:ascii="Arial" w:cs="Arial" w:hAnsi="Arial"/>
-          <w:sz w:val="23"/>
-          <w:szCs w:val="24"/>
-          <w:rtl/>
-        </w:rPr>
-        <w:t xml:space="preserve">قدّم الوزير استقالته أمس.</w:t>
-      </w:r>
-      <w:r>
-        <w:rPr>
-          <w:rFonts w:ascii="Calibri" w:cs="Calibri" w:eastAsia="Calibri" w:hAnsi="Calibri"/>
-        </w:rPr>
-        <w:t xml:space="preserve"> (Chapter 3)</w:t>
-      </w:r>
-    </w:p>
-    <w:p>
-      <w:pPr>
-        <w:spacing w:after="40"/>
-      </w:pPr>
-    </w:p>
-    <w:p>
-      <w:pPr>
-        <w:pStyle w:val="Heading3"/>
-      </w:pPr>
-      <w:r>
-        <w:t xml:space="preserve">C. Each translation has one mistake. Find it and correct it.</w:t>
-      </w:r>
-    </w:p>
-    <w:p>
-      <w:pPr>
-        <w:pStyle w:val="ListParagraph"/>
-        <w:numPr>
-          <w:ilvl w:val="0"/>
-          <w:numId w:val="83"/>
         </w:numPr>
         <w:spacing w:after="70" w:line="290"/>
       </w:pPr>
@@ -31478,7 +31143,7 @@
         <w:pStyle w:val="ListParagraph"/>
         <w:numPr>
           <w:ilvl w:val="0"/>
-          <w:numId w:val="83"/>
+          <w:numId w:val="82"/>
         </w:numPr>
         <w:spacing w:after="70" w:line="290"/>
       </w:pPr>
@@ -31517,7 +31182,7 @@
         <w:pStyle w:val="ListParagraph"/>
         <w:numPr>
           <w:ilvl w:val="0"/>
-          <w:numId w:val="83"/>
+          <w:numId w:val="82"/>
         </w:numPr>
         <w:spacing w:after="70" w:line="290"/>
       </w:pPr>
@@ -31556,7 +31221,7 @@
         <w:pStyle w:val="ListParagraph"/>
         <w:numPr>
           <w:ilvl w:val="0"/>
-          <w:numId w:val="83"/>
+          <w:numId w:val="82"/>
         </w:numPr>
         <w:spacing w:after="70" w:line="290"/>
       </w:pPr>
@@ -31595,7 +31260,7 @@
         <w:pStyle w:val="ListParagraph"/>
         <w:numPr>
           <w:ilvl w:val="0"/>
-          <w:numId w:val="83"/>
+          <w:numId w:val="82"/>
         </w:numPr>
         <w:spacing w:after="70" w:line="290"/>
       </w:pPr>
@@ -31772,8 +31437,77 @@
         <w:rPr>
           <w:rFonts w:ascii="Calibri" w:cs="Calibri" w:eastAsia="Calibri" w:hAnsi="Calibri"/>
         </w:rPr>
-        <w:t xml:space="preserve">Work through all three phases, as a professional would: (1) analyse the text using the analysis checklist (Chapter 17), (2) translate it, (3) revise it with the risk matrix and the checklists (Chapters 23 and 24), and (4) write a commentary of about 150 words (Chapter 25).</w:t>
-      </w:r>
+        <w:t xml:space="preserve">Work like a professional, in four steps:</w:t>
+      </w:r>
+    </w:p>
+    <w:p>
+      <w:pPr>
+        <w:pStyle w:val="ListParagraph"/>
+        <w:numPr>
+          <w:ilvl w:val="0"/>
+          <w:numId w:val="83"/>
+        </w:numPr>
+        <w:spacing w:after="70" w:line="290"/>
+      </w:pPr>
+      <w:r>
+        <w:rPr>
+          <w:rFonts w:ascii="Calibri" w:cs="Calibri" w:eastAsia="Calibri" w:hAnsi="Calibri"/>
+        </w:rPr>
+        <w:t xml:space="preserve">Analyse the text with the analysis checklist (Chapter 17).</w:t>
+      </w:r>
+    </w:p>
+    <w:p>
+      <w:pPr>
+        <w:pStyle w:val="ListParagraph"/>
+        <w:numPr>
+          <w:ilvl w:val="0"/>
+          <w:numId w:val="83"/>
+        </w:numPr>
+        <w:spacing w:after="70" w:line="290"/>
+      </w:pPr>
+      <w:r>
+        <w:rPr>
+          <w:rFonts w:ascii="Calibri" w:cs="Calibri" w:eastAsia="Calibri" w:hAnsi="Calibri"/>
+        </w:rPr>
+        <w:t xml:space="preserve">Translate it.</w:t>
+      </w:r>
+    </w:p>
+    <w:p>
+      <w:pPr>
+        <w:pStyle w:val="ListParagraph"/>
+        <w:numPr>
+          <w:ilvl w:val="0"/>
+          <w:numId w:val="83"/>
+        </w:numPr>
+        <w:spacing w:after="70" w:line="290"/>
+      </w:pPr>
+      <w:r>
+        <w:rPr>
+          <w:rFonts w:ascii="Calibri" w:cs="Calibri" w:eastAsia="Calibri" w:hAnsi="Calibri"/>
+        </w:rPr>
+        <w:t xml:space="preserve">Revise it with the risk matrix and the checklists (Chapters 23 and 24).</w:t>
+      </w:r>
+    </w:p>
+    <w:p>
+      <w:pPr>
+        <w:pStyle w:val="ListParagraph"/>
+        <w:numPr>
+          <w:ilvl w:val="0"/>
+          <w:numId w:val="83"/>
+        </w:numPr>
+        <w:spacing w:after="70" w:line="290"/>
+      </w:pPr>
+      <w:r>
+        <w:rPr>
+          <w:rFonts w:ascii="Calibri" w:cs="Calibri" w:eastAsia="Calibri" w:hAnsi="Calibri"/>
+        </w:rPr>
+        <w:t xml:space="preserve">Write a commentary of about 150 words (Chapter 25).</w:t>
+      </w:r>
+    </w:p>
+    <w:p>
+      <w:pPr>
+        <w:spacing w:after="40"/>
+      </w:pPr>
     </w:p>
     <w:p>
       <w:pPr>
@@ -33773,7 +33507,7 @@
         <w:rPr>
           <w:rFonts w:ascii="Calibri" w:cs="Calibri" w:eastAsia="Calibri" w:hAnsi="Calibri"/>
         </w:rPr>
-        <w:t xml:space="preserve">A spoken description of what happens on screen, for blind and partially sighted viewers. </w:t>
+        <w:t xml:space="preserve">A spoken description of what happens on screen, for blind viewers. </w:t>
       </w:r>
       <w:r>
         <w:rPr>
@@ -33820,7 +33554,7 @@
         <w:rPr>
           <w:rFonts w:ascii="Calibri" w:cs="Calibri" w:eastAsia="Calibri" w:hAnsi="Calibri"/>
         </w:rPr>
-        <w:t xml:space="preserve">Translating texts that combine words, images and sound, such as films, television programmes and video games. </w:t>
+        <w:t xml:space="preserve">Translating texts that combine words, images and sound, such as films and video games. </w:t>
       </w:r>
       <w:r>
         <w:rPr>
@@ -34666,7 +34400,7 @@
         <w:rPr>
           <w:rFonts w:ascii="Calibri" w:cs="Calibri" w:eastAsia="Calibri" w:hAnsi="Calibri"/>
         </w:rPr>
-        <w:t xml:space="preserve">A reference to something that belongs to a particular culture, such as a food, a holiday or an institution. </w:t>
+        <w:t xml:space="preserve">A reference to something that belongs to one culture, such as a food or a holiday. </w:t>
       </w:r>
       <w:r>
         <w:rPr>
@@ -34901,7 +34635,7 @@
         <w:rPr>
           <w:rFonts w:ascii="Calibri" w:cs="Calibri" w:eastAsia="Calibri" w:hAnsi="Calibri"/>
         </w:rPr>
-        <w:t xml:space="preserve">A written script of everything that is said in a film, provided to help the translator. </w:t>
+        <w:t xml:space="preserve">A written script of everything said in a film, given to the translator. </w:t>
       </w:r>
       <w:r>
         <w:rPr>
@@ -35089,7 +34823,7 @@
         <w:rPr>
           <w:rFonts w:ascii="Calibri" w:cs="Calibri" w:eastAsia="Calibri" w:hAnsi="Calibri"/>
         </w:rPr>
-        <w:t xml:space="preserve">Replacing the original dialogue track with a recorded dialogue track in the target language. </w:t>
+        <w:t xml:space="preserve">Replacing the original dialogue with recorded dialogue in the target language. </w:t>
       </w:r>
       <w:r>
         <w:rPr>
@@ -37407,7 +37141,7 @@
         <w:rPr>
           <w:rFonts w:ascii="Calibri" w:cs="Calibri" w:eastAsia="Calibri" w:hAnsi="Calibri"/>
         </w:rPr>
-        <w:t xml:space="preserve">A theory that says the purpose of a translation decides how it should be translated. </w:t>
+        <w:t xml:space="preserve">The idea that the purpose of a translation decides how it is translated. </w:t>
       </w:r>
       <w:r>
         <w:rPr>
@@ -37568,7 +37302,7 @@
           <w:b/>
           <w:bCs/>
         </w:rPr>
-        <w:t xml:space="preserve">Standardisation</w:t>
+        <w:t xml:space="preserve">Subtitling</w:t>
       </w:r>
       <w:r>
         <w:rPr>
@@ -37583,7 +37317,7 @@
           <w:szCs w:val="24"/>
           <w:rtl/>
         </w:rPr>
-        <w:t xml:space="preserve">التوحيد القياسي</w:t>
+        <w:t xml:space="preserve">السترجة / الترجمة المرئية</w:t>
       </w:r>
       <w:r>
         <w:rPr>
@@ -37595,13 +37329,201 @@
         <w:rPr>
           <w:rFonts w:ascii="Calibri" w:cs="Calibri" w:eastAsia="Calibri" w:hAnsi="Calibri"/>
         </w:rPr>
-        <w:t xml:space="preserve">Agreement on one approved term for each concept. </w:t>
+        <w:t xml:space="preserve">Showing a written translation of the dialogue at the bottom of the screen. </w:t>
       </w:r>
       <w:r>
         <w:rPr>
           <w:rFonts w:ascii="Calibri" w:cs="Calibri" w:eastAsia="Calibri" w:hAnsi="Calibri"/>
           <w:color w:val="6B6680"/>
         </w:rPr>
+        <w:t xml:space="preserve">(Chapter 27)</w:t>
+      </w:r>
+    </w:p>
+    <w:p>
+      <w:pPr>
+        <w:spacing w:after="90" w:line="280"/>
+      </w:pPr>
+      <w:r>
+        <w:rPr>
+          <w:rFonts w:ascii="Calibri" w:cs="Calibri" w:eastAsia="Calibri" w:hAnsi="Calibri"/>
+          <w:b/>
+          <w:bCs/>
+        </w:rPr>
+        <w:t xml:space="preserve">Taboo language</w:t>
+      </w:r>
+      <w:r>
+        <w:rPr>
+          <w:rFonts w:ascii="Calibri" w:cs="Calibri" w:eastAsia="Calibri" w:hAnsi="Calibri"/>
+        </w:rPr>
+        <w:t xml:space="preserve">  </w:t>
+      </w:r>
+      <w:r>
+        <w:rPr>
+          <w:rFonts w:ascii="Arial" w:cs="Arial" w:hAnsi="Arial"/>
+          <w:sz w:val="23"/>
+          <w:szCs w:val="24"/>
+          <w:rtl/>
+        </w:rPr>
+        <w:t xml:space="preserve">اللغة المحظورة</w:t>
+      </w:r>
+      <w:r>
+        <w:rPr>
+          <w:rFonts w:ascii="Calibri" w:cs="Calibri" w:eastAsia="Calibri" w:hAnsi="Calibri"/>
+        </w:rPr>
+        <w:t xml:space="preserve">  </w:t>
+      </w:r>
+      <w:r>
+        <w:rPr>
+          <w:rFonts w:ascii="Calibri" w:cs="Calibri" w:eastAsia="Calibri" w:hAnsi="Calibri"/>
+        </w:rPr>
+        <w:t xml:space="preserve">Words that a society or religion forbids or restricts, such as swear words. </w:t>
+      </w:r>
+      <w:r>
+        <w:rPr>
+          <w:rFonts w:ascii="Calibri" w:cs="Calibri" w:eastAsia="Calibri" w:hAnsi="Calibri"/>
+          <w:color w:val="6B6680"/>
+        </w:rPr>
+        <w:t xml:space="preserve">(Chapter 27)</w:t>
+      </w:r>
+    </w:p>
+    <w:p>
+      <w:pPr>
+        <w:spacing w:after="90" w:line="280"/>
+      </w:pPr>
+      <w:r>
+        <w:rPr>
+          <w:rFonts w:ascii="Calibri" w:cs="Calibri" w:eastAsia="Calibri" w:hAnsi="Calibri"/>
+          <w:b/>
+          <w:bCs/>
+        </w:rPr>
+        <w:t xml:space="preserve">Target audience</w:t>
+      </w:r>
+      <w:r>
+        <w:rPr>
+          <w:rFonts w:ascii="Calibri" w:cs="Calibri" w:eastAsia="Calibri" w:hAnsi="Calibri"/>
+        </w:rPr>
+        <w:t xml:space="preserve">  </w:t>
+      </w:r>
+      <w:r>
+        <w:rPr>
+          <w:rFonts w:ascii="Arial" w:cs="Arial" w:hAnsi="Arial"/>
+          <w:sz w:val="23"/>
+          <w:szCs w:val="24"/>
+          <w:rtl/>
+        </w:rPr>
+        <w:t xml:space="preserve">الجمهور المستهدف</w:t>
+      </w:r>
+      <w:r>
+        <w:rPr>
+          <w:rFonts w:ascii="Calibri" w:cs="Calibri" w:eastAsia="Calibri" w:hAnsi="Calibri"/>
+        </w:rPr>
+        <w:t xml:space="preserve">  </w:t>
+      </w:r>
+      <w:r>
+        <w:rPr>
+          <w:rFonts w:ascii="Calibri" w:cs="Calibri" w:eastAsia="Calibri" w:hAnsi="Calibri"/>
+        </w:rPr>
+        <w:t xml:space="preserve">The people who will read the translation. </w:t>
+      </w:r>
+      <w:r>
+        <w:rPr>
+          <w:rFonts w:ascii="Calibri" w:cs="Calibri" w:eastAsia="Calibri" w:hAnsi="Calibri"/>
+          <w:color w:val="6B6680"/>
+        </w:rPr>
+        <w:t xml:space="preserve">(Chapter 2)</w:t>
+      </w:r>
+    </w:p>
+    <w:p>
+      <w:pPr>
+        <w:spacing w:after="90" w:line="280"/>
+      </w:pPr>
+      <w:r>
+        <w:rPr>
+          <w:rFonts w:ascii="Calibri" w:cs="Calibri" w:eastAsia="Calibri" w:hAnsi="Calibri"/>
+          <w:b/>
+          <w:bCs/>
+        </w:rPr>
+        <w:t xml:space="preserve">Target text (TT)</w:t>
+      </w:r>
+      <w:r>
+        <w:rPr>
+          <w:rFonts w:ascii="Calibri" w:cs="Calibri" w:eastAsia="Calibri" w:hAnsi="Calibri"/>
+        </w:rPr>
+        <w:t xml:space="preserve">  </w:t>
+      </w:r>
+      <w:r>
+        <w:rPr>
+          <w:rFonts w:ascii="Arial" w:cs="Arial" w:hAnsi="Arial"/>
+          <w:sz w:val="23"/>
+          <w:szCs w:val="24"/>
+          <w:rtl/>
+        </w:rPr>
+        <w:t xml:space="preserve">النص الهدف</w:t>
+      </w:r>
+      <w:r>
+        <w:rPr>
+          <w:rFonts w:ascii="Calibri" w:cs="Calibri" w:eastAsia="Calibri" w:hAnsi="Calibri"/>
+        </w:rPr>
+        <w:t xml:space="preserve">  </w:t>
+      </w:r>
+      <w:r>
+        <w:rPr>
+          <w:rFonts w:ascii="Calibri" w:cs="Calibri" w:eastAsia="Calibri" w:hAnsi="Calibri"/>
+        </w:rPr>
+        <w:t xml:space="preserve">Your translation. </w:t>
+      </w:r>
+      <w:r>
+        <w:rPr>
+          <w:rFonts w:ascii="Calibri" w:cs="Calibri" w:eastAsia="Calibri" w:hAnsi="Calibri"/>
+          <w:color w:val="6B6680"/>
+        </w:rPr>
+        <w:t xml:space="preserve">(Chapter 1)</w:t>
+      </w:r>
+    </w:p>
+    <w:p>
+      <w:pPr>
+        <w:spacing w:after="90" w:line="280"/>
+      </w:pPr>
+      <w:r>
+        <w:rPr>
+          <w:rFonts w:ascii="Calibri" w:cs="Calibri" w:eastAsia="Calibri" w:hAnsi="Calibri"/>
+          <w:b/>
+          <w:bCs/>
+        </w:rPr>
+        <w:t xml:space="preserve">Term</w:t>
+      </w:r>
+      <w:r>
+        <w:rPr>
+          <w:rFonts w:ascii="Calibri" w:cs="Calibri" w:eastAsia="Calibri" w:hAnsi="Calibri"/>
+        </w:rPr>
+        <w:t xml:space="preserve">  </w:t>
+      </w:r>
+      <w:r>
+        <w:rPr>
+          <w:rFonts w:ascii="Arial" w:cs="Arial" w:hAnsi="Arial"/>
+          <w:sz w:val="23"/>
+          <w:szCs w:val="24"/>
+          <w:rtl/>
+        </w:rPr>
+        <w:t xml:space="preserve">المصطلح</w:t>
+      </w:r>
+      <w:r>
+        <w:rPr>
+          <w:rFonts w:ascii="Calibri" w:cs="Calibri" w:eastAsia="Calibri" w:hAnsi="Calibri"/>
+        </w:rPr>
+        <w:t xml:space="preserve">  </w:t>
+      </w:r>
+      <w:r>
+        <w:rPr>
+          <w:rFonts w:ascii="Calibri" w:cs="Calibri" w:eastAsia="Calibri" w:hAnsi="Calibri"/>
+        </w:rPr>
+        <w:t xml:space="preserve">A word or expression that names a concept in a special field. </w:t>
+      </w:r>
+      <w:r>
+        <w:rPr>
+          <w:rFonts w:ascii="Calibri" w:cs="Calibri" w:eastAsia="Calibri" w:hAnsi="Calibri"/>
+          <w:color w:val="6B6680"/>
+        </w:rPr>
         <w:t xml:space="preserve">(Chapter 21)</w:t>
       </w:r>
     </w:p>
@@ -37615,7 +37537,7 @@
           <w:b/>
           <w:bCs/>
         </w:rPr>
-        <w:t xml:space="preserve">Subtitling</w:t>
+        <w:t xml:space="preserve">Term list</w:t>
       </w:r>
       <w:r>
         <w:rPr>
@@ -37630,7 +37552,7 @@
           <w:szCs w:val="24"/>
           <w:rtl/>
         </w:rPr>
-        <w:t xml:space="preserve">الترجمة المرئية (الترجمة على الشاشة)</w:t>
+        <w:t xml:space="preserve">قائمة المصطلحات</w:t>
       </w:r>
       <w:r>
         <w:rPr>
@@ -37642,14 +37564,14 @@
         <w:rPr>
           <w:rFonts w:ascii="Calibri" w:cs="Calibri" w:eastAsia="Calibri" w:hAnsi="Calibri"/>
         </w:rPr>
-        <w:t xml:space="preserve">Presenting a written translation, usually at the bottom of the screen, of the dialogue and other important information in a film or programme. </w:t>
+        <w:t xml:space="preserve">A list of the approved terms for a project, with their translations. </w:t>
       </w:r>
       <w:r>
         <w:rPr>
           <w:rFonts w:ascii="Calibri" w:cs="Calibri" w:eastAsia="Calibri" w:hAnsi="Calibri"/>
           <w:color w:val="6B6680"/>
         </w:rPr>
-        <w:t xml:space="preserve">(Chapter 27)</w:t>
+        <w:t xml:space="preserve">(Chapter 21)</w:t>
       </w:r>
     </w:p>
     <w:p>
@@ -37662,7 +37584,7 @@
           <w:b/>
           <w:bCs/>
         </w:rPr>
-        <w:t xml:space="preserve">Taboo language</w:t>
+        <w:t xml:space="preserve">Termbase</w:t>
       </w:r>
       <w:r>
         <w:rPr>
@@ -37677,7 +37599,7 @@
           <w:szCs w:val="24"/>
           <w:rtl/>
         </w:rPr>
-        <w:t xml:space="preserve">اللغة المحظورة</w:t>
+        <w:t xml:space="preserve">قاعدة بيانات المصطلحات</w:t>
       </w:r>
       <w:r>
         <w:rPr>
@@ -37689,14 +37611,14 @@
         <w:rPr>
           <w:rFonts w:ascii="Calibri" w:cs="Calibri" w:eastAsia="Calibri" w:hAnsi="Calibri"/>
         </w:rPr>
-        <w:t xml:space="preserve">Words that a society or religion forbids or restricts, such as swear words. </w:t>
+        <w:t xml:space="preserve">A database of terms and information about them. </w:t>
       </w:r>
       <w:r>
         <w:rPr>
           <w:rFonts w:ascii="Calibri" w:cs="Calibri" w:eastAsia="Calibri" w:hAnsi="Calibri"/>
           <w:color w:val="6B6680"/>
         </w:rPr>
-        <w:t xml:space="preserve">(Chapter 27)</w:t>
+        <w:t xml:space="preserve">(Chapter 21)</w:t>
       </w:r>
     </w:p>
     <w:p>
@@ -37709,7 +37631,7 @@
           <w:b/>
           <w:bCs/>
         </w:rPr>
-        <w:t xml:space="preserve">Target audience</w:t>
+        <w:t xml:space="preserve">Terminologist</w:t>
       </w:r>
       <w:r>
         <w:rPr>
@@ -37724,7 +37646,7 @@
           <w:szCs w:val="24"/>
           <w:rtl/>
         </w:rPr>
-        <w:t xml:space="preserve">الجمهور المستهدف</w:t>
+        <w:t xml:space="preserve">المصطلحي</w:t>
       </w:r>
       <w:r>
         <w:rPr>
@@ -37736,13 +37658,389 @@
         <w:rPr>
           <w:rFonts w:ascii="Calibri" w:cs="Calibri" w:eastAsia="Calibri" w:hAnsi="Calibri"/>
         </w:rPr>
-        <w:t xml:space="preserve">The people who will read the translation. </w:t>
+        <w:t xml:space="preserve">A specialist who creates and standardises terms, usually in one language. </w:t>
       </w:r>
       <w:r>
         <w:rPr>
           <w:rFonts w:ascii="Calibri" w:cs="Calibri" w:eastAsia="Calibri" w:hAnsi="Calibri"/>
           <w:color w:val="6B6680"/>
         </w:rPr>
+        <w:t xml:space="preserve">(Chapter 21)</w:t>
+      </w:r>
+    </w:p>
+    <w:p>
+      <w:pPr>
+        <w:spacing w:after="90" w:line="280"/>
+      </w:pPr>
+      <w:r>
+        <w:rPr>
+          <w:rFonts w:ascii="Calibri" w:cs="Calibri" w:eastAsia="Calibri" w:hAnsi="Calibri"/>
+          <w:b/>
+          <w:bCs/>
+        </w:rPr>
+        <w:t xml:space="preserve">Terminology</w:t>
+      </w:r>
+      <w:r>
+        <w:rPr>
+          <w:rFonts w:ascii="Calibri" w:cs="Calibri" w:eastAsia="Calibri" w:hAnsi="Calibri"/>
+        </w:rPr>
+        <w:t xml:space="preserve">  </w:t>
+      </w:r>
+      <w:r>
+        <w:rPr>
+          <w:rFonts w:ascii="Arial" w:cs="Arial" w:hAnsi="Arial"/>
+          <w:sz w:val="23"/>
+          <w:szCs w:val="24"/>
+          <w:rtl/>
+        </w:rPr>
+        <w:t xml:space="preserve">علم المصطلح</w:t>
+      </w:r>
+      <w:r>
+        <w:rPr>
+          <w:rFonts w:ascii="Calibri" w:cs="Calibri" w:eastAsia="Calibri" w:hAnsi="Calibri"/>
+        </w:rPr>
+        <w:t xml:space="preserve">  </w:t>
+      </w:r>
+      <w:r>
+        <w:rPr>
+          <w:rFonts w:ascii="Calibri" w:cs="Calibri" w:eastAsia="Calibri" w:hAnsi="Calibri"/>
+        </w:rPr>
+        <w:t xml:space="preserve">The study, collection and management of specialised terms. </w:t>
+      </w:r>
+      <w:r>
+        <w:rPr>
+          <w:rFonts w:ascii="Calibri" w:cs="Calibri" w:eastAsia="Calibri" w:hAnsi="Calibri"/>
+          <w:color w:val="6B6680"/>
+        </w:rPr>
+        <w:t xml:space="preserve">(Chapter 21)</w:t>
+      </w:r>
+    </w:p>
+    <w:p>
+      <w:pPr>
+        <w:spacing w:after="90" w:line="280"/>
+      </w:pPr>
+      <w:r>
+        <w:rPr>
+          <w:rFonts w:ascii="Calibri" w:cs="Calibri" w:eastAsia="Calibri" w:hAnsi="Calibri"/>
+          <w:b/>
+          <w:bCs/>
+        </w:rPr>
+        <w:t xml:space="preserve">Terminology guide</w:t>
+      </w:r>
+      <w:r>
+        <w:rPr>
+          <w:rFonts w:ascii="Calibri" w:cs="Calibri" w:eastAsia="Calibri" w:hAnsi="Calibri"/>
+        </w:rPr>
+        <w:t xml:space="preserve">  </w:t>
+      </w:r>
+      <w:r>
+        <w:rPr>
+          <w:rFonts w:ascii="Arial" w:cs="Arial" w:hAnsi="Arial"/>
+          <w:sz w:val="23"/>
+          <w:szCs w:val="24"/>
+          <w:rtl/>
+        </w:rPr>
+        <w:t xml:space="preserve">دليل المصطلحات</w:t>
+      </w:r>
+      <w:r>
+        <w:rPr>
+          <w:rFonts w:ascii="Calibri" w:cs="Calibri" w:eastAsia="Calibri" w:hAnsi="Calibri"/>
+        </w:rPr>
+        <w:t xml:space="preserve">  </w:t>
+      </w:r>
+      <w:r>
+        <w:rPr>
+          <w:rFonts w:ascii="Calibri" w:cs="Calibri" w:eastAsia="Calibri" w:hAnsi="Calibri"/>
+        </w:rPr>
+        <w:t xml:space="preserve">A document that tells translators which terms to use for a client. </w:t>
+      </w:r>
+      <w:r>
+        <w:rPr>
+          <w:rFonts w:ascii="Calibri" w:cs="Calibri" w:eastAsia="Calibri" w:hAnsi="Calibri"/>
+          <w:color w:val="6B6680"/>
+        </w:rPr>
+        <w:t xml:space="preserve">(Chapter 21)</w:t>
+      </w:r>
+    </w:p>
+    <w:p>
+      <w:pPr>
+        <w:spacing w:after="90" w:line="280"/>
+      </w:pPr>
+      <w:r>
+        <w:rPr>
+          <w:rFonts w:ascii="Calibri" w:cs="Calibri" w:eastAsia="Calibri" w:hAnsi="Calibri"/>
+          <w:b/>
+          <w:bCs/>
+        </w:rPr>
+        <w:t xml:space="preserve">Text</w:t>
+      </w:r>
+      <w:r>
+        <w:rPr>
+          <w:rFonts w:ascii="Calibri" w:cs="Calibri" w:eastAsia="Calibri" w:hAnsi="Calibri"/>
+        </w:rPr>
+        <w:t xml:space="preserve">  </w:t>
+      </w:r>
+      <w:r>
+        <w:rPr>
+          <w:rFonts w:ascii="Arial" w:cs="Arial" w:hAnsi="Arial"/>
+          <w:sz w:val="23"/>
+          <w:szCs w:val="24"/>
+          <w:rtl/>
+        </w:rPr>
+        <w:t xml:space="preserve">النص</w:t>
+      </w:r>
+      <w:r>
+        <w:rPr>
+          <w:rFonts w:ascii="Calibri" w:cs="Calibri" w:eastAsia="Calibri" w:hAnsi="Calibri"/>
+        </w:rPr>
+        <w:t xml:space="preserve">  </w:t>
+      </w:r>
+      <w:r>
+        <w:rPr>
+          <w:rFonts w:ascii="Calibri" w:cs="Calibri" w:eastAsia="Calibri" w:hAnsi="Calibri"/>
+        </w:rPr>
+        <w:t xml:space="preserve">Anything written: a word, a sentence, a paragraph or more. </w:t>
+      </w:r>
+      <w:r>
+        <w:rPr>
+          <w:rFonts w:ascii="Calibri" w:cs="Calibri" w:eastAsia="Calibri" w:hAnsi="Calibri"/>
+          <w:color w:val="6B6680"/>
+        </w:rPr>
+        <w:t xml:space="preserve">(Chapter 17)</w:t>
+      </w:r>
+    </w:p>
+    <w:p>
+      <w:pPr>
+        <w:spacing w:after="90" w:line="280"/>
+      </w:pPr>
+      <w:r>
+        <w:rPr>
+          <w:rFonts w:ascii="Calibri" w:cs="Calibri" w:eastAsia="Calibri" w:hAnsi="Calibri"/>
+          <w:b/>
+          <w:bCs/>
+        </w:rPr>
+        <w:t xml:space="preserve">Text analysis</w:t>
+      </w:r>
+      <w:r>
+        <w:rPr>
+          <w:rFonts w:ascii="Calibri" w:cs="Calibri" w:eastAsia="Calibri" w:hAnsi="Calibri"/>
+        </w:rPr>
+        <w:t xml:space="preserve">  </w:t>
+      </w:r>
+      <w:r>
+        <w:rPr>
+          <w:rFonts w:ascii="Arial" w:cs="Arial" w:hAnsi="Arial"/>
+          <w:sz w:val="23"/>
+          <w:szCs w:val="24"/>
+          <w:rtl/>
+        </w:rPr>
+        <w:t xml:space="preserve">تحليل النص</w:t>
+      </w:r>
+      <w:r>
+        <w:rPr>
+          <w:rFonts w:ascii="Calibri" w:cs="Calibri" w:eastAsia="Calibri" w:hAnsi="Calibri"/>
+        </w:rPr>
+        <w:t xml:space="preserve">  </w:t>
+      </w:r>
+      <w:r>
+        <w:rPr>
+          <w:rFonts w:ascii="Calibri" w:cs="Calibri" w:eastAsia="Calibri" w:hAnsi="Calibri"/>
+        </w:rPr>
+        <w:t xml:space="preserve">Breaking down and studying a text before translating it. </w:t>
+      </w:r>
+      <w:r>
+        <w:rPr>
+          <w:rFonts w:ascii="Calibri" w:cs="Calibri" w:eastAsia="Calibri" w:hAnsi="Calibri"/>
+          <w:color w:val="6B6680"/>
+        </w:rPr>
+        <w:t xml:space="preserve">(Chapter 17)</w:t>
+      </w:r>
+    </w:p>
+    <w:p>
+      <w:pPr>
+        <w:spacing w:after="90" w:line="280"/>
+      </w:pPr>
+      <w:r>
+        <w:rPr>
+          <w:rFonts w:ascii="Calibri" w:cs="Calibri" w:eastAsia="Calibri" w:hAnsi="Calibri"/>
+          <w:b/>
+          <w:bCs/>
+        </w:rPr>
+        <w:t xml:space="preserve">Text type</w:t>
+      </w:r>
+      <w:r>
+        <w:rPr>
+          <w:rFonts w:ascii="Calibri" w:cs="Calibri" w:eastAsia="Calibri" w:hAnsi="Calibri"/>
+        </w:rPr>
+        <w:t xml:space="preserve">  </w:t>
+      </w:r>
+      <w:r>
+        <w:rPr>
+          <w:rFonts w:ascii="Arial" w:cs="Arial" w:hAnsi="Arial"/>
+          <w:sz w:val="23"/>
+          <w:szCs w:val="24"/>
+          <w:rtl/>
+        </w:rPr>
+        <w:t xml:space="preserve">نوع النص</w:t>
+      </w:r>
+      <w:r>
+        <w:rPr>
+          <w:rFonts w:ascii="Calibri" w:cs="Calibri" w:eastAsia="Calibri" w:hAnsi="Calibri"/>
+        </w:rPr>
+        <w:t xml:space="preserve">  </w:t>
+      </w:r>
+      <w:r>
+        <w:rPr>
+          <w:rFonts w:ascii="Calibri" w:cs="Calibri" w:eastAsia="Calibri" w:hAnsi="Calibri"/>
+        </w:rPr>
+        <w:t xml:space="preserve">A group of texts with the same main function: to inform, to express or to persuade. </w:t>
+      </w:r>
+      <w:r>
+        <w:rPr>
+          <w:rFonts w:ascii="Calibri" w:cs="Calibri" w:eastAsia="Calibri" w:hAnsi="Calibri"/>
+          <w:color w:val="6B6680"/>
+        </w:rPr>
+        <w:t xml:space="preserve">(Chapter 18)</w:t>
+      </w:r>
+    </w:p>
+    <w:p>
+      <w:pPr>
+        <w:spacing w:after="90" w:line="280"/>
+      </w:pPr>
+      <w:r>
+        <w:rPr>
+          <w:rFonts w:ascii="Calibri" w:cs="Calibri" w:eastAsia="Calibri" w:hAnsi="Calibri"/>
+          <w:b/>
+          <w:bCs/>
+        </w:rPr>
+        <w:t xml:space="preserve">Tone</w:t>
+      </w:r>
+      <w:r>
+        <w:rPr>
+          <w:rFonts w:ascii="Calibri" w:cs="Calibri" w:eastAsia="Calibri" w:hAnsi="Calibri"/>
+        </w:rPr>
+        <w:t xml:space="preserve">  </w:t>
+      </w:r>
+      <w:r>
+        <w:rPr>
+          <w:rFonts w:ascii="Arial" w:cs="Arial" w:hAnsi="Arial"/>
+          <w:sz w:val="23"/>
+          <w:szCs w:val="24"/>
+          <w:rtl/>
+        </w:rPr>
+        <w:t xml:space="preserve">النبرة</w:t>
+      </w:r>
+      <w:r>
+        <w:rPr>
+          <w:rFonts w:ascii="Calibri" w:cs="Calibri" w:eastAsia="Calibri" w:hAnsi="Calibri"/>
+        </w:rPr>
+        <w:t xml:space="preserve">  </w:t>
+      </w:r>
+      <w:r>
+        <w:rPr>
+          <w:rFonts w:ascii="Calibri" w:cs="Calibri" w:eastAsia="Calibri" w:hAnsi="Calibri"/>
+        </w:rPr>
+        <w:t xml:space="preserve">The writer’s attitude: neutral, critical, friendly, straightforward. </w:t>
+      </w:r>
+      <w:r>
+        <w:rPr>
+          <w:rFonts w:ascii="Calibri" w:cs="Calibri" w:eastAsia="Calibri" w:hAnsi="Calibri"/>
+          <w:color w:val="6B6680"/>
+        </w:rPr>
+        <w:t xml:space="preserve">(Chapter 17)</w:t>
+      </w:r>
+    </w:p>
+    <w:p>
+      <w:pPr>
+        <w:spacing w:after="90" w:line="280"/>
+      </w:pPr>
+      <w:r>
+        <w:rPr>
+          <w:rFonts w:ascii="Calibri" w:cs="Calibri" w:eastAsia="Calibri" w:hAnsi="Calibri"/>
+          <w:b/>
+          <w:bCs/>
+        </w:rPr>
+        <w:t xml:space="preserve">Translation</w:t>
+      </w:r>
+      <w:r>
+        <w:rPr>
+          <w:rFonts w:ascii="Calibri" w:cs="Calibri" w:eastAsia="Calibri" w:hAnsi="Calibri"/>
+        </w:rPr>
+        <w:t xml:space="preserve">  </w:t>
+      </w:r>
+      <w:r>
+        <w:rPr>
+          <w:rFonts w:ascii="Arial" w:cs="Arial" w:hAnsi="Arial"/>
+          <w:sz w:val="23"/>
+          <w:szCs w:val="24"/>
+          <w:rtl/>
+        </w:rPr>
+        <w:t xml:space="preserve">الترجمة التحريرية</w:t>
+      </w:r>
+      <w:r>
+        <w:rPr>
+          <w:rFonts w:ascii="Calibri" w:cs="Calibri" w:eastAsia="Calibri" w:hAnsi="Calibri"/>
+        </w:rPr>
+        <w:t xml:space="preserve">  </w:t>
+      </w:r>
+      <w:r>
+        <w:rPr>
+          <w:rFonts w:ascii="Calibri" w:cs="Calibri" w:eastAsia="Calibri" w:hAnsi="Calibri"/>
+        </w:rPr>
+        <w:t xml:space="preserve">Transferring the meaning of a written text from one language into another. </w:t>
+      </w:r>
+      <w:r>
+        <w:rPr>
+          <w:rFonts w:ascii="Calibri" w:cs="Calibri" w:eastAsia="Calibri" w:hAnsi="Calibri"/>
+          <w:color w:val="6B6680"/>
+        </w:rPr>
+        <w:t xml:space="preserve">(Chapter 1)</w:t>
+      </w:r>
+    </w:p>
+    <w:p>
+      <w:pPr>
+        <w:spacing w:after="90" w:line="280"/>
+      </w:pPr>
+      <w:r>
+        <w:rPr>
+          <w:rFonts w:ascii="Calibri" w:cs="Calibri" w:eastAsia="Calibri" w:hAnsi="Calibri"/>
+          <w:b/>
+          <w:bCs/>
+        </w:rPr>
+        <w:t xml:space="preserve">Translation brief</w:t>
+      </w:r>
+      <w:r>
+        <w:rPr>
+          <w:rFonts w:ascii="Calibri" w:cs="Calibri" w:eastAsia="Calibri" w:hAnsi="Calibri"/>
+        </w:rPr>
+        <w:t xml:space="preserve">  </w:t>
+      </w:r>
+      <w:r>
+        <w:rPr>
+          <w:rFonts w:ascii="Arial" w:cs="Arial" w:hAnsi="Arial"/>
+          <w:sz w:val="23"/>
+          <w:szCs w:val="24"/>
+          <w:rtl/>
+        </w:rPr>
+        <w:t xml:space="preserve">موجز الترجمة</w:t>
+      </w:r>
+      <w:r>
+        <w:rPr>
+          <w:rFonts w:ascii="Calibri" w:cs="Calibri" w:eastAsia="Calibri" w:hAnsi="Calibri"/>
+        </w:rPr>
+        <w:t xml:space="preserve">  </w:t>
+      </w:r>
+      <w:r>
+        <w:rPr>
+          <w:rFonts w:ascii="Calibri" w:cs="Calibri" w:eastAsia="Calibri" w:hAnsi="Calibri"/>
+        </w:rPr>
+        <w:t xml:space="preserve">The information you need before you start: client, purpose and audience. </w:t>
+      </w:r>
+      <w:r>
+        <w:rPr>
+          <w:rFonts w:ascii="Calibri" w:cs="Calibri" w:eastAsia="Calibri" w:hAnsi="Calibri"/>
+          <w:color w:val="6B6680"/>
+        </w:rPr>
         <w:t xml:space="preserve">(Chapter 2)</w:t>
       </w:r>
     </w:p>
@@ -37756,7 +38054,7 @@
           <w:b/>
           <w:bCs/>
         </w:rPr>
-        <w:t xml:space="preserve">Target text (TT)</w:t>
+        <w:t xml:space="preserve">Translation commentary</w:t>
       </w:r>
       <w:r>
         <w:rPr>
@@ -37771,7 +38069,7 @@
           <w:szCs w:val="24"/>
           <w:rtl/>
         </w:rPr>
-        <w:t xml:space="preserve">النص الهدف</w:t>
+        <w:t xml:space="preserve">التعليق على الترجمة</w:t>
       </w:r>
       <w:r>
         <w:rPr>
@@ -37783,14 +38081,14 @@
         <w:rPr>
           <w:rFonts w:ascii="Calibri" w:cs="Calibri" w:eastAsia="Calibri" w:hAnsi="Calibri"/>
         </w:rPr>
-        <w:t xml:space="preserve">Your translation. </w:t>
+        <w:t xml:space="preserve">A text that explains the problems in a translation and justifies the solutions. </w:t>
       </w:r>
       <w:r>
         <w:rPr>
           <w:rFonts w:ascii="Calibri" w:cs="Calibri" w:eastAsia="Calibri" w:hAnsi="Calibri"/>
           <w:color w:val="6B6680"/>
         </w:rPr>
-        <w:t xml:space="preserve">(Chapter 1)</w:t>
+        <w:t xml:space="preserve">(Chapter 25)</w:t>
       </w:r>
     </w:p>
     <w:p>
@@ -37803,7 +38101,7 @@
           <w:b/>
           <w:bCs/>
         </w:rPr>
-        <w:t xml:space="preserve">Term</w:t>
+        <w:t xml:space="preserve">Translation procedure</w:t>
       </w:r>
       <w:r>
         <w:rPr>
@@ -37818,7 +38116,7 @@
           <w:szCs w:val="24"/>
           <w:rtl/>
         </w:rPr>
-        <w:t xml:space="preserve">المصطلح</w:t>
+        <w:t xml:space="preserve">إجراء الترجمة</w:t>
       </w:r>
       <w:r>
         <w:rPr>
@@ -37830,14 +38128,14 @@
         <w:rPr>
           <w:rFonts w:ascii="Calibri" w:cs="Calibri" w:eastAsia="Calibri" w:hAnsi="Calibri"/>
         </w:rPr>
-        <w:t xml:space="preserve">A word or expression that names a concept in a special field. </w:t>
+        <w:t xml:space="preserve">A technique for translating a word, phrase or sentence. </w:t>
       </w:r>
       <w:r>
         <w:rPr>
           <w:rFonts w:ascii="Calibri" w:cs="Calibri" w:eastAsia="Calibri" w:hAnsi="Calibri"/>
           <w:color w:val="6B6680"/>
         </w:rPr>
-        <w:t xml:space="preserve">(Chapter 21)</w:t>
+        <w:t xml:space="preserve">(Chapter 12)</w:t>
       </w:r>
     </w:p>
     <w:p>
@@ -37850,7 +38148,7 @@
           <w:b/>
           <w:bCs/>
         </w:rPr>
-        <w:t xml:space="preserve">Term list</w:t>
+        <w:t xml:space="preserve">Translation strategy</w:t>
       </w:r>
       <w:r>
         <w:rPr>
@@ -37865,7 +38163,7 @@
           <w:szCs w:val="24"/>
           <w:rtl/>
         </w:rPr>
-        <w:t xml:space="preserve">قائمة المصطلحات</w:t>
+        <w:t xml:space="preserve">استراتيجية الترجمة</w:t>
       </w:r>
       <w:r>
         <w:rPr>
@@ -37877,14 +38175,14 @@
         <w:rPr>
           <w:rFonts w:ascii="Calibri" w:cs="Calibri" w:eastAsia="Calibri" w:hAnsi="Calibri"/>
         </w:rPr>
-        <w:t xml:space="preserve">A list of the approved terms for a project, with their translations. </w:t>
+        <w:t xml:space="preserve">A planned solution to a translation problem. </w:t>
       </w:r>
       <w:r>
         <w:rPr>
           <w:rFonts w:ascii="Calibri" w:cs="Calibri" w:eastAsia="Calibri" w:hAnsi="Calibri"/>
           <w:color w:val="6B6680"/>
         </w:rPr>
-        <w:t xml:space="preserve">(Chapter 21)</w:t>
+        <w:t xml:space="preserve">(Chapter 13)</w:t>
       </w:r>
     </w:p>
     <w:p>
@@ -37897,7 +38195,7 @@
           <w:b/>
           <w:bCs/>
         </w:rPr>
-        <w:t xml:space="preserve">Termbase</w:t>
+        <w:t xml:space="preserve">Transliteration</w:t>
       </w:r>
       <w:r>
         <w:rPr>
@@ -37912,7 +38210,7 @@
           <w:szCs w:val="24"/>
           <w:rtl/>
         </w:rPr>
-        <w:t xml:space="preserve">قاعدة بيانات المصطلحات</w:t>
+        <w:t xml:space="preserve">النقل الصوتي</w:t>
       </w:r>
       <w:r>
         <w:rPr>
@@ -37924,14 +38222,14 @@
         <w:rPr>
           <w:rFonts w:ascii="Calibri" w:cs="Calibri" w:eastAsia="Calibri" w:hAnsi="Calibri"/>
         </w:rPr>
-        <w:t xml:space="preserve">A database of terms and information about them, usually in several languages. </w:t>
+        <w:t xml:space="preserve">Writing the sounds of a word in the letters of another language. </w:t>
       </w:r>
       <w:r>
         <w:rPr>
           <w:rFonts w:ascii="Calibri" w:cs="Calibri" w:eastAsia="Calibri" w:hAnsi="Calibri"/>
           <w:color w:val="6B6680"/>
         </w:rPr>
-        <w:t xml:space="preserve">(Chapter 21)</w:t>
+        <w:t xml:space="preserve">(Chapter 15)</w:t>
       </w:r>
     </w:p>
     <w:p>
@@ -37944,7 +38242,7 @@
           <w:b/>
           <w:bCs/>
         </w:rPr>
-        <w:t xml:space="preserve">Terminologist</w:t>
+        <w:t xml:space="preserve">Transposition</w:t>
       </w:r>
       <w:r>
         <w:rPr>
@@ -37959,7 +38257,7 @@
           <w:szCs w:val="24"/>
           <w:rtl/>
         </w:rPr>
-        <w:t xml:space="preserve">المصطلحي</w:t>
+        <w:t xml:space="preserve">الإبدال</w:t>
       </w:r>
       <w:r>
         <w:rPr>
@@ -37971,14 +38269,14 @@
         <w:rPr>
           <w:rFonts w:ascii="Calibri" w:cs="Calibri" w:eastAsia="Calibri" w:hAnsi="Calibri"/>
         </w:rPr>
-        <w:t xml:space="preserve">A specialist who studies, creates and standardises terms, usually within one language. </w:t>
+        <w:t xml:space="preserve">Changing the word class, for example a noun into a verb. </w:t>
       </w:r>
       <w:r>
         <w:rPr>
           <w:rFonts w:ascii="Calibri" w:cs="Calibri" w:eastAsia="Calibri" w:hAnsi="Calibri"/>
           <w:color w:val="6B6680"/>
         </w:rPr>
-        <w:t xml:space="preserve">(Chapter 21)</w:t>
+        <w:t xml:space="preserve">(Chapter 12)</w:t>
       </w:r>
     </w:p>
     <w:p>
@@ -37991,7 +38289,7 @@
           <w:b/>
           <w:bCs/>
         </w:rPr>
-        <w:t xml:space="preserve">Terminology</w:t>
+        <w:t xml:space="preserve">Verbal sentence</w:t>
       </w:r>
       <w:r>
         <w:rPr>
@@ -38006,7 +38304,7 @@
           <w:szCs w:val="24"/>
           <w:rtl/>
         </w:rPr>
-        <w:t xml:space="preserve">علم المصطلح</w:t>
+        <w:t xml:space="preserve">الجملة الفعلية</w:t>
       </w:r>
       <w:r>
         <w:rPr>
@@ -38018,14 +38316,14 @@
         <w:rPr>
           <w:rFonts w:ascii="Calibri" w:cs="Calibri" w:eastAsia="Calibri" w:hAnsi="Calibri"/>
         </w:rPr>
-        <w:t xml:space="preserve">The systematic study, collection and management of specialised terms, based on an analysis of concepts. </w:t>
+        <w:t xml:space="preserve">A sentence that starts with a verb. </w:t>
       </w:r>
       <w:r>
         <w:rPr>
           <w:rFonts w:ascii="Calibri" w:cs="Calibri" w:eastAsia="Calibri" w:hAnsi="Calibri"/>
           <w:color w:val="6B6680"/>
         </w:rPr>
-        <w:t xml:space="preserve">(Chapter 21)</w:t>
+        <w:t xml:space="preserve">(Chapter 3)</w:t>
       </w:r>
     </w:p>
     <w:p>
@@ -38038,7 +38336,7 @@
           <w:b/>
           <w:bCs/>
         </w:rPr>
-        <w:t xml:space="preserve">Terminology guide</w:t>
+        <w:t xml:space="preserve">Voice-over</w:t>
       </w:r>
       <w:r>
         <w:rPr>
@@ -38053,7 +38351,7 @@
           <w:szCs w:val="24"/>
           <w:rtl/>
         </w:rPr>
-        <w:t xml:space="preserve">دليل المصطلحات</w:t>
+        <w:t xml:space="preserve">التعليق الصوتي</w:t>
       </w:r>
       <w:r>
         <w:rPr>
@@ -38065,618 +38363,7 @@
         <w:rPr>
           <w:rFonts w:ascii="Calibri" w:cs="Calibri" w:eastAsia="Calibri" w:hAnsi="Calibri"/>
         </w:rPr>
-        <w:t xml:space="preserve">A document that sets out the approved terms and the rules for using them, often for one client. </w:t>
-      </w:r>
-      <w:r>
-        <w:rPr>
-          <w:rFonts w:ascii="Calibri" w:cs="Calibri" w:eastAsia="Calibri" w:hAnsi="Calibri"/>
-          <w:color w:val="6B6680"/>
-        </w:rPr>
-        <w:t xml:space="preserve">(Chapter 21)</w:t>
-      </w:r>
-    </w:p>
-    <w:p>
-      <w:pPr>
-        <w:spacing w:after="90" w:line="280"/>
-      </w:pPr>
-      <w:r>
-        <w:rPr>
-          <w:rFonts w:ascii="Calibri" w:cs="Calibri" w:eastAsia="Calibri" w:hAnsi="Calibri"/>
-          <w:b/>
-          <w:bCs/>
-        </w:rPr>
-        <w:t xml:space="preserve">Text</w:t>
-      </w:r>
-      <w:r>
-        <w:rPr>
-          <w:rFonts w:ascii="Calibri" w:cs="Calibri" w:eastAsia="Calibri" w:hAnsi="Calibri"/>
-        </w:rPr>
-        <w:t xml:space="preserve">  </w:t>
-      </w:r>
-      <w:r>
-        <w:rPr>
-          <w:rFonts w:ascii="Arial" w:cs="Arial" w:hAnsi="Arial"/>
-          <w:sz w:val="23"/>
-          <w:szCs w:val="24"/>
-          <w:rtl/>
-        </w:rPr>
-        <w:t xml:space="preserve">النص</w:t>
-      </w:r>
-      <w:r>
-        <w:rPr>
-          <w:rFonts w:ascii="Calibri" w:cs="Calibri" w:eastAsia="Calibri" w:hAnsi="Calibri"/>
-        </w:rPr>
-        <w:t xml:space="preserve">  </w:t>
-      </w:r>
-      <w:r>
-        <w:rPr>
-          <w:rFonts w:ascii="Calibri" w:cs="Calibri" w:eastAsia="Calibri" w:hAnsi="Calibri"/>
-        </w:rPr>
-        <w:t xml:space="preserve">Anything written: a word, a sentence, a paragraph or more. </w:t>
-      </w:r>
-      <w:r>
-        <w:rPr>
-          <w:rFonts w:ascii="Calibri" w:cs="Calibri" w:eastAsia="Calibri" w:hAnsi="Calibri"/>
-          <w:color w:val="6B6680"/>
-        </w:rPr>
-        <w:t xml:space="preserve">(Chapter 17)</w:t>
-      </w:r>
-    </w:p>
-    <w:p>
-      <w:pPr>
-        <w:spacing w:after="90" w:line="280"/>
-      </w:pPr>
-      <w:r>
-        <w:rPr>
-          <w:rFonts w:ascii="Calibri" w:cs="Calibri" w:eastAsia="Calibri" w:hAnsi="Calibri"/>
-          <w:b/>
-          <w:bCs/>
-        </w:rPr>
-        <w:t xml:space="preserve">Text analysis</w:t>
-      </w:r>
-      <w:r>
-        <w:rPr>
-          <w:rFonts w:ascii="Calibri" w:cs="Calibri" w:eastAsia="Calibri" w:hAnsi="Calibri"/>
-        </w:rPr>
-        <w:t xml:space="preserve">  </w:t>
-      </w:r>
-      <w:r>
-        <w:rPr>
-          <w:rFonts w:ascii="Arial" w:cs="Arial" w:hAnsi="Arial"/>
-          <w:sz w:val="23"/>
-          <w:szCs w:val="24"/>
-          <w:rtl/>
-        </w:rPr>
-        <w:t xml:space="preserve">تحليل النص</w:t>
-      </w:r>
-      <w:r>
-        <w:rPr>
-          <w:rFonts w:ascii="Calibri" w:cs="Calibri" w:eastAsia="Calibri" w:hAnsi="Calibri"/>
-        </w:rPr>
-        <w:t xml:space="preserve">  </w:t>
-      </w:r>
-      <w:r>
-        <w:rPr>
-          <w:rFonts w:ascii="Calibri" w:cs="Calibri" w:eastAsia="Calibri" w:hAnsi="Calibri"/>
-        </w:rPr>
-        <w:t xml:space="preserve">Breaking down and studying a text before translating it. </w:t>
-      </w:r>
-      <w:r>
-        <w:rPr>
-          <w:rFonts w:ascii="Calibri" w:cs="Calibri" w:eastAsia="Calibri" w:hAnsi="Calibri"/>
-          <w:color w:val="6B6680"/>
-        </w:rPr>
-        <w:t xml:space="preserve">(Chapter 17)</w:t>
-      </w:r>
-    </w:p>
-    <w:p>
-      <w:pPr>
-        <w:spacing w:after="90" w:line="280"/>
-      </w:pPr>
-      <w:r>
-        <w:rPr>
-          <w:rFonts w:ascii="Calibri" w:cs="Calibri" w:eastAsia="Calibri" w:hAnsi="Calibri"/>
-          <w:b/>
-          <w:bCs/>
-        </w:rPr>
-        <w:t xml:space="preserve">Text type</w:t>
-      </w:r>
-      <w:r>
-        <w:rPr>
-          <w:rFonts w:ascii="Calibri" w:cs="Calibri" w:eastAsia="Calibri" w:hAnsi="Calibri"/>
-        </w:rPr>
-        <w:t xml:space="preserve">  </w:t>
-      </w:r>
-      <w:r>
-        <w:rPr>
-          <w:rFonts w:ascii="Arial" w:cs="Arial" w:hAnsi="Arial"/>
-          <w:sz w:val="23"/>
-          <w:szCs w:val="24"/>
-          <w:rtl/>
-        </w:rPr>
-        <w:t xml:space="preserve">نوع النص</w:t>
-      </w:r>
-      <w:r>
-        <w:rPr>
-          <w:rFonts w:ascii="Calibri" w:cs="Calibri" w:eastAsia="Calibri" w:hAnsi="Calibri"/>
-        </w:rPr>
-        <w:t xml:space="preserve">  </w:t>
-      </w:r>
-      <w:r>
-        <w:rPr>
-          <w:rFonts w:ascii="Calibri" w:cs="Calibri" w:eastAsia="Calibri" w:hAnsi="Calibri"/>
-        </w:rPr>
-        <w:t xml:space="preserve">A group of texts with the same main function: to inform, to express or to persuade. </w:t>
-      </w:r>
-      <w:r>
-        <w:rPr>
-          <w:rFonts w:ascii="Calibri" w:cs="Calibri" w:eastAsia="Calibri" w:hAnsi="Calibri"/>
-          <w:color w:val="6B6680"/>
-        </w:rPr>
-        <w:t xml:space="preserve">(Chapter 18)</w:t>
-      </w:r>
-    </w:p>
-    <w:p>
-      <w:pPr>
-        <w:spacing w:after="90" w:line="280"/>
-      </w:pPr>
-      <w:r>
-        <w:rPr>
-          <w:rFonts w:ascii="Calibri" w:cs="Calibri" w:eastAsia="Calibri" w:hAnsi="Calibri"/>
-          <w:b/>
-          <w:bCs/>
-        </w:rPr>
-        <w:t xml:space="preserve">Tone</w:t>
-      </w:r>
-      <w:r>
-        <w:rPr>
-          <w:rFonts w:ascii="Calibri" w:cs="Calibri" w:eastAsia="Calibri" w:hAnsi="Calibri"/>
-        </w:rPr>
-        <w:t xml:space="preserve">  </w:t>
-      </w:r>
-      <w:r>
-        <w:rPr>
-          <w:rFonts w:ascii="Arial" w:cs="Arial" w:hAnsi="Arial"/>
-          <w:sz w:val="23"/>
-          <w:szCs w:val="24"/>
-          <w:rtl/>
-        </w:rPr>
-        <w:t xml:space="preserve">النبرة</w:t>
-      </w:r>
-      <w:r>
-        <w:rPr>
-          <w:rFonts w:ascii="Calibri" w:cs="Calibri" w:eastAsia="Calibri" w:hAnsi="Calibri"/>
-        </w:rPr>
-        <w:t xml:space="preserve">  </w:t>
-      </w:r>
-      <w:r>
-        <w:rPr>
-          <w:rFonts w:ascii="Calibri" w:cs="Calibri" w:eastAsia="Calibri" w:hAnsi="Calibri"/>
-        </w:rPr>
-        <w:t xml:space="preserve">The writer’s attitude: neutral, critical, friendly, straightforward. </w:t>
-      </w:r>
-      <w:r>
-        <w:rPr>
-          <w:rFonts w:ascii="Calibri" w:cs="Calibri" w:eastAsia="Calibri" w:hAnsi="Calibri"/>
-          <w:color w:val="6B6680"/>
-        </w:rPr>
-        <w:t xml:space="preserve">(Chapter 17)</w:t>
-      </w:r>
-    </w:p>
-    <w:p>
-      <w:pPr>
-        <w:spacing w:after="90" w:line="280"/>
-      </w:pPr>
-      <w:r>
-        <w:rPr>
-          <w:rFonts w:ascii="Calibri" w:cs="Calibri" w:eastAsia="Calibri" w:hAnsi="Calibri"/>
-          <w:b/>
-          <w:bCs/>
-        </w:rPr>
-        <w:t xml:space="preserve">Translation</w:t>
-      </w:r>
-      <w:r>
-        <w:rPr>
-          <w:rFonts w:ascii="Calibri" w:cs="Calibri" w:eastAsia="Calibri" w:hAnsi="Calibri"/>
-        </w:rPr>
-        <w:t xml:space="preserve">  </w:t>
-      </w:r>
-      <w:r>
-        <w:rPr>
-          <w:rFonts w:ascii="Arial" w:cs="Arial" w:hAnsi="Arial"/>
-          <w:sz w:val="23"/>
-          <w:szCs w:val="24"/>
-          <w:rtl/>
-        </w:rPr>
-        <w:t xml:space="preserve">الترجمة التحريرية</w:t>
-      </w:r>
-      <w:r>
-        <w:rPr>
-          <w:rFonts w:ascii="Calibri" w:cs="Calibri" w:eastAsia="Calibri" w:hAnsi="Calibri"/>
-        </w:rPr>
-        <w:t xml:space="preserve">  </w:t>
-      </w:r>
-      <w:r>
-        <w:rPr>
-          <w:rFonts w:ascii="Calibri" w:cs="Calibri" w:eastAsia="Calibri" w:hAnsi="Calibri"/>
-        </w:rPr>
-        <w:t xml:space="preserve">Transferring the meaning of a written text from one language into another. </w:t>
-      </w:r>
-      <w:r>
-        <w:rPr>
-          <w:rFonts w:ascii="Calibri" w:cs="Calibri" w:eastAsia="Calibri" w:hAnsi="Calibri"/>
-          <w:color w:val="6B6680"/>
-        </w:rPr>
-        <w:t xml:space="preserve">(Chapter 1)</w:t>
-      </w:r>
-    </w:p>
-    <w:p>
-      <w:pPr>
-        <w:spacing w:after="90" w:line="280"/>
-      </w:pPr>
-      <w:r>
-        <w:rPr>
-          <w:rFonts w:ascii="Calibri" w:cs="Calibri" w:eastAsia="Calibri" w:hAnsi="Calibri"/>
-          <w:b/>
-          <w:bCs/>
-        </w:rPr>
-        <w:t xml:space="preserve">Translation brief</w:t>
-      </w:r>
-      <w:r>
-        <w:rPr>
-          <w:rFonts w:ascii="Calibri" w:cs="Calibri" w:eastAsia="Calibri" w:hAnsi="Calibri"/>
-        </w:rPr>
-        <w:t xml:space="preserve">  </w:t>
-      </w:r>
-      <w:r>
-        <w:rPr>
-          <w:rFonts w:ascii="Arial" w:cs="Arial" w:hAnsi="Arial"/>
-          <w:sz w:val="23"/>
-          <w:szCs w:val="24"/>
-          <w:rtl/>
-        </w:rPr>
-        <w:t xml:space="preserve">موجز الترجمة</w:t>
-      </w:r>
-      <w:r>
-        <w:rPr>
-          <w:rFonts w:ascii="Calibri" w:cs="Calibri" w:eastAsia="Calibri" w:hAnsi="Calibri"/>
-        </w:rPr>
-        <w:t xml:space="preserve">  </w:t>
-      </w:r>
-      <w:r>
-        <w:rPr>
-          <w:rFonts w:ascii="Calibri" w:cs="Calibri" w:eastAsia="Calibri" w:hAnsi="Calibri"/>
-        </w:rPr>
-        <w:t xml:space="preserve">The information you need before you start: client, purpose and audience. </w:t>
-      </w:r>
-      <w:r>
-        <w:rPr>
-          <w:rFonts w:ascii="Calibri" w:cs="Calibri" w:eastAsia="Calibri" w:hAnsi="Calibri"/>
-          <w:color w:val="6B6680"/>
-        </w:rPr>
-        <w:t xml:space="preserve">(Chapter 2)</w:t>
-      </w:r>
-    </w:p>
-    <w:p>
-      <w:pPr>
-        <w:spacing w:after="90" w:line="280"/>
-      </w:pPr>
-      <w:r>
-        <w:rPr>
-          <w:rFonts w:ascii="Calibri" w:cs="Calibri" w:eastAsia="Calibri" w:hAnsi="Calibri"/>
-          <w:b/>
-          <w:bCs/>
-        </w:rPr>
-        <w:t xml:space="preserve">Translation commentary</w:t>
-      </w:r>
-      <w:r>
-        <w:rPr>
-          <w:rFonts w:ascii="Calibri" w:cs="Calibri" w:eastAsia="Calibri" w:hAnsi="Calibri"/>
-        </w:rPr>
-        <w:t xml:space="preserve">  </w:t>
-      </w:r>
-      <w:r>
-        <w:rPr>
-          <w:rFonts w:ascii="Arial" w:cs="Arial" w:hAnsi="Arial"/>
-          <w:sz w:val="23"/>
-          <w:szCs w:val="24"/>
-          <w:rtl/>
-        </w:rPr>
-        <w:t xml:space="preserve">التعليق على الترجمة</w:t>
-      </w:r>
-      <w:r>
-        <w:rPr>
-          <w:rFonts w:ascii="Calibri" w:cs="Calibri" w:eastAsia="Calibri" w:hAnsi="Calibri"/>
-        </w:rPr>
-        <w:t xml:space="preserve">  </w:t>
-      </w:r>
-      <w:r>
-        <w:rPr>
-          <w:rFonts w:ascii="Calibri" w:cs="Calibri" w:eastAsia="Calibri" w:hAnsi="Calibri"/>
-        </w:rPr>
-        <w:t xml:space="preserve">A text that explains the problems in a translation and justifies the solutions. </w:t>
-      </w:r>
-      <w:r>
-        <w:rPr>
-          <w:rFonts w:ascii="Calibri" w:cs="Calibri" w:eastAsia="Calibri" w:hAnsi="Calibri"/>
-          <w:color w:val="6B6680"/>
-        </w:rPr>
-        <w:t xml:space="preserve">(Chapter 25)</w:t>
-      </w:r>
-    </w:p>
-    <w:p>
-      <w:pPr>
-        <w:spacing w:after="90" w:line="280"/>
-      </w:pPr>
-      <w:r>
-        <w:rPr>
-          <w:rFonts w:ascii="Calibri" w:cs="Calibri" w:eastAsia="Calibri" w:hAnsi="Calibri"/>
-          <w:b/>
-          <w:bCs/>
-        </w:rPr>
-        <w:t xml:space="preserve">Translation procedure</w:t>
-      </w:r>
-      <w:r>
-        <w:rPr>
-          <w:rFonts w:ascii="Calibri" w:cs="Calibri" w:eastAsia="Calibri" w:hAnsi="Calibri"/>
-        </w:rPr>
-        <w:t xml:space="preserve">  </w:t>
-      </w:r>
-      <w:r>
-        <w:rPr>
-          <w:rFonts w:ascii="Arial" w:cs="Arial" w:hAnsi="Arial"/>
-          <w:sz w:val="23"/>
-          <w:szCs w:val="24"/>
-          <w:rtl/>
-        </w:rPr>
-        <w:t xml:space="preserve">إجراء الترجمة</w:t>
-      </w:r>
-      <w:r>
-        <w:rPr>
-          <w:rFonts w:ascii="Calibri" w:cs="Calibri" w:eastAsia="Calibri" w:hAnsi="Calibri"/>
-        </w:rPr>
-        <w:t xml:space="preserve">  </w:t>
-      </w:r>
-      <w:r>
-        <w:rPr>
-          <w:rFonts w:ascii="Calibri" w:cs="Calibri" w:eastAsia="Calibri" w:hAnsi="Calibri"/>
-        </w:rPr>
-        <w:t xml:space="preserve">A technique for translating a word, phrase or sentence. </w:t>
-      </w:r>
-      <w:r>
-        <w:rPr>
-          <w:rFonts w:ascii="Calibri" w:cs="Calibri" w:eastAsia="Calibri" w:hAnsi="Calibri"/>
-          <w:color w:val="6B6680"/>
-        </w:rPr>
-        <w:t xml:space="preserve">(Chapter 12)</w:t>
-      </w:r>
-    </w:p>
-    <w:p>
-      <w:pPr>
-        <w:spacing w:after="90" w:line="280"/>
-      </w:pPr>
-      <w:r>
-        <w:rPr>
-          <w:rFonts w:ascii="Calibri" w:cs="Calibri" w:eastAsia="Calibri" w:hAnsi="Calibri"/>
-          <w:b/>
-          <w:bCs/>
-        </w:rPr>
-        <w:t xml:space="preserve">Translation strategy</w:t>
-      </w:r>
-      <w:r>
-        <w:rPr>
-          <w:rFonts w:ascii="Calibri" w:cs="Calibri" w:eastAsia="Calibri" w:hAnsi="Calibri"/>
-        </w:rPr>
-        <w:t xml:space="preserve">  </w:t>
-      </w:r>
-      <w:r>
-        <w:rPr>
-          <w:rFonts w:ascii="Arial" w:cs="Arial" w:hAnsi="Arial"/>
-          <w:sz w:val="23"/>
-          <w:szCs w:val="24"/>
-          <w:rtl/>
-        </w:rPr>
-        <w:t xml:space="preserve">استراتيجية الترجمة</w:t>
-      </w:r>
-      <w:r>
-        <w:rPr>
-          <w:rFonts w:ascii="Calibri" w:cs="Calibri" w:eastAsia="Calibri" w:hAnsi="Calibri"/>
-        </w:rPr>
-        <w:t xml:space="preserve">  </w:t>
-      </w:r>
-      <w:r>
-        <w:rPr>
-          <w:rFonts w:ascii="Calibri" w:cs="Calibri" w:eastAsia="Calibri" w:hAnsi="Calibri"/>
-        </w:rPr>
-        <w:t xml:space="preserve">A planned solution to a translation problem. </w:t>
-      </w:r>
-      <w:r>
-        <w:rPr>
-          <w:rFonts w:ascii="Calibri" w:cs="Calibri" w:eastAsia="Calibri" w:hAnsi="Calibri"/>
-          <w:color w:val="6B6680"/>
-        </w:rPr>
-        <w:t xml:space="preserve">(Chapter 13)</w:t>
-      </w:r>
-    </w:p>
-    <w:p>
-      <w:pPr>
-        <w:spacing w:after="90" w:line="280"/>
-      </w:pPr>
-      <w:r>
-        <w:rPr>
-          <w:rFonts w:ascii="Calibri" w:cs="Calibri" w:eastAsia="Calibri" w:hAnsi="Calibri"/>
-          <w:b/>
-          <w:bCs/>
-        </w:rPr>
-        <w:t xml:space="preserve">Transliteration</w:t>
-      </w:r>
-      <w:r>
-        <w:rPr>
-          <w:rFonts w:ascii="Calibri" w:cs="Calibri" w:eastAsia="Calibri" w:hAnsi="Calibri"/>
-        </w:rPr>
-        <w:t xml:space="preserve">  </w:t>
-      </w:r>
-      <w:r>
-        <w:rPr>
-          <w:rFonts w:ascii="Arial" w:cs="Arial" w:hAnsi="Arial"/>
-          <w:sz w:val="23"/>
-          <w:szCs w:val="24"/>
-          <w:rtl/>
-        </w:rPr>
-        <w:t xml:space="preserve">النقل الصوتي</w:t>
-      </w:r>
-      <w:r>
-        <w:rPr>
-          <w:rFonts w:ascii="Calibri" w:cs="Calibri" w:eastAsia="Calibri" w:hAnsi="Calibri"/>
-        </w:rPr>
-        <w:t xml:space="preserve">  </w:t>
-      </w:r>
-      <w:r>
-        <w:rPr>
-          <w:rFonts w:ascii="Calibri" w:cs="Calibri" w:eastAsia="Calibri" w:hAnsi="Calibri"/>
-        </w:rPr>
-        <w:t xml:space="preserve">Writing the sounds of a word in the letters of another language. </w:t>
-      </w:r>
-      <w:r>
-        <w:rPr>
-          <w:rFonts w:ascii="Calibri" w:cs="Calibri" w:eastAsia="Calibri" w:hAnsi="Calibri"/>
-          <w:color w:val="6B6680"/>
-        </w:rPr>
-        <w:t xml:space="preserve">(Chapter 15)</w:t>
-      </w:r>
-    </w:p>
-    <w:p>
-      <w:pPr>
-        <w:spacing w:after="90" w:line="280"/>
-      </w:pPr>
-      <w:r>
-        <w:rPr>
-          <w:rFonts w:ascii="Calibri" w:cs="Calibri" w:eastAsia="Calibri" w:hAnsi="Calibri"/>
-          <w:b/>
-          <w:bCs/>
-        </w:rPr>
-        <w:t xml:space="preserve">Transposition</w:t>
-      </w:r>
-      <w:r>
-        <w:rPr>
-          <w:rFonts w:ascii="Calibri" w:cs="Calibri" w:eastAsia="Calibri" w:hAnsi="Calibri"/>
-        </w:rPr>
-        <w:t xml:space="preserve">  </w:t>
-      </w:r>
-      <w:r>
-        <w:rPr>
-          <w:rFonts w:ascii="Arial" w:cs="Arial" w:hAnsi="Arial"/>
-          <w:sz w:val="23"/>
-          <w:szCs w:val="24"/>
-          <w:rtl/>
-        </w:rPr>
-        <w:t xml:space="preserve">الإبدال</w:t>
-      </w:r>
-      <w:r>
-        <w:rPr>
-          <w:rFonts w:ascii="Calibri" w:cs="Calibri" w:eastAsia="Calibri" w:hAnsi="Calibri"/>
-        </w:rPr>
-        <w:t xml:space="preserve">  </w:t>
-      </w:r>
-      <w:r>
-        <w:rPr>
-          <w:rFonts w:ascii="Calibri" w:cs="Calibri" w:eastAsia="Calibri" w:hAnsi="Calibri"/>
-        </w:rPr>
-        <w:t xml:space="preserve">Changing the word class, for example a noun into a verb. </w:t>
-      </w:r>
-      <w:r>
-        <w:rPr>
-          <w:rFonts w:ascii="Calibri" w:cs="Calibri" w:eastAsia="Calibri" w:hAnsi="Calibri"/>
-          <w:color w:val="6B6680"/>
-        </w:rPr>
-        <w:t xml:space="preserve">(Chapter 12)</w:t>
-      </w:r>
-    </w:p>
-    <w:p>
-      <w:pPr>
-        <w:spacing w:after="90" w:line="280"/>
-      </w:pPr>
-      <w:r>
-        <w:rPr>
-          <w:rFonts w:ascii="Calibri" w:cs="Calibri" w:eastAsia="Calibri" w:hAnsi="Calibri"/>
-          <w:b/>
-          <w:bCs/>
-        </w:rPr>
-        <w:t xml:space="preserve">Verbal sentence</w:t>
-      </w:r>
-      <w:r>
-        <w:rPr>
-          <w:rFonts w:ascii="Calibri" w:cs="Calibri" w:eastAsia="Calibri" w:hAnsi="Calibri"/>
-        </w:rPr>
-        <w:t xml:space="preserve">  </w:t>
-      </w:r>
-      <w:r>
-        <w:rPr>
-          <w:rFonts w:ascii="Arial" w:cs="Arial" w:hAnsi="Arial"/>
-          <w:sz w:val="23"/>
-          <w:szCs w:val="24"/>
-          <w:rtl/>
-        </w:rPr>
-        <w:t xml:space="preserve">الجملة الفعلية</w:t>
-      </w:r>
-      <w:r>
-        <w:rPr>
-          <w:rFonts w:ascii="Calibri" w:cs="Calibri" w:eastAsia="Calibri" w:hAnsi="Calibri"/>
-        </w:rPr>
-        <w:t xml:space="preserve">  </w:t>
-      </w:r>
-      <w:r>
-        <w:rPr>
-          <w:rFonts w:ascii="Calibri" w:cs="Calibri" w:eastAsia="Calibri" w:hAnsi="Calibri"/>
-        </w:rPr>
-        <w:t xml:space="preserve">A sentence that starts with a verb. </w:t>
-      </w:r>
-      <w:r>
-        <w:rPr>
-          <w:rFonts w:ascii="Calibri" w:cs="Calibri" w:eastAsia="Calibri" w:hAnsi="Calibri"/>
-          <w:color w:val="6B6680"/>
-        </w:rPr>
-        <w:t xml:space="preserve">(Chapter 3)</w:t>
-      </w:r>
-    </w:p>
-    <w:p>
-      <w:pPr>
-        <w:spacing w:after="90" w:line="280"/>
-      </w:pPr>
-      <w:r>
-        <w:rPr>
-          <w:rFonts w:ascii="Calibri" w:cs="Calibri" w:eastAsia="Calibri" w:hAnsi="Calibri"/>
-          <w:b/>
-          <w:bCs/>
-        </w:rPr>
-        <w:t xml:space="preserve">Voice-over</w:t>
-      </w:r>
-      <w:r>
-        <w:rPr>
-          <w:rFonts w:ascii="Calibri" w:cs="Calibri" w:eastAsia="Calibri" w:hAnsi="Calibri"/>
-        </w:rPr>
-        <w:t xml:space="preserve">  </w:t>
-      </w:r>
-      <w:r>
-        <w:rPr>
-          <w:rFonts w:ascii="Arial" w:cs="Arial" w:hAnsi="Arial"/>
-          <w:sz w:val="23"/>
-          <w:szCs w:val="24"/>
-          <w:rtl/>
-        </w:rPr>
-        <w:t xml:space="preserve">التعليق الصوتي</w:t>
-      </w:r>
-      <w:r>
-        <w:rPr>
-          <w:rFonts w:ascii="Calibri" w:cs="Calibri" w:eastAsia="Calibri" w:hAnsi="Calibri"/>
-        </w:rPr>
-        <w:t xml:space="preserve">  </w:t>
-      </w:r>
-      <w:r>
-        <w:rPr>
-          <w:rFonts w:ascii="Calibri" w:cs="Calibri" w:eastAsia="Calibri" w:hAnsi="Calibri"/>
-        </w:rPr>
-        <w:t xml:space="preserve">Recording a translation over the original voice, which is turned down but can still be heard. </w:t>
+        <w:t xml:space="preserve">Recording a translation over the original voice, which can still be heard quietly. </w:t>
       </w:r>
       <w:r>
         <w:rPr>

--- a/Translation-Handbook.docx
+++ b/Translation-Handbook.docx
@@ -211,7 +211,7 @@
           <w:sz w:val="18"/>
           <w:szCs w:val="18"/>
         </w:rPr>
-        <w:t xml:space="preserve">© 2026 [Copyright holder to be confirmed]. All rights reserved. No part of this handbook may be reproduced without permission, except for short quotations with acknowledgement.</w:t>
+        <w:t xml:space="preserve">© 2026 Guild Professional Club, Translation Team. All rights reserved. No part of this handbook may be reproduced without permission, except for short quotations with acknowledgement.</w:t>
       </w:r>
     </w:p>
     <w:p>
@@ -225,7 +225,7 @@
           <w:sz w:val="18"/>
           <w:szCs w:val="18"/>
         </w:rPr>
-        <w:t xml:space="preserve">Editors: [names]. Contributors: [names]. Reviewed by: [names and titles].</w:t>
+        <w:t xml:space="preserve">Quotations from published works are used for teaching purposes and are fully acknowledged in the References. Unless another source is given, examples come from the Translation Team’s course materials or were written for this handbook.</w:t>
       </w:r>
     </w:p>
     <w:p>
@@ -239,35 +239,7 @@
           <w:sz w:val="18"/>
           <w:szCs w:val="18"/>
         </w:rPr>
-        <w:t xml:space="preserve">Quotations from published works are used for teaching purposes and are fully acknowledged in the References. Unless another source is given, examples come from the Translation Team’s course materials or were written for this handbook.</w:t>
-      </w:r>
-    </w:p>
-    <w:p>
-      <w:pPr>
-        <w:spacing w:after="140" w:line="270"/>
-      </w:pPr>
-      <w:r>
-        <w:rPr>
-          <w:rFonts w:ascii="Calibri" w:cs="Calibri" w:eastAsia="Calibri" w:hAnsi="Calibri"/>
-          <w:color w:val="6B6680"/>
-          <w:sz w:val="18"/>
-          <w:szCs w:val="18"/>
-        </w:rPr>
-        <w:t xml:space="preserve">AI assistance: parts of this handbook were organised, drafted and edited with the help of an AI tool (Claude, by Anthropic) and reviewed by the Translation Team. [Confirm after review, and follow the publisher’s and the university’s policy.]</w:t>
-      </w:r>
-    </w:p>
-    <w:p>
-      <w:pPr>
-        <w:spacing w:after="140" w:line="270"/>
-      </w:pPr>
-      <w:r>
-        <w:rPr>
-          <w:rFonts w:ascii="Calibri" w:cs="Calibri" w:eastAsia="Calibri" w:hAnsi="Calibri"/>
-          <w:color w:val="6B6680"/>
-          <w:sz w:val="18"/>
-          <w:szCs w:val="18"/>
-        </w:rPr>
-        <w:t xml:space="preserve">ISBN: [if required].</w:t>
+        <w:t xml:space="preserve">AI assistance: parts of this handbook were organised, drafted and edited with the help of an AI tool (Claude, by Anthropic) and reviewed by the Translation Team.</w:t>
       </w:r>
     </w:p>
     <w:p>
@@ -521,7 +493,7 @@
         <w:rPr>
           <w:rFonts w:ascii="Calibri" w:cs="Calibri" w:eastAsia="Calibri" w:hAnsi="Calibri"/>
         </w:rPr>
-        <w:t xml:space="preserve">[To be completed by the Translation Team: thanks to the supervisor, to Dr Amin, and to every team member who collected material, examples and practice texts for this handbook.]</w:t>
+        <w:t xml:space="preserve">The Translation Team thanks its supervisor and Dr Amin for their guidance and feedback, and every team member who collected material, examples and practice texts for this handbook.</w:t>
       </w:r>
     </w:p>
     <w:p>
@@ -30650,7 +30622,7 @@
         <w:rPr>
           <w:rFonts w:ascii="Calibri" w:cs="Calibri" w:eastAsia="Calibri" w:hAnsi="Calibri"/>
         </w:rPr>
-        <w:t xml:space="preserve">Practice text written for this handbook. [To be replaced with an authentic news text and its source.]</w:t>
+        <w:t xml:space="preserve">Practice text written for this handbook.</w:t>
       </w:r>
     </w:p>
     <w:p>
@@ -30685,7 +30657,7 @@
         <w:rPr>
           <w:rFonts w:ascii="Calibri" w:cs="Calibri" w:eastAsia="Calibri" w:hAnsi="Calibri"/>
         </w:rPr>
-        <w:t xml:space="preserve">Practice text written for this handbook. [To be replaced with an authentic news text and its source.]</w:t>
+        <w:t xml:space="preserve">Practice text written for this handbook.</w:t>
       </w:r>
     </w:p>
     <w:p>
@@ -31481,7 +31453,7 @@
           <w:iCs/>
           <w:color w:val="6B6680"/>
         </w:rPr>
-        <w:t xml:space="preserve">Use these practical checklists with every translation. Tick each point as you go. Checklist 4, based on Dr Abdullah’s framework, will be completed by the Translation Team.</w:t>
+        <w:t xml:space="preserve">Use these practical checklists with every translation. Tick each point as you go.</w:t>
       </w:r>
     </w:p>
     <w:p>
@@ -32212,27 +32184,7 @@
         <w:pageBreakBefore/>
       </w:pPr>
       <w:r>
-        <w:t xml:space="preserve">Checklist 4: Based on Dr Abdullah’s framework</w:t>
-      </w:r>
-    </w:p>
-    <w:p>
-      <w:pPr>
-        <w:spacing w:after="120" w:line="290"/>
-      </w:pPr>
-      <w:r>
-        <w:rPr>
-          <w:rFonts w:ascii="Calibri" w:cs="Calibri" w:eastAsia="Calibri" w:hAnsi="Calibri"/>
-        </w:rPr>
-        <w:t xml:space="preserve">[To be completed by the Translation Team, based on Dr Abdullah’s PhD research and framework.]</w:t>
-      </w:r>
-    </w:p>
-    <w:p>
-      <w:pPr>
-        <w:pStyle w:val="Heading2"/>
-        <w:pageBreakBefore/>
-      </w:pPr>
-      <w:r>
-        <w:t xml:space="preserve">Checklist 5: Your commentary</w:t>
+        <w:t xml:space="preserve">Checklist 4: Your commentary</w:t>
       </w:r>
     </w:p>
     <w:p>
@@ -32351,8 +32303,77 @@
         <w:rPr>
           <w:rFonts w:ascii="Calibri" w:cs="Calibri" w:eastAsia="Calibri" w:hAnsi="Calibri"/>
         </w:rPr>
-        <w:t xml:space="preserve">An Arabic version of the handbook is planned for future use (Translation Team, n.d.). [The team to confirm the audiences and materials planned for future editions. Suggestions: authentic news texts for practice; examples from the 180, 182 and 386 course texts; a completed checklist based on Dr Abdullah’s framework; subtitling exercises with film clips; and chapters on interpreting, and on legal and medical translation, for more advanced readers.]</w:t>
-      </w:r>
+        <w:t xml:space="preserve">Future editions are planned to include:</w:t>
+      </w:r>
+    </w:p>
+    <w:p>
+      <w:pPr>
+        <w:pStyle w:val="ListParagraph"/>
+        <w:numPr>
+          <w:ilvl w:val="0"/>
+          <w:numId w:val="2"/>
+        </w:numPr>
+        <w:spacing w:after="70" w:line="290"/>
+      </w:pPr>
+      <w:r>
+        <w:rPr>
+          <w:rFonts w:ascii="Calibri" w:cs="Calibri" w:eastAsia="Calibri" w:hAnsi="Calibri"/>
+        </w:rPr>
+        <w:t xml:space="preserve">an Arabic version of the handbook (Translation Team, n.d.);</w:t>
+      </w:r>
+    </w:p>
+    <w:p>
+      <w:pPr>
+        <w:pStyle w:val="ListParagraph"/>
+        <w:numPr>
+          <w:ilvl w:val="0"/>
+          <w:numId w:val="2"/>
+        </w:numPr>
+        <w:spacing w:after="70" w:line="290"/>
+      </w:pPr>
+      <w:r>
+        <w:rPr>
+          <w:rFonts w:ascii="Calibri" w:cs="Calibri" w:eastAsia="Calibri" w:hAnsi="Calibri"/>
+        </w:rPr>
+        <w:t xml:space="preserve">more authentic news texts for practice;</w:t>
+      </w:r>
+    </w:p>
+    <w:p>
+      <w:pPr>
+        <w:pStyle w:val="ListParagraph"/>
+        <w:numPr>
+          <w:ilvl w:val="0"/>
+          <w:numId w:val="2"/>
+        </w:numPr>
+        <w:spacing w:after="70" w:line="290"/>
+      </w:pPr>
+      <w:r>
+        <w:rPr>
+          <w:rFonts w:ascii="Calibri" w:cs="Calibri" w:eastAsia="Calibri" w:hAnsi="Calibri"/>
+        </w:rPr>
+        <w:t xml:space="preserve">subtitling exercises with film clips;</w:t>
+      </w:r>
+    </w:p>
+    <w:p>
+      <w:pPr>
+        <w:pStyle w:val="ListParagraph"/>
+        <w:numPr>
+          <w:ilvl w:val="0"/>
+          <w:numId w:val="2"/>
+        </w:numPr>
+        <w:spacing w:after="70" w:line="290"/>
+      </w:pPr>
+      <w:r>
+        <w:rPr>
+          <w:rFonts w:ascii="Calibri" w:cs="Calibri" w:eastAsia="Calibri" w:hAnsi="Calibri"/>
+        </w:rPr>
+        <w:t xml:space="preserve">chapters on interpreting, and on legal and medical translation, for more advanced readers.</w:t>
+      </w:r>
+    </w:p>
+    <w:p>
+      <w:pPr>
+        <w:spacing w:after="40"/>
+      </w:pPr>
     </w:p>
     <w:p>
       <w:pPr>
@@ -37232,7 +37253,7 @@
         <w:rPr>
           <w:rFonts w:ascii="Calibri" w:cs="Calibri" w:eastAsia="Calibri" w:hAnsi="Calibri"/>
         </w:rPr>
-        <w:t xml:space="preserve"> [The intermediate dictionary]. [Edition details to be confirmed.]</w:t>
+        <w:t xml:space="preserve"> [The intermediate dictionary].</w:t>
       </w:r>
     </w:p>
     <w:p>
@@ -37284,7 +37305,7 @@
         <w:rPr>
           <w:rFonts w:ascii="Calibri" w:cs="Calibri" w:eastAsia="Calibri" w:hAnsi="Calibri"/>
         </w:rPr>
-        <w:t xml:space="preserve">. Dar El-Ilm Lilmalayin. [Edition details to be confirmed.]</w:t>
+        <w:t xml:space="preserve">. Dar El-Ilm Lilmalayin.</w:t>
       </w:r>
     </w:p>
     <w:p>
@@ -37622,7 +37643,7 @@
         <w:rPr>
           <w:rFonts w:ascii="Calibri" w:cs="Calibri" w:eastAsia="Calibri" w:hAnsi="Calibri"/>
         </w:rPr>
-        <w:t xml:space="preserve"> [The book of animals] (ʿA. M. Hārūn, Ed.; 2nd ed., Vol. 1). Muṣṭafā al-Bābī al-Ḥalabī. (Original work written 9th century CE) [Page to be confirmed; secondary sources give vol. 1, p. 76.]</w:t>
+        <w:t xml:space="preserve"> [The book of animals] (ʿA. M. Hārūn, Ed.; 2nd ed., Vol. 1). Muṣṭafā al-Bābī al-Ḥalabī. (Original work written 9th century CE)</w:t>
       </w:r>
     </w:p>
     <w:p>
@@ -37778,7 +37799,7 @@
         <w:rPr>
           <w:rFonts w:ascii="Calibri" w:cs="Calibri" w:eastAsia="Calibri" w:hAnsi="Calibri"/>
         </w:rPr>
-        <w:t xml:space="preserve"> [The collected poems of al-Mutanabbi]. [Edition details to be confirmed.] (Original work written 10th century CE)</w:t>
+        <w:t xml:space="preserve"> [The collected poems of al-Mutanabbi]. (Original work written 10th century CE)</w:t>
       </w:r>
     </w:p>
     <w:p>
@@ -38216,98 +38237,6 @@
         </w:rPr>
         <w:t xml:space="preserve"> (J. M. Cowan, Ed.; 4th ed.). Spoken Language Services.</w:t>
       </w:r>
-    </w:p>
-    <w:p>
-      <w:pPr>
-        <w:pStyle w:val="Heading3"/>
-      </w:pPr>
-      <w:r>
-        <w:t xml:space="preserve">To be added by the Translation Team</w:t>
-      </w:r>
-    </w:p>
-    <w:p>
-      <w:pPr>
-        <w:pStyle w:val="ListParagraph"/>
-        <w:numPr>
-          <w:ilvl w:val="0"/>
-          <w:numId w:val="2"/>
-        </w:numPr>
-        <w:spacing w:after="70" w:line="290"/>
-      </w:pPr>
-      <w:r>
-        <w:rPr>
-          <w:rFonts w:ascii="Calibri" w:cs="Calibri" w:eastAsia="Calibri" w:hAnsi="Calibri"/>
-        </w:rPr>
-        <w:t xml:space="preserve">[Full reference for the 180 textbook.]</w:t>
-      </w:r>
-    </w:p>
-    <w:p>
-      <w:pPr>
-        <w:pStyle w:val="ListParagraph"/>
-        <w:numPr>
-          <w:ilvl w:val="0"/>
-          <w:numId w:val="2"/>
-        </w:numPr>
-        <w:spacing w:after="70" w:line="290"/>
-      </w:pPr>
-      <w:r>
-        <w:rPr>
-          <w:rFonts w:ascii="Calibri" w:cs="Calibri" w:eastAsia="Calibri" w:hAnsi="Calibri"/>
-        </w:rPr>
-        <w:t xml:space="preserve">[Full reference for the 182 course book.]</w:t>
-      </w:r>
-    </w:p>
-    <w:p>
-      <w:pPr>
-        <w:pStyle w:val="ListParagraph"/>
-        <w:numPr>
-          <w:ilvl w:val="0"/>
-          <w:numId w:val="2"/>
-        </w:numPr>
-        <w:spacing w:after="70" w:line="290"/>
-      </w:pPr>
-      <w:r>
-        <w:rPr>
-          <w:rFonts w:ascii="Calibri" w:cs="Calibri" w:eastAsia="Calibri" w:hAnsi="Calibri"/>
-        </w:rPr>
-        <w:t xml:space="preserve">[Full reference for the 386 course texts, if they are used.]</w:t>
-      </w:r>
-    </w:p>
-    <w:p>
-      <w:pPr>
-        <w:pStyle w:val="ListParagraph"/>
-        <w:numPr>
-          <w:ilvl w:val="0"/>
-          <w:numId w:val="2"/>
-        </w:numPr>
-        <w:spacing w:after="70" w:line="290"/>
-      </w:pPr>
-      <w:r>
-        <w:rPr>
-          <w:rFonts w:ascii="Calibri" w:cs="Calibri" w:eastAsia="Calibri" w:hAnsi="Calibri"/>
-        </w:rPr>
-        <w:t xml:space="preserve">[Author and publication details for </w:t>
-      </w:r>
-      <w:r>
-        <w:rPr>
-          <w:rFonts w:ascii="Arial" w:cs="Arial" w:hAnsi="Arial"/>
-          <w:sz w:val="23"/>
-          <w:szCs w:val="24"/>
-          <w:rtl/>
-        </w:rPr>
-        <w:t xml:space="preserve">الترجمة: ماهيتها</w:t>
-      </w:r>
-      <w:r>
-        <w:rPr>
-          <w:rFonts w:ascii="Calibri" w:cs="Calibri" w:eastAsia="Calibri" w:hAnsi="Calibri"/>
-        </w:rPr>
-        <w:t xml:space="preserve">. The professor’s notes attribute this text to Dr Yusuf; please confirm.]</w:t>
-      </w:r>
-    </w:p>
-    <w:p>
-      <w:pPr>
-        <w:spacing w:after="40"/>
-      </w:pPr>
     </w:p>
     <w:p>
       <w:pPr>

--- a/Translation-Handbook.docx
+++ b/Translation-Handbook.docx
@@ -493,7 +493,7 @@
         <w:rPr>
           <w:rFonts w:ascii="Calibri" w:cs="Calibri" w:eastAsia="Calibri" w:hAnsi="Calibri"/>
         </w:rPr>
-        <w:t xml:space="preserve">The Translation Team thanks its supervisor and Dr Amin for their guidance and feedback, and every team member who collected material, examples and practice texts for this handbook.</w:t>
+        <w:t xml:space="preserve">The Translation Team thanks every team member who collected material, examples and practice texts for this handbook.</w:t>
       </w:r>
     </w:p>
     <w:p>

--- a/Translation-Handbook.docx
+++ b/Translation-Handbook.docx
@@ -3,80 +3,111 @@
 <w:document xmlns:wpc="http://schemas.microsoft.com/office/word/2010/wordprocessingCanvas" xmlns:mc="http://schemas.openxmlformats.org/markup-compatibility/2006" xmlns:o="urn:schemas-microsoft-com:office:office" xmlns:r="http://schemas.openxmlformats.org/officeDocument/2006/relationships" xmlns:m="http://schemas.openxmlformats.org/officeDocument/2006/math" xmlns:v="urn:schemas-microsoft-com:vml" xmlns:wp14="http://schemas.microsoft.com/office/word/2010/wordprocessingDrawing" xmlns:wp="http://schemas.openxmlformats.org/drawingml/2006/wordprocessingDrawing" xmlns:w10="urn:schemas-microsoft-com:office:word" xmlns:w="http://schemas.openxmlformats.org/wordprocessingml/2006/main" xmlns:w14="http://schemas.microsoft.com/office/word/2010/wordml" xmlns:w15="http://schemas.microsoft.com/office/word/2012/wordml" xmlns:wpg="http://schemas.microsoft.com/office/word/2010/wordprocessingGroup" xmlns:wpi="http://schemas.microsoft.com/office/word/2010/wordprocessingInk" xmlns:wne="http://schemas.microsoft.com/office/word/2006/wordml" xmlns:wps="http://schemas.microsoft.com/office/word/2010/wordprocessingShape" xmlns:cx="http://schemas.microsoft.com/office/drawing/2014/chartex" xmlns:cx1="http://schemas.microsoft.com/office/drawing/2015/9/8/chartex" xmlns:cx2="http://schemas.microsoft.com/office/drawing/2015/10/21/chartex" xmlns:cx3="http://schemas.microsoft.com/office/drawing/2016/5/9/chartex" xmlns:cx4="http://schemas.microsoft.com/office/drawing/2016/5/10/chartex" xmlns:cx5="http://schemas.microsoft.com/office/drawing/2016/5/11/chartex" xmlns:cx6="http://schemas.microsoft.com/office/drawing/2016/5/12/chartex" xmlns:cx7="http://schemas.microsoft.com/office/drawing/2016/5/13/chartex" xmlns:cx8="http://schemas.microsoft.com/office/drawing/2016/5/14/chartex" xmlns:aink="http://schemas.microsoft.com/office/drawing/2016/ink" xmlns:am3d="http://schemas.microsoft.com/office/drawing/2017/model3d" xmlns:w16cex="http://schemas.microsoft.com/office/word/2018/wordml/cex" xmlns:w16cid="http://schemas.microsoft.com/office/word/2016/wordml/cid" xmlns:w16="http://schemas.microsoft.com/office/word/2018/wordml" xmlns:w16sdtdh="http://schemas.microsoft.com/office/word/2020/wordml/sdtdatahash" xmlns:w16se="http://schemas.microsoft.com/office/word/2015/wordml/symex" mc:Ignorable="w14 w15 wp14">
   <w:body>
     <w:p>
+      <w:r>
+        <w:drawing>
+          <wp:anchor distT="0" distB="0" distL="0" distR="0" simplePos="0" allowOverlap="1" behindDoc="1" locked="0" layoutInCell="1" relativeHeight="9001125">
+            <wp:simplePos x="0" y="0"/>
+            <wp:positionH relativeFrom="page">
+              <wp:posOffset>0</wp:posOffset>
+            </wp:positionH>
+            <wp:positionV relativeFrom="page">
+              <wp:posOffset>0</wp:posOffset>
+            </wp:positionV>
+            <wp:extent cx="6334125" cy="9001125"/>
+            <wp:effectExtent t="0" r="0" b="0" l="0"/>
+            <wp:wrapNone/>
+            <wp:docPr id="1" name="" descr="" title=""/>
+            <wp:cNvGraphicFramePr>
+              <a:graphicFrameLocks xmlns:a="http://schemas.openxmlformats.org/drawingml/2006/main" noChangeAspect="1"/>
+            </wp:cNvGraphicFramePr>
+            <a:graphic xmlns:a="http://schemas.openxmlformats.org/drawingml/2006/main">
+              <a:graphicData uri="http://schemas.openxmlformats.org/drawingml/2006/picture">
+                <pic:pic xmlns:pic="http://schemas.openxmlformats.org/drawingml/2006/picture">
+                  <pic:nvPicPr>
+                    <pic:cNvPr id="0" name="" descr=""/>
+                    <pic:cNvPicPr>
+                      <a:picLocks noChangeAspect="1" noChangeArrowheads="1"/>
+                    </pic:cNvPicPr>
+                  </pic:nvPicPr>
+                  <pic:blipFill>
+                    <a:blip r:embed="rId15" cstate="none"/>
+                    <a:srcRect/>
+                    <a:stretch>
+                      <a:fillRect/>
+                    </a:stretch>
+                  </pic:blipFill>
+                  <pic:spPr bwMode="auto">
+                    <a:xfrm>
+                      <a:off x="0" y="0"/>
+                      <a:ext cx="6334125" cy="9001125"/>
+                    </a:xfrm>
+                    <a:prstGeom prst="rect">
+                      <a:avLst/>
+                    </a:prstGeom>
+                  </pic:spPr>
+                </pic:pic>
+              </a:graphicData>
+            </a:graphic>
+          </wp:anchor>
+        </w:drawing>
+      </w:r>
+    </w:p>
+    <w:p>
+      <w:pPr>
+        <w:sectPr>
+          <w:headerReference w:type="default" r:id="rId7"/>
+          <w:footerReference w:type="default" r:id="rId8"/>
+          <w:pgSz w:w="9979" w:h="14175" w:orient="portrait"/>
+          <w:pgMar w:top="0" w:right="0" w:bottom="0" w:left="0" w:header="0" w:footer="0" w:gutter="0"/>
+          <w:pgNumType/>
+          <w:docGrid w:linePitch="360"/>
+        </w:sectPr>
+      </w:pPr>
+    </w:p>
+    <w:p>
       <w:pPr>
         <w:spacing w:after="0" w:before="900"/>
         <w:jc w:val="center"/>
       </w:pPr>
       <w:r>
-        <w:rPr>
-          <w:rFonts w:ascii="Georgia" w:cs="Georgia" w:eastAsia="Georgia" w:hAnsi="Georgia"/>
-          <w:b/>
-          <w:bCs/>
-          <w:color w:val="3D1591"/>
-          <w:sz w:val="72"/>
-          <w:szCs w:val="72"/>
-        </w:rPr>
-        <w:t xml:space="preserve">Guild </w:t>
-      </w:r>
-      <w:r>
-        <w:rPr>
-          <w:rFonts w:ascii="Arial" w:cs="Arial" w:eastAsia="Arial" w:hAnsi="Arial"/>
-          <w:color w:val="8756C0"/>
-          <w:sz w:val="42"/>
-          <w:szCs w:val="42"/>
-        </w:rPr>
-        <w:t xml:space="preserve">●</w:t>
-      </w:r>
-      <w:r>
-        <w:rPr>
-          <w:rFonts w:ascii="Arial" w:cs="Arial" w:eastAsia="Arial" w:hAnsi="Arial"/>
-          <w:color w:val="867EF6"/>
-          <w:sz w:val="42"/>
-          <w:szCs w:val="42"/>
-        </w:rPr>
-        <w:t xml:space="preserve">●</w:t>
-      </w:r>
-      <w:r>
-        <w:rPr>
-          <w:rFonts w:ascii="Arial" w:cs="Arial" w:eastAsia="Arial" w:hAnsi="Arial"/>
-          <w:color w:val="CCCDFB"/>
-          <w:sz w:val="42"/>
-          <w:szCs w:val="42"/>
-        </w:rPr>
-        <w:t xml:space="preserve">●</w:t>
-      </w:r>
-    </w:p>
-    <w:p>
-      <w:pPr>
-        <w:spacing w:after="40"/>
-        <w:jc w:val="center"/>
-      </w:pPr>
-      <w:r>
-        <w:rPr>
-          <w:rFonts w:ascii="Georgia" w:cs="Georgia" w:eastAsia="Georgia" w:hAnsi="Georgia"/>
-          <w:b/>
-          <w:bCs/>
-          <w:color w:val="3D1591"/>
-          <w:sz w:val="28"/>
-          <w:szCs w:val="28"/>
-        </w:rPr>
-        <w:t xml:space="preserve">Translation Team</w:t>
-      </w:r>
-    </w:p>
-    <w:p>
-      <w:pPr>
-        <w:spacing w:after="0"/>
-        <w:jc w:val="center"/>
-      </w:pPr>
-      <w:r>
-        <w:rPr>
-          <w:rFonts w:ascii="Calibri" w:cs="Calibri" w:eastAsia="Calibri" w:hAnsi="Calibri"/>
-          <w:color w:val="6B6680"/>
-          <w:spacing w:val="60"/>
-          <w:sz w:val="16"/>
-          <w:szCs w:val="16"/>
-        </w:rPr>
-        <w:t xml:space="preserve">Professional Club</w:t>
+        <w:drawing>
+          <wp:inline distT="0" distB="0" distL="0" distR="0">
+            <wp:extent cx="2171700" cy="1066800"/>
+            <wp:effectExtent t="0" r="0" b="0" l="0"/>
+            <wp:docPr id="1" name="" descr="" title=""/>
+            <wp:cNvGraphicFramePr>
+              <a:graphicFrameLocks xmlns:a="http://schemas.openxmlformats.org/drawingml/2006/main" noChangeAspect="1"/>
+            </wp:cNvGraphicFramePr>
+            <a:graphic xmlns:a="http://schemas.openxmlformats.org/drawingml/2006/main">
+              <a:graphicData uri="http://schemas.openxmlformats.org/drawingml/2006/picture">
+                <pic:pic xmlns:pic="http://schemas.openxmlformats.org/drawingml/2006/picture">
+                  <pic:nvPicPr>
+                    <pic:cNvPr id="0" name="" descr=""/>
+                    <pic:cNvPicPr>
+                      <a:picLocks noChangeAspect="1" noChangeArrowheads="1"/>
+                    </pic:cNvPicPr>
+                  </pic:nvPicPr>
+                  <pic:blipFill>
+                    <a:blip r:embed="rId16" cstate="none"/>
+                    <a:srcRect/>
+                    <a:stretch>
+                      <a:fillRect/>
+                    </a:stretch>
+                  </pic:blipFill>
+                  <pic:spPr bwMode="auto">
+                    <a:xfrm>
+                      <a:off x="0" y="0"/>
+                      <a:ext cx="2171700" cy="1066800"/>
+                    </a:xfrm>
+                    <a:prstGeom prst="rect">
+                      <a:avLst/>
+                    </a:prstGeom>
+                  </pic:spPr>
+                </pic:pic>
+              </a:graphicData>
+            </a:graphic>
+          </wp:inline>
+        </w:drawing>
       </w:r>
     </w:p>
     <w:p>
@@ -1442,8 +1473,19 @@
     </w:p>
     <w:p>
       <w:pPr>
+        <w:sectPr>
+          <w:headerReference w:type="default" r:id="rId9"/>
+          <w:footerReference w:type="default" r:id="rId10"/>
+          <w:pgSz w:w="9979" w:h="14175" w:orient="portrait"/>
+          <w:pgMar w:top="1134" w:right="1134" w:bottom="1134" w:left="1134" w:header="567" w:footer="510" w:gutter="0"/>
+          <w:pgNumType w:start="1" w:fmt="lowerRoman"/>
+          <w:docGrid w:linePitch="360"/>
+        </w:sectPr>
+      </w:pPr>
+    </w:p>
+    <w:p>
+      <w:pPr>
         <w:pStyle w:val="Heading1"/>
-        <w:pageBreakBefore/>
       </w:pPr>
       <w:r>
         <w:t xml:space="preserve">Part 1: Getting started</w:t>
@@ -38240,135 +38282,71 @@
     </w:p>
     <w:p>
       <w:pPr>
-        <w:pageBreakBefore/>
-        <w:spacing w:after="200" w:before="2400"/>
-        <w:jc w:val="center"/>
-      </w:pPr>
-      <w:r>
-        <w:rPr>
-          <w:rFonts w:ascii="Georgia" w:cs="Georgia" w:eastAsia="Georgia" w:hAnsi="Georgia"/>
-          <w:i/>
-          <w:iCs/>
-          <w:color w:val="1F1A2E"/>
-          <w:sz w:val="30"/>
-          <w:szCs w:val="30"/>
-        </w:rPr>
-        <w:t xml:space="preserve">“Translate the meaning, not the words.”</w:t>
-      </w:r>
-    </w:p>
-    <w:p>
-      <w:pPr>
-        <w:bidi/>
-        <w:spacing w:after="600"/>
-        <w:jc w:val="center"/>
-      </w:pPr>
-      <w:r>
-        <w:rPr>
-          <w:rFonts w:ascii="Arial" w:cs="Arial" w:hAnsi="Arial"/>
-          <w:color w:val="6B6680"/>
-          <w:sz w:val="28"/>
-          <w:szCs w:val="28"/>
-          <w:rtl/>
-        </w:rPr>
-        <w:t xml:space="preserve">ترجِمِ المعنى، لا الكلمات.</w:t>
-      </w:r>
-    </w:p>
-    <w:p>
-      <w:pPr>
-        <w:spacing w:after="1600" w:line="300"/>
-        <w:jc w:val="center"/>
-      </w:pPr>
-      <w:r>
-        <w:rPr>
-          <w:rFonts w:ascii="Calibri" w:cs="Calibri" w:eastAsia="Calibri" w:hAnsi="Calibri"/>
-          <w:color w:val="6B6680"/>
-          <w:sz w:val="20"/>
-          <w:szCs w:val="20"/>
-        </w:rPr>
-        <w:t xml:space="preserve">A step-by-step guide for beginners who want to translate between English and Arabic: from preparing a text to checking and explaining the result, with examples in both languages, exercises and answers.</w:t>
-      </w:r>
-    </w:p>
-    <w:p>
-      <w:pPr>
-        <w:spacing w:after="0" w:before="0"/>
-        <w:jc w:val="center"/>
-      </w:pPr>
-      <w:r>
-        <w:rPr>
-          <w:rFonts w:ascii="Georgia" w:cs="Georgia" w:eastAsia="Georgia" w:hAnsi="Georgia"/>
-          <w:b/>
-          <w:bCs/>
-          <w:color w:val="3D1591"/>
-          <w:sz w:val="48"/>
-          <w:szCs w:val="48"/>
-        </w:rPr>
-        <w:t xml:space="preserve">Guild </w:t>
-      </w:r>
-      <w:r>
-        <w:rPr>
-          <w:rFonts w:ascii="Arial" w:cs="Arial" w:eastAsia="Arial" w:hAnsi="Arial"/>
-          <w:color w:val="8756C0"/>
-          <w:sz w:val="28"/>
-          <w:szCs w:val="28"/>
-        </w:rPr>
-        <w:t xml:space="preserve">●</w:t>
-      </w:r>
-      <w:r>
-        <w:rPr>
-          <w:rFonts w:ascii="Arial" w:cs="Arial" w:eastAsia="Arial" w:hAnsi="Arial"/>
-          <w:color w:val="867EF6"/>
-          <w:sz w:val="28"/>
-          <w:szCs w:val="28"/>
-        </w:rPr>
-        <w:t xml:space="preserve">●</w:t>
-      </w:r>
-      <w:r>
-        <w:rPr>
-          <w:rFonts w:ascii="Arial" w:cs="Arial" w:eastAsia="Arial" w:hAnsi="Arial"/>
-          <w:color w:val="CCCDFB"/>
-          <w:sz w:val="28"/>
-          <w:szCs w:val="28"/>
-        </w:rPr>
-        <w:t xml:space="preserve">●</w:t>
-      </w:r>
-    </w:p>
-    <w:p>
-      <w:pPr>
-        <w:spacing w:after="40"/>
-        <w:jc w:val="center"/>
-      </w:pPr>
-      <w:r>
-        <w:rPr>
-          <w:rFonts w:ascii="Georgia" w:cs="Georgia" w:eastAsia="Georgia" w:hAnsi="Georgia"/>
-          <w:b/>
-          <w:bCs/>
-          <w:color w:val="3D1591"/>
-          <w:sz w:val="18"/>
-          <w:szCs w:val="18"/>
-        </w:rPr>
-        <w:t xml:space="preserve">Translation Team</w:t>
-      </w:r>
-    </w:p>
-    <w:p>
-      <w:pPr>
-        <w:spacing w:after="0"/>
-        <w:jc w:val="center"/>
-      </w:pPr>
-      <w:r>
-        <w:rPr>
-          <w:rFonts w:ascii="Calibri" w:cs="Calibri" w:eastAsia="Calibri" w:hAnsi="Calibri"/>
-          <w:color w:val="6B6680"/>
-          <w:spacing w:val="60"/>
-          <w:sz w:val="10"/>
-          <w:szCs w:val="10"/>
-        </w:rPr>
-        <w:t xml:space="preserve">Professional Club</w:t>
+        <w:sectPr>
+          <w:headerReference w:type="default" r:id="rId11"/>
+          <w:footerReference w:type="default" r:id="rId12"/>
+          <w:pgSz w:w="9979" w:h="14175" w:orient="portrait"/>
+          <w:pgMar w:top="1134" w:right="1134" w:bottom="1134" w:left="1134" w:header="567" w:footer="510" w:gutter="0"/>
+          <w:pgNumType w:start="1" w:fmt="decimal"/>
+          <w:docGrid w:linePitch="360"/>
+        </w:sectPr>
+      </w:pPr>
+    </w:p>
+    <w:p>
+      <w:r>
+        <w:drawing>
+          <wp:anchor distT="0" distB="0" distL="0" distR="0" simplePos="0" allowOverlap="1" behindDoc="1" locked="0" layoutInCell="1" relativeHeight="9001125">
+            <wp:simplePos x="0" y="0"/>
+            <wp:positionH relativeFrom="page">
+              <wp:posOffset>0</wp:posOffset>
+            </wp:positionH>
+            <wp:positionV relativeFrom="page">
+              <wp:posOffset>0</wp:posOffset>
+            </wp:positionV>
+            <wp:extent cx="6334125" cy="9001125"/>
+            <wp:effectExtent t="0" r="0" b="0" l="0"/>
+            <wp:wrapNone/>
+            <wp:docPr id="1" name="" descr="" title=""/>
+            <wp:cNvGraphicFramePr>
+              <a:graphicFrameLocks xmlns:a="http://schemas.openxmlformats.org/drawingml/2006/main" noChangeAspect="1"/>
+            </wp:cNvGraphicFramePr>
+            <a:graphic xmlns:a="http://schemas.openxmlformats.org/drawingml/2006/main">
+              <a:graphicData uri="http://schemas.openxmlformats.org/drawingml/2006/picture">
+                <pic:pic xmlns:pic="http://schemas.openxmlformats.org/drawingml/2006/picture">
+                  <pic:nvPicPr>
+                    <pic:cNvPr id="0" name="" descr=""/>
+                    <pic:cNvPicPr>
+                      <a:picLocks noChangeAspect="1" noChangeArrowheads="1"/>
+                    </pic:cNvPicPr>
+                  </pic:nvPicPr>
+                  <pic:blipFill>
+                    <a:blip r:embed="rId17" cstate="none"/>
+                    <a:srcRect/>
+                    <a:stretch>
+                      <a:fillRect/>
+                    </a:stretch>
+                  </pic:blipFill>
+                  <pic:spPr bwMode="auto">
+                    <a:xfrm>
+                      <a:off x="0" y="0"/>
+                      <a:ext cx="6334125" cy="9001125"/>
+                    </a:xfrm>
+                    <a:prstGeom prst="rect">
+                      <a:avLst/>
+                    </a:prstGeom>
+                  </pic:spPr>
+                </pic:pic>
+              </a:graphicData>
+            </a:graphic>
+          </wp:anchor>
+        </w:drawing>
       </w:r>
     </w:p>
     <w:sectPr>
-      <w:footerReference w:type="default" r:id="rId7"/>
+      <w:headerReference w:type="default" r:id="rId13"/>
+      <w:footerReference w:type="default" r:id="rId14"/>
       <w:pgSz w:w="9979" w:h="14175" w:orient="portrait"/>
-      <w:pgMar w:top="1134" w:right="1134" w:bottom="1134" w:left="1134" w:header="708" w:footer="510" w:gutter="0"/>
+      <w:pgMar w:top="0" w:right="0" w:bottom="0" w:left="0" w:header="0" w:footer="0" w:gutter="0"/>
       <w:pgNumType/>
       <w:docGrid w:linePitch="360"/>
     </w:sectPr>
@@ -38418,6 +38396,12 @@
 </file>
 
 <file path=word/footer1.xml><?xml version="1.0" encoding="utf-8"?>
+<w:ftr xmlns:wpc="http://schemas.microsoft.com/office/word/2010/wordprocessingCanvas" xmlns:mc="http://schemas.openxmlformats.org/markup-compatibility/2006" xmlns:o="urn:schemas-microsoft-com:office:office" xmlns:r="http://schemas.openxmlformats.org/officeDocument/2006/relationships" xmlns:m="http://schemas.openxmlformats.org/officeDocument/2006/math" xmlns:v="urn:schemas-microsoft-com:vml" xmlns:wp14="http://schemas.microsoft.com/office/word/2010/wordprocessingDrawing" xmlns:wp="http://schemas.openxmlformats.org/drawingml/2006/wordprocessingDrawing" xmlns:w10="urn:schemas-microsoft-com:office:word" xmlns:w="http://schemas.openxmlformats.org/wordprocessingml/2006/main" xmlns:w14="http://schemas.microsoft.com/office/word/2010/wordml" xmlns:w15="http://schemas.microsoft.com/office/word/2012/wordml" xmlns:wpg="http://schemas.microsoft.com/office/word/2010/wordprocessingGroup" xmlns:wpi="http://schemas.microsoft.com/office/word/2010/wordprocessingInk" xmlns:wne="http://schemas.microsoft.com/office/word/2006/wordml" xmlns:wps="http://schemas.microsoft.com/office/word/2010/wordprocessingShape">
+  <w:p/>
+</w:ftr>
+</file>
+
+<file path=word/footer2.xml><?xml version="1.0" encoding="utf-8"?>
 <w:ftr xmlns:wpc="http://schemas.microsoft.com/office/word/2010/wordprocessingCanvas" xmlns:mc="http://schemas.openxmlformats.org/markup-compatibility/2006" xmlns:o="urn:schemas-microsoft-com:office:office" xmlns:r="http://schemas.openxmlformats.org/officeDocument/2006/relationships" xmlns:m="http://schemas.openxmlformats.org/officeDocument/2006/math" xmlns:v="urn:schemas-microsoft-com:vml" xmlns:wp14="http://schemas.microsoft.com/office/word/2010/wordprocessingDrawing" xmlns:wp="http://schemas.openxmlformats.org/drawingml/2006/wordprocessingDrawing" xmlns:w10="urn:schemas-microsoft-com:office:word" xmlns:w="http://schemas.openxmlformats.org/wordprocessingml/2006/main" xmlns:w14="http://schemas.microsoft.com/office/word/2010/wordml" xmlns:w15="http://schemas.microsoft.com/office/word/2012/wordml" xmlns:wpg="http://schemas.microsoft.com/office/word/2010/wordprocessingGroup" xmlns:wpi="http://schemas.microsoft.com/office/word/2010/wordprocessingInk" xmlns:wne="http://schemas.microsoft.com/office/word/2006/wordml" xmlns:wps="http://schemas.microsoft.com/office/word/2010/wordprocessingShape">
   <w:p>
     <w:pPr>
@@ -38439,6 +38423,34 @@
 </w:ftr>
 </file>
 
+<file path=word/footer3.xml><?xml version="1.0" encoding="utf-8"?>
+<w:ftr xmlns:wpc="http://schemas.microsoft.com/office/word/2010/wordprocessingCanvas" xmlns:mc="http://schemas.openxmlformats.org/markup-compatibility/2006" xmlns:o="urn:schemas-microsoft-com:office:office" xmlns:r="http://schemas.openxmlformats.org/officeDocument/2006/relationships" xmlns:m="http://schemas.openxmlformats.org/officeDocument/2006/math" xmlns:v="urn:schemas-microsoft-com:vml" xmlns:wp14="http://schemas.microsoft.com/office/word/2010/wordprocessingDrawing" xmlns:wp="http://schemas.openxmlformats.org/drawingml/2006/wordprocessingDrawing" xmlns:w10="urn:schemas-microsoft-com:office:word" xmlns:w="http://schemas.openxmlformats.org/wordprocessingml/2006/main" xmlns:w14="http://schemas.microsoft.com/office/word/2010/wordml" xmlns:w15="http://schemas.microsoft.com/office/word/2012/wordml" xmlns:wpg="http://schemas.microsoft.com/office/word/2010/wordprocessingGroup" xmlns:wpi="http://schemas.microsoft.com/office/word/2010/wordprocessingInk" xmlns:wne="http://schemas.microsoft.com/office/word/2006/wordml" xmlns:wps="http://schemas.microsoft.com/office/word/2010/wordprocessingShape">
+  <w:p>
+    <w:pPr>
+      <w:jc w:val="center"/>
+    </w:pPr>
+    <w:r>
+      <w:rPr>
+        <w:rFonts w:ascii="Calibri" w:cs="Calibri" w:eastAsia="Calibri" w:hAnsi="Calibri"/>
+        <w:color w:val="6B6680"/>
+        <w:sz w:val="17"/>
+        <w:szCs w:val="17"/>
+      </w:rPr>
+      <w:fldChar w:fldCharType="begin"/>
+      <w:instrText xml:space="preserve">PAGE</w:instrText>
+      <w:fldChar w:fldCharType="separate"/>
+      <w:fldChar w:fldCharType="end"/>
+    </w:r>
+  </w:p>
+</w:ftr>
+</file>
+
+<file path=word/footer4.xml><?xml version="1.0" encoding="utf-8"?>
+<w:ftr xmlns:wpc="http://schemas.microsoft.com/office/word/2010/wordprocessingCanvas" xmlns:mc="http://schemas.openxmlformats.org/markup-compatibility/2006" xmlns:o="urn:schemas-microsoft-com:office:office" xmlns:r="http://schemas.openxmlformats.org/officeDocument/2006/relationships" xmlns:m="http://schemas.openxmlformats.org/officeDocument/2006/math" xmlns:v="urn:schemas-microsoft-com:vml" xmlns:wp14="http://schemas.microsoft.com/office/word/2010/wordprocessingDrawing" xmlns:wp="http://schemas.openxmlformats.org/drawingml/2006/wordprocessingDrawing" xmlns:w10="urn:schemas-microsoft-com:office:word" xmlns:w="http://schemas.openxmlformats.org/wordprocessingml/2006/main" xmlns:w14="http://schemas.microsoft.com/office/word/2010/wordml" xmlns:w15="http://schemas.microsoft.com/office/word/2012/wordml" xmlns:wpg="http://schemas.microsoft.com/office/word/2010/wordprocessingGroup" xmlns:wpi="http://schemas.microsoft.com/office/word/2010/wordprocessingInk" xmlns:wne="http://schemas.microsoft.com/office/word/2006/wordml" xmlns:wps="http://schemas.microsoft.com/office/word/2010/wordprocessingShape">
+  <w:p/>
+</w:ftr>
+</file>
+
 <file path=word/footnotes.xml><?xml version="1.0" encoding="utf-8"?>
 <w:footnotes xmlns:wpc="http://schemas.microsoft.com/office/word/2010/wordprocessingCanvas" xmlns:mc="http://schemas.openxmlformats.org/markup-compatibility/2006" xmlns:o="urn:schemas-microsoft-com:office:office" xmlns:r="http://schemas.openxmlformats.org/officeDocument/2006/relationships" xmlns:m="http://schemas.openxmlformats.org/officeDocument/2006/math" xmlns:v="urn:schemas-microsoft-com:vml" xmlns:wp14="http://schemas.microsoft.com/office/word/2010/wordprocessingDrawing" xmlns:wp="http://schemas.openxmlformats.org/drawingml/2006/wordprocessingDrawing" xmlns:w10="urn:schemas-microsoft-com:office:word" xmlns:w="http://schemas.openxmlformats.org/wordprocessingml/2006/main" xmlns:w14="http://schemas.microsoft.com/office/word/2010/wordml" xmlns:w15="http://schemas.microsoft.com/office/word/2012/wordml" xmlns:wpg="http://schemas.microsoft.com/office/word/2010/wordprocessingGroup" xmlns:wpi="http://schemas.microsoft.com/office/word/2010/wordprocessingInk" xmlns:wne="http://schemas.microsoft.com/office/word/2006/wordml" xmlns:wps="http://schemas.microsoft.com/office/word/2010/wordprocessingShape" mc:Ignorable="w14 w15 wp14">
   <w:footnote w:type="separator" w:id="-1">
@@ -38474,6 +38486,59 @@
     </w:p>
   </w:footnote>
 </w:footnotes>
+</file>
+
+<file path=word/header1.xml><?xml version="1.0" encoding="utf-8"?>
+<w:hdr xmlns:wpc="http://schemas.microsoft.com/office/word/2010/wordprocessingCanvas" xmlns:mc="http://schemas.openxmlformats.org/markup-compatibility/2006" xmlns:o="urn:schemas-microsoft-com:office:office" xmlns:r="http://schemas.openxmlformats.org/officeDocument/2006/relationships" xmlns:m="http://schemas.openxmlformats.org/officeDocument/2006/math" xmlns:v="urn:schemas-microsoft-com:vml" xmlns:wp14="http://schemas.microsoft.com/office/word/2010/wordprocessingDrawing" xmlns:wp="http://schemas.openxmlformats.org/drawingml/2006/wordprocessingDrawing" xmlns:w10="urn:schemas-microsoft-com:office:word" xmlns:w="http://schemas.openxmlformats.org/wordprocessingml/2006/main" xmlns:w14="http://schemas.microsoft.com/office/word/2010/wordml" xmlns:w15="http://schemas.microsoft.com/office/word/2012/wordml" xmlns:wpg="http://schemas.microsoft.com/office/word/2010/wordprocessingGroup" xmlns:wpi="http://schemas.microsoft.com/office/word/2010/wordprocessingInk" xmlns:wne="http://schemas.microsoft.com/office/word/2006/wordml" xmlns:wps="http://schemas.microsoft.com/office/word/2010/wordprocessingShape" xmlns:cx="http://schemas.microsoft.com/office/drawing/2014/chartex" xmlns:cx1="http://schemas.microsoft.com/office/drawing/2015/9/8/chartex" xmlns:cx2="http://schemas.microsoft.com/office/drawing/2015/10/21/chartex" xmlns:cx3="http://schemas.microsoft.com/office/drawing/2016/5/9/chartex" xmlns:cx4="http://schemas.microsoft.com/office/drawing/2016/5/10/chartex" xmlns:cx5="http://schemas.microsoft.com/office/drawing/2016/5/11/chartex" xmlns:cx6="http://schemas.microsoft.com/office/drawing/2016/5/12/chartex" xmlns:cx7="http://schemas.microsoft.com/office/drawing/2016/5/13/chartex" xmlns:cx8="http://schemas.microsoft.com/office/drawing/2016/5/14/chartex" xmlns:w16cid="http://schemas.microsoft.com/office/word/2016/wordml/cid" xmlns:w16se="http://schemas.microsoft.com/office/word/2015/wordml/symex">
+  <w:p/>
+</w:hdr>
+</file>
+
+<file path=word/header2.xml><?xml version="1.0" encoding="utf-8"?>
+<w:hdr xmlns:wpc="http://schemas.microsoft.com/office/word/2010/wordprocessingCanvas" xmlns:mc="http://schemas.openxmlformats.org/markup-compatibility/2006" xmlns:o="urn:schemas-microsoft-com:office:office" xmlns:r="http://schemas.openxmlformats.org/officeDocument/2006/relationships" xmlns:m="http://schemas.openxmlformats.org/officeDocument/2006/math" xmlns:v="urn:schemas-microsoft-com:vml" xmlns:wp14="http://schemas.microsoft.com/office/word/2010/wordprocessingDrawing" xmlns:wp="http://schemas.openxmlformats.org/drawingml/2006/wordprocessingDrawing" xmlns:w10="urn:schemas-microsoft-com:office:word" xmlns:w="http://schemas.openxmlformats.org/wordprocessingml/2006/main" xmlns:w14="http://schemas.microsoft.com/office/word/2010/wordml" xmlns:w15="http://schemas.microsoft.com/office/word/2012/wordml" xmlns:wpg="http://schemas.microsoft.com/office/word/2010/wordprocessingGroup" xmlns:wpi="http://schemas.microsoft.com/office/word/2010/wordprocessingInk" xmlns:wne="http://schemas.microsoft.com/office/word/2006/wordml" xmlns:wps="http://schemas.microsoft.com/office/word/2010/wordprocessingShape" xmlns:cx="http://schemas.microsoft.com/office/drawing/2014/chartex" xmlns:cx1="http://schemas.microsoft.com/office/drawing/2015/9/8/chartex" xmlns:cx2="http://schemas.microsoft.com/office/drawing/2015/10/21/chartex" xmlns:cx3="http://schemas.microsoft.com/office/drawing/2016/5/9/chartex" xmlns:cx4="http://schemas.microsoft.com/office/drawing/2016/5/10/chartex" xmlns:cx5="http://schemas.microsoft.com/office/drawing/2016/5/11/chartex" xmlns:cx6="http://schemas.microsoft.com/office/drawing/2016/5/12/chartex" xmlns:cx7="http://schemas.microsoft.com/office/drawing/2016/5/13/chartex" xmlns:cx8="http://schemas.microsoft.com/office/drawing/2016/5/14/chartex" xmlns:w16cid="http://schemas.microsoft.com/office/word/2016/wordml/cid" xmlns:w16se="http://schemas.microsoft.com/office/word/2015/wordml/symex">
+  <w:p/>
+</w:hdr>
+</file>
+
+<file path=word/header3.xml><?xml version="1.0" encoding="utf-8"?>
+<w:hdr xmlns:wpc="http://schemas.microsoft.com/office/word/2010/wordprocessingCanvas" xmlns:mc="http://schemas.openxmlformats.org/markup-compatibility/2006" xmlns:o="urn:schemas-microsoft-com:office:office" xmlns:r="http://schemas.openxmlformats.org/officeDocument/2006/relationships" xmlns:m="http://schemas.openxmlformats.org/officeDocument/2006/math" xmlns:v="urn:schemas-microsoft-com:vml" xmlns:wp14="http://schemas.microsoft.com/office/word/2010/wordprocessingDrawing" xmlns:wp="http://schemas.openxmlformats.org/drawingml/2006/wordprocessingDrawing" xmlns:w10="urn:schemas-microsoft-com:office:word" xmlns:w="http://schemas.openxmlformats.org/wordprocessingml/2006/main" xmlns:w14="http://schemas.microsoft.com/office/word/2010/wordml" xmlns:w15="http://schemas.microsoft.com/office/word/2012/wordml" xmlns:wpg="http://schemas.microsoft.com/office/word/2010/wordprocessingGroup" xmlns:wpi="http://schemas.microsoft.com/office/word/2010/wordprocessingInk" xmlns:wne="http://schemas.microsoft.com/office/word/2006/wordml" xmlns:wps="http://schemas.microsoft.com/office/word/2010/wordprocessingShape" xmlns:cx="http://schemas.microsoft.com/office/drawing/2014/chartex" xmlns:cx1="http://schemas.microsoft.com/office/drawing/2015/9/8/chartex" xmlns:cx2="http://schemas.microsoft.com/office/drawing/2015/10/21/chartex" xmlns:cx3="http://schemas.microsoft.com/office/drawing/2016/5/9/chartex" xmlns:cx4="http://schemas.microsoft.com/office/drawing/2016/5/10/chartex" xmlns:cx5="http://schemas.microsoft.com/office/drawing/2016/5/11/chartex" xmlns:cx6="http://schemas.microsoft.com/office/drawing/2016/5/12/chartex" xmlns:cx7="http://schemas.microsoft.com/office/drawing/2016/5/13/chartex" xmlns:cx8="http://schemas.microsoft.com/office/drawing/2016/5/14/chartex" xmlns:w16cid="http://schemas.microsoft.com/office/word/2016/wordml/cid" xmlns:w16se="http://schemas.microsoft.com/office/word/2015/wordml/symex">
+  <w:p>
+    <w:pPr>
+      <w:pBdr>
+        <w:bottom w:val="single" w:color="CFC9DE" w:sz="4" w:space="4"/>
+      </w:pBdr>
+      <w:tabs>
+        <w:tab w:val="right" w:pos="7711"/>
+      </w:tabs>
+    </w:pPr>
+    <w:r>
+      <w:rPr>
+        <w:rFonts w:ascii="Calibri" w:cs="Calibri" w:eastAsia="Calibri" w:hAnsi="Calibri"/>
+        <w:i/>
+        <w:iCs/>
+        <w:color w:val="6B6680"/>
+        <w:sz w:val="16"/>
+        <w:szCs w:val="16"/>
+      </w:rPr>
+      <w:t xml:space="preserve">Translation Handbook</w:t>
+    </w:r>
+    <w:r>
+      <w:rPr>
+        <w:rFonts w:ascii="Calibri" w:cs="Calibri" w:eastAsia="Calibri" w:hAnsi="Calibri"/>
+        <w:sz w:val="16"/>
+        <w:szCs w:val="16"/>
+      </w:rPr>
+      <w:tab/>
+    </w:r>
+    <w:fldSimple w:instr="STYLEREF &quot;Heading 1&quot;"/>
+  </w:p>
+</w:hdr>
+</file>
+
+<file path=word/header4.xml><?xml version="1.0" encoding="utf-8"?>
+<w:hdr xmlns:wpc="http://schemas.microsoft.com/office/word/2010/wordprocessingCanvas" xmlns:mc="http://schemas.openxmlformats.org/markup-compatibility/2006" xmlns:o="urn:schemas-microsoft-com:office:office" xmlns:r="http://schemas.openxmlformats.org/officeDocument/2006/relationships" xmlns:m="http://schemas.openxmlformats.org/officeDocument/2006/math" xmlns:v="urn:schemas-microsoft-com:vml" xmlns:wp14="http://schemas.microsoft.com/office/word/2010/wordprocessingDrawing" xmlns:wp="http://schemas.openxmlformats.org/drawingml/2006/wordprocessingDrawing" xmlns:w10="urn:schemas-microsoft-com:office:word" xmlns:w="http://schemas.openxmlformats.org/wordprocessingml/2006/main" xmlns:w14="http://schemas.microsoft.com/office/word/2010/wordml" xmlns:w15="http://schemas.microsoft.com/office/word/2012/wordml" xmlns:wpg="http://schemas.microsoft.com/office/word/2010/wordprocessingGroup" xmlns:wpi="http://schemas.microsoft.com/office/word/2010/wordprocessingInk" xmlns:wne="http://schemas.microsoft.com/office/word/2006/wordml" xmlns:wps="http://schemas.microsoft.com/office/word/2010/wordprocessingShape" xmlns:cx="http://schemas.microsoft.com/office/drawing/2014/chartex" xmlns:cx1="http://schemas.microsoft.com/office/drawing/2015/9/8/chartex" xmlns:cx2="http://schemas.microsoft.com/office/drawing/2015/10/21/chartex" xmlns:cx3="http://schemas.microsoft.com/office/drawing/2016/5/9/chartex" xmlns:cx4="http://schemas.microsoft.com/office/drawing/2016/5/10/chartex" xmlns:cx5="http://schemas.microsoft.com/office/drawing/2016/5/11/chartex" xmlns:cx6="http://schemas.microsoft.com/office/drawing/2016/5/12/chartex" xmlns:cx7="http://schemas.microsoft.com/office/drawing/2016/5/13/chartex" xmlns:cx8="http://schemas.microsoft.com/office/drawing/2016/5/14/chartex" xmlns:w16cid="http://schemas.microsoft.com/office/word/2016/wordml/cid" xmlns:w16se="http://schemas.microsoft.com/office/word/2015/wordml/symex">
+  <w:p/>
+</w:hdr>
 </file>
 
 <file path=word/numbering.xml><?xml version="1.0" encoding="utf-8"?>

--- a/Translation-Handbook.docx
+++ b/Translation-Handbook.docx
@@ -228,7 +228,7 @@
           <w:sz w:val="18"/>
           <w:szCs w:val="18"/>
         </w:rPr>
-        <w:t xml:space="preserve">First edition, 2026. Prepared by the Translation Team, Guild Professional Club, for use in the Guild Season workshops.</w:t>
+        <w:t xml:space="preserve">First edition, 2026. Prepared by the Translation Team, Guild Professional Club.</w:t>
       </w:r>
     </w:p>
     <w:p>
@@ -342,7 +342,7 @@
         <w:rPr>
           <w:rFonts w:ascii="Calibri" w:cs="Calibri" w:eastAsia="Calibri" w:hAnsi="Calibri"/>
         </w:rPr>
-        <w:t xml:space="preserve">This handbook was prepared by the Translation Team of the Guild Professional Club for students who are taking their first steps in translation between English and Arabic. It will be used in the team’s workshops during the Guild Season, and it is written so that it can also be read on its own.</w:t>
+        <w:t xml:space="preserve">This handbook was prepared by the Translation Team of the Guild Professional Club for students who are taking their first steps in translation between English and Arabic. It can be used in workshops or read on its own.</w:t>
       </w:r>
     </w:p>
     <w:p>
